--- a/book/v2/AI_ERP_혁명_Odoo와_지능형ERP_3부_에필로그.docx
+++ b/book/v2/AI_ERP_혁명_Odoo와_지능형ERP_3부_에필로그.docx
@@ -5766,7 +5766,7 @@
     </w:p>
     <w:bookmarkEnd w:id="50"/>
     <w:bookmarkEnd w:id="51"/>
-    <w:bookmarkStart w:id="61" w:name="X4635f748735780d60ec3535c91168f97134c075"/>
+    <w:bookmarkStart w:id="64" w:name="X4635f748735780d60ec3535c91168f97134c075"/>
     <w:p>
       <w:pPr>
         <w:pStyle w:val="Heading1"/>
@@ -6911,7 +6911,7 @@
       </w:r>
     </w:p>
     <w:bookmarkEnd w:id="56"/>
-    <w:bookmarkStart w:id="57" w:name="odoo-jedaix-형식지의-원장과-암묵지의-판단-계층"/>
+    <w:bookmarkStart w:id="60" w:name="odoo-jedaix-형식지의-원장과-암묵지의-판단-계층"/>
     <w:p>
       <w:pPr>
         <w:pStyle w:val="Heading2"/>
@@ -6922,7 +6922,62 @@
     </w:p>
     <w:p>
       <w:pPr>
-        <w:pStyle w:val="FirstParagraph"/>
+        <w:pStyle w:val="CaptionedFigure"/>
+      </w:pPr>
+      <w:r>
+        <w:drawing>
+          <wp:inline>
+            <wp:extent cx="4206240" cy="2774328"/>
+            <wp:effectExtent b="0" l="0" r="0" t="0"/>
+            <wp:docPr descr="그림 21-3. Odoo × JEDAIX 통합 아키텍처 — 3뇌 구조" title="" id="58" name="Picture"/>
+            <a:graphic>
+              <a:graphicData uri="http://schemas.openxmlformats.org/drawingml/2006/picture">
+                <pic:pic>
+                  <pic:nvPicPr>
+                    <pic:cNvPr descr="figures/fig_213_odoo_jedaix.png" id="59" name="Picture"/>
+                    <pic:cNvPicPr>
+                      <a:picLocks noChangeArrowheads="1" noChangeAspect="1"/>
+                    </pic:cNvPicPr>
+                  </pic:nvPicPr>
+                  <pic:blipFill>
+                    <a:blip r:embed="rId57"/>
+                    <a:stretch>
+                      <a:fillRect/>
+                    </a:stretch>
+                  </pic:blipFill>
+                  <pic:spPr bwMode="auto">
+                    <a:xfrm>
+                      <a:off x="0" y="0"/>
+                      <a:ext cx="4206240" cy="2774328"/>
+                    </a:xfrm>
+                    <a:prstGeom prst="rect">
+                      <a:avLst/>
+                    </a:prstGeom>
+                    <a:noFill/>
+                    <a:ln w="9525">
+                      <a:noFill/>
+                      <a:headEnd/>
+                      <a:tailEnd/>
+                    </a:ln>
+                  </pic:spPr>
+                </pic:pic>
+              </a:graphicData>
+            </a:graphic>
+          </wp:inline>
+        </w:drawing>
+      </w:r>
+    </w:p>
+    <w:p>
+      <w:pPr>
+        <w:pStyle w:val="ImageCaption"/>
+      </w:pPr>
+      <w:r>
+        <w:t xml:space="preserve">그림 21-3. Odoo × JEDAIX 통합 아키텍처 — 3뇌 구조</w:t>
+      </w:r>
+    </w:p>
+    <w:p>
+      <w:pPr>
+        <w:pStyle w:val="BodyText"/>
       </w:pPr>
       <w:r>
         <w:t xml:space="preserve">이제 이 책 3부작의 아키텍처를 한 장의 그림으로 닫을 차례다. 2부 16장에서 우리는 원플랫폼+쓰리부스터 — 단일 PostgreSQL의 Odoo 위에 계획(frePPLe)·AX(n8n/Dify)·지식(Neo4j GraphRAG) 부스터를 얹는 구조 — 를 세웠고, 지식 부스터가 서드브레인의 본체라 했다. 3부가 그 구조에 더하는 것은 층이 아니라 답이다. 2부 15장의 미해결 질문 — 온톨로지는 어떻게 만들어지고, 암묵지는 어떻게 그 안으로 들어오는가 — 에 대해, JEDAIX는 온톨로지를 구축·성장시키는 방법론이자 판단 계층으로서 지식 부스터의 자리에 들어선다.</w:t>
@@ -7422,8 +7477,8 @@
         <w:t xml:space="preserve">이 결합 구도는 도입 유형에 따라 두 방향으로 실현된다. ERP를 보유한 기업이라면 Odoo의 트랜잭션이 사각지대 신호의 원천이 되고 JEDAIX의 확정 판단이 Odoo 파라미터로 환류되는 병행 구조이고, ERP 없는 소상공인이라면 JEDAIX의 엑셀 기반 표준 프로세스로 시작해 성장 후 Odoo로 확장하는 순차 구조다 — 각각의 기간과 성공판정은 22장의 방법론에서 다룬다.</w:t>
       </w:r>
     </w:p>
-    <w:bookmarkEnd w:id="57"/>
-    <w:bookmarkStart w:id="58" w:name="데이터-매핑-마법사-레거시가-온톨로지로-들어오는-문"/>
+    <w:bookmarkEnd w:id="60"/>
+    <w:bookmarkStart w:id="61" w:name="데이터-매핑-마법사-레거시가-온톨로지로-들어오는-문"/>
     <w:p>
       <w:pPr>
         <w:pStyle w:val="Heading2"/>
@@ -7549,8 +7604,8 @@
         <w:t xml:space="preserve">정직한 평가로 장을 닫는다. 이 실행 계층의 값은 공짜가 아니다. 슬롯 채우기의 결정론은 재현성을 주는 대신 자유 대화형 설계의 유연함을 포기한 것이고, 표준 템플릿이 없는 비정형 프로세스는 여전히 사람이 여섯 슬롯을 채워야 한다. War Room의 환류는 6 Station에 응답할 현장의 참여가 지속되어야 작동하며, SCM Backbone의 계산은 기초 데이터 — BOM, 리드타임, 실적 — 의 품질이 무너지면 정밀하게 틀린 답을 낸다(1부 2장의 3정5S가 여기서도 전제다). 그리고 Odoo×JEDAIX 결합은 두 시스템의 운영을 함께 감당할 체제를 요구한다. 이 비용을 어떤 순서로, 어떤 조직이, 어떻게 지불할 것인가 — 그것이 다음 장, AX 성공 방법론의 주제다.</w:t>
       </w:r>
     </w:p>
-    <w:bookmarkEnd w:id="58"/>
-    <w:bookmarkStart w:id="59" w:name="핵심-요약-3"/>
+    <w:bookmarkEnd w:id="61"/>
+    <w:bookmarkStart w:id="62" w:name="핵심-요약-3"/>
     <w:p>
       <w:pPr>
         <w:pStyle w:val="Heading2"/>
@@ -7643,8 +7698,8 @@
         <w:t xml:space="preserve">데이터 매핑 마법사(스테이징→매핑→코드 해석→검증→커밋)는 레거시·Odoo 데이터가 온톨로지 Instance로 편입되는 관문이며, 커밋 시점의 계정결정 규칙 검사가 이관 사고를 사전 차단한다.</w:t>
       </w:r>
     </w:p>
-    <w:bookmarkEnd w:id="59"/>
-    <w:bookmarkStart w:id="60" w:name="이-장의-참고문헌-3"/>
+    <w:bookmarkEnd w:id="62"/>
+    <w:bookmarkStart w:id="63" w:name="이-장의-참고문헌-3"/>
     <w:p>
       <w:pPr>
         <w:pStyle w:val="Heading2"/>
@@ -7779,9 +7834,9 @@
         <w:t xml:space="preserve">(3rd ed.). Wiley.</w:t>
       </w:r>
     </w:p>
-    <w:bookmarkEnd w:id="60"/>
-    <w:bookmarkEnd w:id="61"/>
-    <w:bookmarkStart w:id="74" w:name="제22장.-ax-성공-방법론-진단에서-가치-창출까지"/>
+    <w:bookmarkEnd w:id="63"/>
+    <w:bookmarkEnd w:id="64"/>
+    <w:bookmarkStart w:id="77" w:name="제22장.-ax-성공-방법론-진단에서-가치-창출까지"/>
     <w:p>
       <w:pPr>
         <w:pStyle w:val="Heading1"/>
@@ -7833,7 +7888,7 @@
         <w:t xml:space="preserve">에 답하는 실행의 문법이며, 컨설턴트가 제안서를 쓰고 경영자가 투자를 판단할 수 있는 수준의 구체성을 갖추어야 한다. 1부 6장이 AX 컨설팅 전체의 5단계 로드맵으로 그 문법을 세웠다면, 이 장은 온톨로지 메커니즘 툴이 그 로드맵의 어느 자리에서 어떻게 작동하는지를 확정한다. 먼저 JEDAIX를 관통하는 문제해결 5단계를 전사 AX 방법론으로 일반화하고(22.1), 1부 6장의 로드맵과 결합한 통합 로드맵(22.2), 1부 5장 DMAIC와의 단계 대응(22.3)을 세운 뒤, 도입 유형별 시나리오 두 가지(22.4), 운영환경 맞춤의 실무(22.5), 그리고 성공 판정 KPI와 정직한 평가(22.6)로 마무리한다.</w:t>
       </w:r>
     </w:p>
-    <w:bookmarkStart w:id="62" w:name="관통하는-문제해결-5단계-전사-ax-방법론으로의-일반화"/>
+    <w:bookmarkStart w:id="65" w:name="관통하는-문제해결-5단계-전사-ax-방법론으로의-일반화"/>
     <w:p>
       <w:pPr>
         <w:pStyle w:val="Heading2"/>
@@ -8333,8 +8388,8 @@
         <w:t xml:space="preserve">라는 질문으로 접근해야 한다. 이하의 절들이 그 질문에 답한다.</w:t>
       </w:r>
     </w:p>
-    <w:bookmarkEnd w:id="62"/>
-    <w:bookmarkStart w:id="63" w:name="통합-로드맵-1부-6장의-5단계-위에-jedaix를-배치한다"/>
+    <w:bookmarkEnd w:id="65"/>
+    <w:bookmarkStart w:id="66" w:name="통합-로드맵-1부-6장의-5단계-위에-jedaix를-배치한다"/>
     <w:p>
       <w:pPr>
         <w:pStyle w:val="Heading2"/>
@@ -8721,8 +8776,8 @@
         <w:t xml:space="preserve">단, 이 순서에는 중요한 예외가 있다. ERP가 아예 없는 조직이다. 이 경우 JEDAIX는 4단계가 아니라 사실상 2단계의 자리 — 표준 프로세스와 데이터 기반을 처음 만드는 자리 — 에서 시작할 수 있으며, 이것이 22.4절의 첫 번째 시나리오다.</w:t>
       </w:r>
     </w:p>
-    <w:bookmarkEnd w:id="63"/>
-    <w:bookmarkStart w:id="64" w:name="dmaic-대응-1부-5장의-무한-루프가-제품이-된-모습"/>
+    <w:bookmarkEnd w:id="66"/>
+    <w:bookmarkStart w:id="67" w:name="dmaic-대응-1부-5장의-무한-루프가-제품이-된-모습"/>
     <w:p>
       <w:pPr>
         <w:pStyle w:val="Heading2"/>
@@ -9066,8 +9121,8 @@
         <w:t xml:space="preserve">를 판별할 수 있다.</w:t>
       </w:r>
     </w:p>
-    <w:bookmarkEnd w:id="64"/>
-    <w:bookmarkStart w:id="67" w:name="도입-유형별-시나리오-두-개의-출발점"/>
+    <w:bookmarkEnd w:id="67"/>
+    <w:bookmarkStart w:id="70" w:name="도입-유형별-시나리오-두-개의-출발점"/>
     <w:p>
       <w:pPr>
         <w:pStyle w:val="Heading2"/>
@@ -9084,7 +9139,7 @@
         <w:t xml:space="preserve">18장에서 확인했듯 온톨로지 메커니즘 툴의 가치는 두 종류의 조직에게 서로 다른 방식으로 성립한다. ERP가 없는 조직에게는 표준 프로세스와 데이터 기반을 대화만으로 처음 세우는 가치, ERP가 있는 조직에게는 시스템이 기록하지 못하는 암묵 영역을 통합하는 가치다. 도입 시나리오도 둘로 갈라진다.</w:t>
       </w:r>
     </w:p>
-    <w:bookmarkStart w:id="65" w:name="X910ff502f4145e2e13975be8ba27f7fbc74cd42"/>
+    <w:bookmarkStart w:id="68" w:name="X910ff502f4145e2e13975be8ba27f7fbc74cd42"/>
     <w:p>
       <w:pPr>
         <w:pStyle w:val="Heading3"/>
@@ -9456,8 +9511,8 @@
         <w:t xml:space="preserve">이 설계 원리다.</w:t>
       </w:r>
     </w:p>
-    <w:bookmarkEnd w:id="65"/>
-    <w:bookmarkStart w:id="66" w:name="시나리오-2-erp-보유-중소기업-odoo와-jedaix의-병행"/>
+    <w:bookmarkEnd w:id="68"/>
+    <w:bookmarkStart w:id="69" w:name="시나리오-2-erp-보유-중소기업-odoo와-jedaix의-병행"/>
     <w:p>
       <w:pPr>
         <w:pStyle w:val="Heading3"/>
@@ -9802,9 +9857,9 @@
         <w:t xml:space="preserve">(4단계의 KGI 개선)에 있다. 어느 쪽이든 공통 원칙은 1부·2부와 동일하다. 작게 시작해 얇게 완주한다 — 전 부서 동시 전개가 아니라 부서 두 곳, 질문 몇 개로 시작해 첫 확정과 첫 승인 실행까지를 6개월 이내에 통과하는 것이 거대한 일괄 구축보다 언제나 낫다. 그리고 어느 쪽이든, 시나리오는 출발점이지 처방전이 아니다. 2부 17장이 업종 전형의 맹신을 경계했듯, 1단계 진단의 결과가 시나리오를 수정할 권한을 언제나 갖는다.</w:t>
       </w:r>
     </w:p>
-    <w:bookmarkEnd w:id="66"/>
-    <w:bookmarkEnd w:id="67"/>
-    <w:bookmarkStart w:id="68" w:name="운영환경의-맞춤-매트릭스-대화형-설정-데이터-매핑"/>
+    <w:bookmarkEnd w:id="69"/>
+    <w:bookmarkEnd w:id="70"/>
+    <w:bookmarkStart w:id="71" w:name="운영환경의-맞춤-매트릭스-대화형-설정-데이터-매핑"/>
     <w:p>
       <w:pPr>
         <w:pStyle w:val="Heading2"/>
@@ -9922,8 +9977,8 @@
         <w:t xml:space="preserve">사고 — 이관 완료 후에야 발견되던 전형적 실패 — 를 편입 시점에 차단하는 장치다(JEDAIX 운영 매뉴얼 v9). Odoo 병행 시나리오에서 이 마법사는 Odoo의 마스터·트랜잭션을 온톨로지의 표준 속성에 정렬시키는 연계 경로이기도 하다(21장). 1부 2장의 언어로 말하면, 매핑 마법사는 데이터의 정돈 — 모든 데이터에 정위치를 부여하는 작업 — 을 반자동화한 것이고, 검증 단계는 청소·청결의 자동화다. 방법론의 계보가 여기서도 이어진다.</w:t>
       </w:r>
     </w:p>
-    <w:bookmarkEnd w:id="68"/>
-    <w:bookmarkStart w:id="71" w:name="성공-판정-kpi와-정직한-평가"/>
+    <w:bookmarkEnd w:id="71"/>
+    <w:bookmarkStart w:id="74" w:name="성공-판정-kpi와-정직한-평가"/>
     <w:p>
       <w:pPr>
         <w:pStyle w:val="Heading2"/>
@@ -9932,7 +9987,7 @@
         <w:t xml:space="preserve">22.6 성공 판정 KPI와 정직한 평가</w:t>
       </w:r>
     </w:p>
-    <w:bookmarkStart w:id="69" w:name="무엇으로-성공을-판정하는가"/>
+    <w:bookmarkStart w:id="72" w:name="무엇으로-성공을-판정하는가"/>
     <w:p>
       <w:pPr>
         <w:pStyle w:val="Heading3"/>
@@ -10277,8 +10332,8 @@
         <w:t xml:space="preserve">승인율은 특히 이중의 의미를 갖는다. 너무 낮으면 발굴의 품질이 낮다는 신호이고, 수정·반려 없이 100%에 가깝다면 사람의 검토가 형식화되었다는 — 1부 6장이 경계한 새로운 타자의존의 — 신호일 수 있다. 건강한 루프는 승인 속에 기록된 수정과 그 이유를 남기며, 그 기록이 다음 제안의 정확도를 올린다(1부 5장).</w:t>
       </w:r>
     </w:p>
-    <w:bookmarkEnd w:id="69"/>
-    <w:bookmarkStart w:id="70" w:name="정직한-평가-방법론이-말해주지-않는-비용"/>
+    <w:bookmarkEnd w:id="72"/>
+    <w:bookmarkStart w:id="73" w:name="정직한-평가-방법론이-말해주지-않는-비용"/>
     <w:p>
       <w:pPr>
         <w:pStyle w:val="Heading3"/>
@@ -10331,9 +10386,9 @@
         <w:t xml:space="preserve">이 한계들을 감수할 가치가 있는가의 판단 기준은 결국 18장의 질문으로 돌아간다 — 우리 회사의 손실 중 얼마가 ERP가 비추지 못하는 곳에서 발생하는가. 그 답이 크다면, 이 장의 방법론은 그 손실에 접근하는 현재로서 가장 체계적인 경로다. 다음 장에서 그 경로가 실제로 어떻게 성과가 되는지를 사례로 확인한다.</w:t>
       </w:r>
     </w:p>
-    <w:bookmarkEnd w:id="70"/>
-    <w:bookmarkEnd w:id="71"/>
-    <w:bookmarkStart w:id="72" w:name="핵심-요약-4"/>
+    <w:bookmarkEnd w:id="73"/>
+    <w:bookmarkEnd w:id="74"/>
+    <w:bookmarkStart w:id="75" w:name="핵심-요약-4"/>
     <w:p>
       <w:pPr>
         <w:pStyle w:val="Heading2"/>
@@ -10441,8 +10496,8 @@
         <w:t xml:space="preserve">는 정상 상태다.</w:t>
       </w:r>
     </w:p>
-    <w:bookmarkEnd w:id="72"/>
-    <w:bookmarkStart w:id="73" w:name="이-장의-참고문헌-4"/>
+    <w:bookmarkEnd w:id="75"/>
+    <w:bookmarkStart w:id="76" w:name="이-장의-참고문헌-4"/>
     <w:p>
       <w:pPr>
         <w:pStyle w:val="Heading2"/>
@@ -10574,9 +10629,9 @@
         <w:t xml:space="preserve">일본 생산관리 고전. 『다품종소량·수주생산의 생산관리』 (본서 연구자료).</w:t>
       </w:r>
     </w:p>
-    <w:bookmarkEnd w:id="73"/>
-    <w:bookmarkEnd w:id="74"/>
-    <w:bookmarkStart w:id="94" w:name="제23장.-성공사례-연구-사각지대에서-성과로"/>
+    <w:bookmarkEnd w:id="76"/>
+    <w:bookmarkEnd w:id="77"/>
+    <w:bookmarkStart w:id="97" w:name="제23장.-성공사례-연구-사각지대에서-성과로"/>
     <w:p>
       <w:pPr>
         <w:pStyle w:val="Heading1"/>
@@ -10673,7 +10728,7 @@
         <w:t xml:space="preserve">에 있다 — 매뉴얼이 실제 코드 실행 결과를 근거로 검증한 시스템 동작의 기록이라는 점에서, 개념도가 아니라 작동하는 기계의 관찰기다. 두 번째 층위는 실측 수치의 사례다. 중소벤처기업부의 5,003개사 성과분석과 Odoo 공식 고객 사례처럼 공개 출처에서 정량 성과가 확인된 것들로, 부문별 성과 메커니즘(23.3)에서 다룬다. 이 층위의 한계도 미리 밝힌다 — 이 수치들은 온톨로지 메커니즘 툴 자체의 성과가 아니라 데이터 통합과 스마트공장화의 성과이며, 온톨로지는 그 통합된 기록 위에 판단을 얹는 다음 단계다. 두 층위를 섞지 않고 나란히 놓는 것, 그것이 이 장의 서술 원칙이다.</w:t>
       </w:r>
     </w:p>
-    <w:bookmarkStart w:id="81" w:name="사례-연구-1-반복되는-품질-클레임-그리고-안전재고의-진실"/>
+    <w:bookmarkStart w:id="84" w:name="사례-연구-1-반복되는-품질-클레임-그리고-안전재고의-진실"/>
     <w:p>
       <w:pPr>
         <w:pStyle w:val="Heading2"/>
@@ -10682,7 +10737,7 @@
         <w:t xml:space="preserve">23.1 사례 연구 1 — 반복되는 품질 클레임, 그리고 안전재고의 진실</w:t>
       </w:r>
     </w:p>
-    <w:bookmarkStart w:id="75" w:name="배경-전부-합격인데-클레임은-반복된다"/>
+    <w:bookmarkStart w:id="78" w:name="배경-전부-합격인데-클레임은-반복된다"/>
     <w:p>
       <w:pPr>
         <w:pStyle w:val="Heading3"/>
@@ -10729,8 +10784,8 @@
         <w:t xml:space="preserve">으로 찍혀 있었기 때문이다. 이것이 18장에서 정의한 경영 사각지대의 전형이다. 형식지의 기록은 완벽한데 손실은 반복된다면, 원인은 기록 바깥 — 사람들의 관행과 눈치와 암묵적 판단 — 에 있다.</w:t>
       </w:r>
     </w:p>
-    <w:bookmarkEnd w:id="75"/>
-    <w:bookmarkStart w:id="76" w:name="station-대화-위화감이-언어가-되는-순간"/>
+    <w:bookmarkEnd w:id="78"/>
+    <w:bookmarkStart w:id="79" w:name="station-대화-위화감이-언어가-되는-순간"/>
     <w:p>
       <w:pPr>
         <w:pStyle w:val="Heading3"/>
@@ -10823,8 +10878,8 @@
         <w:t xml:space="preserve">를 감각적으로 느끼도록 돕는 장치다. 사각지대 발굴의 첫 단계가 데이터 분석이 아니라 대화라는 것 — 그리고 대화를 파고들 방향을 시스템이 실시간으로 되비춰 준다는 것 — 이 이 방법론과 통상의 BI 도구가 갈라지는 지점이다.</w:t>
       </w:r>
     </w:p>
-    <w:bookmarkEnd w:id="76"/>
-    <w:bookmarkStart w:id="77" w:name="발굴-ta-확정과-손실의-금액화"/>
+    <w:bookmarkEnd w:id="79"/>
+    <w:bookmarkStart w:id="80" w:name="발굴-ta-확정과-손실의-금액화"/>
     <w:p>
       <w:pPr>
         <w:pStyle w:val="Heading3"/>
@@ -10898,8 +10953,8 @@
         <w:t xml:space="preserve">는 숫자는 즉각적인 의사결정 근거가 된다. 암묵지의 형식지화가 완결되는 지점은 서술이 아니라 금액이다.</w:t>
       </w:r>
     </w:p>
-    <w:bookmarkEnd w:id="77"/>
-    <w:bookmarkStart w:id="78" w:name="실행-inventorybufferagent의-4단계와-사람의-승인"/>
+    <w:bookmarkEnd w:id="80"/>
+    <w:bookmarkStart w:id="81" w:name="실행-inventorybufferagent의-4단계와-사람의-승인"/>
     <w:p>
       <w:pPr>
         <w:pStyle w:val="Heading3"/>
@@ -10916,8 +10971,8 @@
         <w:t xml:space="preserve">확정된 문제는 알림으로 끝나지 않는다. InventoryBufferAgent라는 실행 주체(Skill)가 네 단계를 자동 수행한다. ①증거 정량화 — 이 유형의 신호가 최근 얼마나 자주 발생했는지 수치화한다. ②보정계수 계산 — 그 수치를 근거로 안전재고와 재주문점(ROP)을 얼마나 올려야 하는지 구체적 숫자를 계산한다. ③가상 시뮬레이션 — 디지털 트윈 위에서, 보정을 적용하면 재고 소진 예측이 어떻게 달라지는지 미리 보여준다. 이 단계까지 실제 시스템은 전혀 바뀌지 않는다. ④사람의 승인(HITL) — 담당자가 시뮬레이션 결과를 보고 승인해야만 실제 값이 바뀐다. 이 사례에서는 안전재고를 100개에서 115개로, 재주문점을 150개에서 173개로 올리는 제안이 나왔고, 시뮬레이션에서 재고 소진까지의 여유가 늘어나는 것이 확인되어 담당자가 승인했다. 승인의 순간 실제 재고 시스템의 값이 정확히 그 숫자로 갱신된다.</w:t>
       </w:r>
     </w:p>
-    <w:bookmarkEnd w:id="78"/>
-    <w:bookmarkStart w:id="79" w:name="파이프라인으로-다시-읽기-seed에서-실행까지"/>
+    <w:bookmarkEnd w:id="81"/>
+    <w:bookmarkStart w:id="82" w:name="파이프라인으로-다시-읽기-seed에서-실행까지"/>
     <w:p>
       <w:pPr>
         <w:pStyle w:val="Heading3"/>
@@ -11007,8 +11062,8 @@
         <w:t xml:space="preserve">한 문장의 발화가 일곱 구간을 거쳐 실행 값이 되기까지, 사람이 개입한 지점은 대화(①~③의 응답)와 승인(⑥)뿐이다. 나머지는 시스템의 일이었다. 그리고 이 과정 전체 — 어떤 발화가, 어떤 확인을 거쳐, 어떤 근거로, 누구의 승인 아래 값을 바꿨는지 — 가 재구성 가능한 기록으로 남는다. 1부 5장이 루프의 안전장치로 요구했던 감사 가능성이, 여기서는 파이프라인의 부산물로 자동 확보되는 것이다.</w:t>
       </w:r>
     </w:p>
-    <w:bookmarkEnd w:id="79"/>
-    <w:bookmarkStart w:id="80" w:name="성과-구조-o2c로의-환류와-조직-지식의-자산화"/>
+    <w:bookmarkEnd w:id="82"/>
+    <w:bookmarkStart w:id="83" w:name="성과-구조-o2c로의-환류와-조직-지식의-자산화"/>
     <w:p>
       <w:pPr>
         <w:pStyle w:val="Heading3"/>
@@ -11040,9 +11095,9 @@
         <w:t xml:space="preserve">이 아니라 검증된 근거로 조정되었다. 중층에서는 품질-납기-재고를 관통하는 조직적 패턴 — 납기 압박이 품질 이의를 누른다 — 이 형식지가 되어, 담당자가 퇴사해도 사라지지 않는 시스템의 자산이 되었다. 심층에서는 22장의 관통 5단계가 한 회전을 완주했다. 위화감의 언어화(①)에서 확정(②), Agent의 대안(③), 승인(④), 표준 반영(⑤)까지 — 1부 5장의 DMAIC 루프가 사람의 프로젝트가 아니라 시스템의 상시 사이클로 돈 것이다.</w:t>
       </w:r>
     </w:p>
-    <w:bookmarkEnd w:id="80"/>
-    <w:bookmarkEnd w:id="81"/>
-    <w:bookmarkStart w:id="85" w:name="사례-연구-2-조립-공정의-병목-계산할-수-없는-것을-사람에게-넘기다"/>
+    <w:bookmarkEnd w:id="83"/>
+    <w:bookmarkEnd w:id="84"/>
+    <w:bookmarkStart w:id="88" w:name="사례-연구-2-조립-공정의-병목-계산할-수-없는-것을-사람에게-넘기다"/>
     <w:p>
       <w:pPr>
         <w:pStyle w:val="Heading2"/>
@@ -11051,7 +11106,7 @@
         <w:t xml:space="preserve">23.2 사례 연구 2 — 조립 공정의 병목: 계산할 수 없는 것을 사람에게 넘기다</w:t>
       </w:r>
     </w:p>
-    <w:bookmarkStart w:id="82" w:name="배경과-대화-가동률은-정상인데-납기가-늦는다"/>
+    <w:bookmarkStart w:id="85" w:name="배경과-대화-가동률은-정상인데-납기가-늦는다"/>
     <w:p>
       <w:pPr>
         <w:pStyle w:val="Heading3"/>
@@ -11114,8 +11169,8 @@
         <w:t xml:space="preserve">이 증언은 제약이론(TOC, Theory of Constraints) 관점에서 결정적 신호다. 골드랫이 정식화했듯 전체 시스템의 산출은 가장 느린 공정 — 병목 — 이 결정하며, 병목이 아닌 공정의 속도로 계획을 세우는 것은 달성 불가능한 계획을 세우는 것과 같다(Goldratt &amp; Cox, 1984). JEDAIX는 네 개 공정(재단·조립·품질검사·포장)의 실제 처리능력을 대조해, 조립 공정이 시간당 처리량이 가장 낮은 병목임을 확인한다. 기존 생산계획은 이 병목을 고려하지 않고 재단 공정의 속도를 기준으로 짜여 있었다.</w:t>
       </w:r>
     </w:p>
-    <w:bookmarkEnd w:id="82"/>
-    <w:bookmarkStart w:id="83" w:name="정량화-그리고-자동화의-경계선"/>
+    <w:bookmarkEnd w:id="85"/>
+    <w:bookmarkStart w:id="86" w:name="정량화-그리고-자동화의-경계선"/>
     <w:p>
       <w:pPr>
         <w:pStyle w:val="Heading3"/>
@@ -11162,8 +11217,8 @@
         <w:t xml:space="preserve">하기로 결정하자, 그 결정이 반영되어 병목 공정의 처리능력 수치가 갱신되고, 이후 생산계획(MPS)은 새로운 병목 능력을 기준으로 다시 산출된다.</w:t>
       </w:r>
     </w:p>
-    <w:bookmarkEnd w:id="83"/>
-    <w:bookmarkStart w:id="84" w:name="두-사례의-대비가-말하는-것"/>
+    <w:bookmarkEnd w:id="86"/>
+    <w:bookmarkStart w:id="87" w:name="두-사례의-대비가-말하는-것"/>
     <w:p>
       <w:pPr>
         <w:pStyle w:val="Heading3"/>
@@ -11203,9 +11258,9 @@
         <w:t xml:space="preserve">사례 1은 자동 조정형이다 — Agent가 계산하고 담당자가 승인했다. 사례 2는 경영판단형이다 — 시스템은 정량 근거까지만 만들고 결정은 경영진에게 넘겼다. 이 대비가 보여주는 것은 JEDAIX가 자동화할 수 있는 것과 사람이 결정해야 하는 것을 온톨로지 층위에서부터 구분해 처리한다는 사실이며(JEDAIX 온톨로지 아키텍처 문서 v9), 이것이 22장에서 방법론의 안전핀이라 불렀던 3~4단계의 분기다. 동시에 두 사례는 같은 뼈대를 공유한다. 현장의 위화감 → 반복 확인과 확신도 축적 → 확정과 정량 근거 → 실행 가능한 대안(자동 조정 또는 결정 요청) → 표준 흐름 반영. 문제의 성격 — 재고 정책과 공정 병목이라는 전혀 다른 주제 — 과 무관하게 같은 5단계가 관통했다는 것, 이것이 두 사례를 나란히 읽을 때 얻는 방법론적 결론이다.</w:t>
       </w:r>
     </w:p>
-    <w:bookmarkEnd w:id="84"/>
-    <w:bookmarkEnd w:id="85"/>
-    <w:bookmarkStart w:id="90" w:name="부문별-성과-메커니즘-사각지대-발굴-실행-kpi"/>
+    <w:bookmarkEnd w:id="87"/>
+    <w:bookmarkEnd w:id="88"/>
+    <w:bookmarkStart w:id="93" w:name="부문별-성과-메커니즘-사각지대-발굴-실행-kpi"/>
     <w:p>
       <w:pPr>
         <w:pStyle w:val="Heading2"/>
@@ -11237,7 +11292,7 @@
         <w:t xml:space="preserve">의 공통 프레임으로 재구성했다. 각 부문의 성과 수치는 스마트공장·통합 ERP 도입의 공개 실측치이며, 발굴·실행 열은 그 기록 위에 3부의 온톨로지 메커니즘을 얹었을 때의 작동 경로다.</w:t>
       </w:r>
     </w:p>
-    <w:bookmarkStart w:id="86" w:name="영업-매출-증대의-메커니즘"/>
+    <w:bookmarkStart w:id="89" w:name="영업-매출-증대의-메커니즘"/>
     <w:p>
       <w:pPr>
         <w:pStyle w:val="Heading3"/>
@@ -11272,8 +11327,8 @@
         <w:t xml:space="preserve">같은 담당자의 경험칙이 리드 스코어링과 수요예측의 입력이 된다. 실행은 우선순위 큐와 다음 액션 제안으로 환류된다. 실측 성과의 수준을 보면, 패션 기업 Zeitgeist는 재고·구매·회계·판매에서 시작해 제조·이커머스·CRM으로 확장한 뒤 2021년 도입 이후 매출 3배 성장과 원가 데이터 기반 마진 15% 개선을 동시에 달성했고, UAE의 기업 서비스사 MSZ는 CRM·판매·재고·회계 통합으로 매출 30~40% 증가, 미국 A Tech Authority는 도입 1년 만에 매출 22% 증가, 독일 pro Wirtschaft GT는 영업 효율 40% 향상을 보고했다(Odoo 공식 고객 사례). 국내 근거로는 중소기업중앙회의 2022년 분석이 있다 — 대·중소 상생형 스마트공장을 도입한 중소기업은 매출액 23.7% 증가를 보였는데, 생산 부문 중심의 디지털화가 수주 대응력을 거쳐 매출로 파급된 결과다. 이 사례들의 공통점은 CRM 단독이 아니라 판매·재고·회계와의 통합 위에서 성과가 났다는 것 — 영업 데이터는 다른 부문 데이터와 연결될 때 가치가 배가된다는 온톨로지의 명제 그대로다. 그리고 어느 사례도 영업 인력을 줄여서 성과를 내지 않았다. 같은 인력이 더 좋은 판단 재료를 갖게 된 결과이며, AI ERP의 목적이 대체가 아니라 증강이라는 1부 이래의 명제가 매출 지표에서도 확인된다.</w:t>
       </w:r>
     </w:p>
-    <w:bookmarkEnd w:id="86"/>
-    <w:bookmarkStart w:id="87" w:name="구매재고-원가절감의-메커니즘"/>
+    <w:bookmarkEnd w:id="89"/>
+    <w:bookmarkStart w:id="90" w:name="구매재고-원가절감의-메커니즘"/>
     <w:p>
       <w:pPr>
         <w:pStyle w:val="Heading3"/>
@@ -11326,8 +11381,8 @@
         <w:t xml:space="preserve">쌓아 두는 운영, 그리고 비공식 구매 경로나 특정 고객의 비정기 주문 패턴처럼 ERP가 기록하지 못하는 원인들이다. 발굴은 안전재고/ROP·EOQ 같은 SCM Backbone 계산 도구(21장)에 6 Station이 확인한 암묵 요인 — 사례 1의 품질-납기 충돌 같은 — 을 보정계수로 결합하는 경로를 거치며, 실행은 InventoryBufferAgent류의 조정 제안과 재주문 자동화다. 실측 성과의 수준은 국내 통계가 보여준다. 중소벤처기업부의 스마트공장 보급사업 성과분석(2014~2017년 도입 5,003개사)은 평균 원가 15.9% 감소·납기준수율 15.5% 향상을 보고했고, 경상남도의 2022~2023년 도입 439개사 집계에서는 원가 32.5% 절감이 나타났다. 개별 기업으로는 진단키트 제조사 솔젠트가 바코드 자재관리·물류동선 최적화(148m→98m) 등 73개 과제로 원가 55% 감소를 기록했다(중소벤처기업부). 해외에서는 Lotus Cruises가 구매 승인 자동화로 주문 처리 시간을 1개월에서 1~2일로 단축했고, Odoo의 피킹 전략 최적화는 같은 인원으로 피킹·포장 효율을 최대 30% 높인다. 원가절감은 단가 후려치기가 아니라 정보의 정확도 — 재고 정확도, 소요량 자동 전개, 승인 속도 — 에서 나온다는 v1 이래의 결론이 여기서도 유지된다.</w:t>
       </w:r>
     </w:p>
-    <w:bookmarkEnd w:id="87"/>
-    <w:bookmarkStart w:id="88" w:name="제조-생산성-향상의-메커니즘"/>
+    <w:bookmarkEnd w:id="90"/>
+    <w:bookmarkStart w:id="91" w:name="제조-생산성-향상의-메커니즘"/>
     <w:p>
       <w:pPr>
         <w:pStyle w:val="Heading3"/>
@@ -11395,8 +11450,8 @@
         <w:t xml:space="preserve">솔젠트의 73% 생산성 향상에서 주목할 점은, 성과의 중심이 새 설비의 대량 도입이 아니라 데이터와 동선 — 즉 흐름의 재설계 — 이었다는 사실이다. 바코드 자재관리가 수작업 기록을 없애고, 물류동선 분석이 34%의 이동을 걷어냈으며, 자동화는 그렇게 가시화된 흐름 위에 얹혔다. 3부의 언어로 옮기면, 사각지대를 비추는 데이터 계층이 먼저였고 실행은 그 다음이었다 — 발굴 없는 자동화는 혼돈을 빠르게 만들 뿐이라는, 이 책이 1부 6장의 첫 장면부터 반복해 온 순서다.</w:t>
       </w:r>
     </w:p>
-    <w:bookmarkEnd w:id="88"/>
-    <w:bookmarkStart w:id="89" w:name="품질-불량률-감소의-메커니즘"/>
+    <w:bookmarkEnd w:id="91"/>
+    <w:bookmarkStart w:id="92" w:name="품질-불량률-감소의-메커니즘"/>
     <w:p>
       <w:pPr>
         <w:pStyle w:val="Heading3"/>
@@ -11749,9 +11804,9 @@
         </w:tc>
       </w:tr>
     </w:tbl>
-    <w:bookmarkEnd w:id="89"/>
-    <w:bookmarkEnd w:id="90"/>
-    <w:bookmarkStart w:id="91" w:name="사례-종합-공통-성공요인과-3부작의-실증적-결론"/>
+    <w:bookmarkEnd w:id="92"/>
+    <w:bookmarkEnd w:id="93"/>
+    <w:bookmarkStart w:id="94" w:name="사례-종합-공통-성공요인과-3부작의-실증적-결론"/>
     <w:p>
       <w:pPr>
         <w:pStyle w:val="Heading2"/>
@@ -12013,8 +12068,8 @@
         <w:t xml:space="preserve">이제 3부작 전체의 실증적 결론을 맺을 수 있다. 1부는 방법론을 세웠다 — 3정5S로 데이터의 품질을, DMAIC 루프로 개선의 회전을, 5단계 로드맵으로 실행의 순서를. 2부는 그 방법론을 Odoo의 모듈 위에 적용해 기업의 기록(2nd Brain)을 단일 원장으로 통합했다. 그리고 실측 사례들이 보여주듯, 기록의 통합만으로도 생산성 30%·품질 43.5%·원가 15.9% 수준의 성과가 실재한다. 그러나 같은 사례들은 그 성과의 경계도 보여준다 — 검사 기록이 전부 합격인데 클레임이 반복되는 문제, 가동률이 정상인데 납기가 늦는 문제는 기록의 통합이 닿지 못하는 곳에 있다. 3부가 다룬 온톨로지 메커니즘은 바로 그곳, 경영 사각지대의 암묵지를 대화로 발굴해 검증하고, 금액으로 확정하고, 실행으로 연결하고, 사람의 승인 아래 표준으로 통치하는 층이다. 기록하는 ERP(2nd Brain)가 필요조건이라면, 판단하는 층(3rd Brain)은 그 위에서 성과의 다음 자릿수를 여는 충분조건의 후보다. 아직 온톨로지 계층까지 갖춘 실측 사례가 공개 통계로 축적되지 않았다는 사실은 이 책이 숨기지 않는 한계이자, 동시에 지금 시작하는 조직이 선점할 수 있는 여백이다. 중소 제조기업의 AI 도입률이 1% 수준(중소벤처기업부, 2025)인 오늘, 사각지대는 대부분의 기업에서 아직 비추어지지 않은 채 남아 있다.</w:t>
       </w:r>
     </w:p>
-    <w:bookmarkEnd w:id="91"/>
-    <w:bookmarkStart w:id="92" w:name="핵심-요약-5"/>
+    <w:bookmarkEnd w:id="94"/>
+    <w:bookmarkStart w:id="95" w:name="핵심-요약-5"/>
     <w:p>
       <w:pPr>
         <w:pStyle w:val="Heading2"/>
@@ -12152,8 +12207,8 @@
         <w:t xml:space="preserve">3부작의 실증적 결론: 기록하는 ERP는 성과의 필요조건이고, 사각지대를 통치하는 판단의 층이 다음 단계다. 온톨로지 계층의 공개 실측 사례가 아직 드물다는 것은 한계이자, 지금 시작하는 기업의 여백이다.</w:t>
       </w:r>
     </w:p>
-    <w:bookmarkEnd w:id="92"/>
-    <w:bookmarkStart w:id="93" w:name="이-장의-참고문헌-5"/>
+    <w:bookmarkEnd w:id="95"/>
+    <w:bookmarkStart w:id="96" w:name="이-장의-참고문헌-5"/>
     <w:p>
       <w:pPr>
         <w:pStyle w:val="Heading2"/>
@@ -12370,9 +12425,9 @@
         <w:t xml:space="preserve">. Oxford University Press.</w:t>
       </w:r>
     </w:p>
-    <w:bookmarkEnd w:id="93"/>
-    <w:bookmarkEnd w:id="94"/>
-    <w:bookmarkStart w:id="103" w:name="에필로그.-두-개의-뇌-하나의-기업"/>
+    <w:bookmarkEnd w:id="96"/>
+    <w:bookmarkEnd w:id="97"/>
+    <w:bookmarkStart w:id="109" w:name="에필로그.-두-개의-뇌-하나의-기업"/>
     <w:p>
       <w:pPr>
         <w:pStyle w:val="Heading1"/>
@@ -12409,7 +12464,7 @@
         <w:t xml:space="preserve">이 책의 여정은 결국 이 한 문장에 대한 두 사람의 응답이었다.</w:t>
       </w:r>
     </w:p>
-    <w:bookmarkStart w:id="95" w:name="첫-번째-목소리-형식지의-길을-걸어온-사람-이형근"/>
+    <w:bookmarkStart w:id="98" w:name="첫-번째-목소리-형식지의-길을-걸어온-사람-이형근"/>
     <w:p>
       <w:pPr>
         <w:pStyle w:val="Heading2"/>
@@ -12460,8 +12515,8 @@
         <w:t xml:space="preserve">영역이다. 제2부 15장에서 우리는 이것을 정직하게 인정했다. Odoo의 AI는 정의하고 측정하고 통제하는 데 유능하지만, 사각지대를 분석하고 개선하는 데는 온톨로지라는 다른 층위가 필요하다고. 그 층위를 채워 준 것이 두 번째 목소리다.</w:t>
       </w:r>
     </w:p>
-    <w:bookmarkEnd w:id="95"/>
-    <w:bookmarkStart w:id="96" w:name="두-번째-목소리-암묵지의-길을-걸어온-사람-정인호"/>
+    <w:bookmarkEnd w:id="98"/>
+    <w:bookmarkStart w:id="99" w:name="두-번째-목소리-암묵지의-길을-걸어온-사람-정인호"/>
     <w:p>
       <w:pPr>
         <w:pStyle w:val="Heading2"/>
@@ -12561,8 +12616,8 @@
         <w:t xml:space="preserve">이형근 저자의 30년이 형식지의 정돈이었다면, 나의 작업은 암묵지의 발굴이었다. 이 책에서 두 작업이 만난 것은 우연이 아니다. 데이터의 3정5S 없이 온톨로지는 설 자리가 없고, 온톨로지 없이 형식지는 판단에 이르지 못한다. 두 길은 처음부터 서로를 기다리고 있었다.</w:t>
       </w:r>
     </w:p>
-    <w:bookmarkEnd w:id="96"/>
-    <w:bookmarkStart w:id="97" w:name="합류-기록하는-erp에서-판단하는-erp로"/>
+    <w:bookmarkEnd w:id="99"/>
+    <w:bookmarkStart w:id="103" w:name="합류-기록하는-erp에서-판단하는-erp로"/>
     <w:p>
       <w:pPr>
         <w:pStyle w:val="Heading2"/>
@@ -12581,79 +12636,69 @@
     </w:p>
     <w:p>
       <w:pPr>
-        <w:pStyle w:val="SourceCode"/>
-      </w:pPr>
-      <w:r>
-        <w:rPr>
-          <w:rStyle w:val="VerbatimChar"/>
-        </w:rPr>
-        <w:t xml:space="preserve">  Odoo (제2부)          — 기업의 기록: 형식지의 원장, 실행의 손발</w:t>
-      </w:r>
-      <w:r>
-        <w:br/>
-      </w:r>
-      <w:r>
-        <w:rPr>
-          <w:rStyle w:val="VerbatimChar"/>
-        </w:rPr>
-        <w:t xml:space="preserve">       ×</w:t>
-      </w:r>
-      <w:r>
-        <w:br/>
-      </w:r>
-      <w:r>
-        <w:rPr>
-          <w:rStyle w:val="VerbatimChar"/>
-        </w:rPr>
-        <w:t xml:space="preserve">  온톨로지 (제3부)       — 기업의 의미: 암묵지의 발굴, 사각지대의 통치</w:t>
-      </w:r>
-      <w:r>
-        <w:br/>
-      </w:r>
-      <w:r>
-        <w:rPr>
-          <w:rStyle w:val="VerbatimChar"/>
-        </w:rPr>
-        <w:t xml:space="preserve">       ×</w:t>
-      </w:r>
-      <w:r>
-        <w:br/>
-      </w:r>
-      <w:r>
-        <w:rPr>
-          <w:rStyle w:val="VerbatimChar"/>
-        </w:rPr>
-        <w:t xml:space="preserve">  LLM 루프 (제1부)       — 기업의 언어: DMAIC를 상시로 돌리는 학습 엔진</w:t>
-      </w:r>
-      <w:r>
-        <w:br/>
-      </w:r>
-      <w:r>
-        <w:rPr>
-          <w:rStyle w:val="VerbatimChar"/>
-        </w:rPr>
-        <w:t xml:space="preserve">       ‖</w:t>
-      </w:r>
-      <w:r>
-        <w:br/>
-      </w:r>
-      <w:r>
-        <w:rPr>
-          <w:rStyle w:val="VerbatimChar"/>
-        </w:rPr>
-        <w:t xml:space="preserve">  서드브레인             — 기록을 넘어 판단하는, 기업의 세 번째 뇌</w:t>
-      </w:r>
-    </w:p>
-    <w:p>
-      <w:pPr>
-        <w:pStyle w:val="FirstParagraph"/>
+        <w:pStyle w:val="CaptionedFigure"/>
+      </w:pPr>
+      <w:r>
+        <w:drawing>
+          <wp:inline>
+            <wp:extent cx="4206240" cy="2991104"/>
+            <wp:effectExtent b="0" l="0" r="0" t="0"/>
+            <wp:docPr descr="그림 E-1. 서드브레인 — 세 갈래 길의 합류" title="" id="101" name="Picture"/>
+            <a:graphic>
+              <a:graphicData uri="http://schemas.openxmlformats.org/drawingml/2006/picture">
+                <pic:pic>
+                  <pic:nvPicPr>
+                    <pic:cNvPr descr="figures/fig_E1_thirdbrain.png" id="102" name="Picture"/>
+                    <pic:cNvPicPr>
+                      <a:picLocks noChangeArrowheads="1" noChangeAspect="1"/>
+                    </pic:cNvPicPr>
+                  </pic:nvPicPr>
+                  <pic:blipFill>
+                    <a:blip r:embed="rId100"/>
+                    <a:stretch>
+                      <a:fillRect/>
+                    </a:stretch>
+                  </pic:blipFill>
+                  <pic:spPr bwMode="auto">
+                    <a:xfrm>
+                      <a:off x="0" y="0"/>
+                      <a:ext cx="4206240" cy="2991104"/>
+                    </a:xfrm>
+                    <a:prstGeom prst="rect">
+                      <a:avLst/>
+                    </a:prstGeom>
+                    <a:noFill/>
+                    <a:ln w="9525">
+                      <a:noFill/>
+                      <a:headEnd/>
+                      <a:tailEnd/>
+                    </a:ln>
+                  </pic:spPr>
+                </pic:pic>
+              </a:graphicData>
+            </a:graphic>
+          </wp:inline>
+        </w:drawing>
+      </w:r>
+    </w:p>
+    <w:p>
+      <w:pPr>
+        <w:pStyle w:val="ImageCaption"/>
+      </w:pPr>
+      <w:r>
+        <w:t xml:space="preserve">그림 E-1. 서드브레인 — 세 갈래 길의 합류</w:t>
+      </w:r>
+    </w:p>
+    <w:p>
+      <w:pPr>
+        <w:pStyle w:val="BodyText"/>
       </w:pPr>
       <w:r>
         <w:t xml:space="preserve">기록하는 ERP는 과거를 말하고, 판단하는 ERP는 미래를 말한다. 매출은 어디서 늘릴 수 있는가, 원가는 어디서 새는가, 납기는 지켜질 것인가, 불량은 어디서 오는가 — 경영의 네 가지 영원한 질문에, 형식지와 암묵지가 하나의 그래프 위에서 만나 근거를 가지고 답하는 시스템. 그것이 우리가 이 책 전체에 걸쳐 그린 지능형 ERP의 완성형이며, 제3부의 사례들이 보여 준 것처럼 그것은 이미 관념이 아니라 구축 가능한 현실이다.</w:t>
       </w:r>
     </w:p>
-    <w:bookmarkEnd w:id="97"/>
-    <w:bookmarkStart w:id="98" w:name="부작이-걸어온-길-한-페이지-결산"/>
+    <w:bookmarkEnd w:id="103"/>
+    <w:bookmarkStart w:id="104" w:name="부작이-걸어온-길-한-페이지-결산"/>
     <w:p>
       <w:pPr>
         <w:pStyle w:val="Heading2"/>
@@ -12748,8 +12793,8 @@
         <w:t xml:space="preserve">그 전환의 전제는 데이터의 규율(1부)이고, 몸체는 열린 플랫폼(2부)이며, 완성은 의미의 층위(3부)다.</w:t>
       </w:r>
     </w:p>
-    <w:bookmarkEnd w:id="98"/>
-    <w:bookmarkStart w:id="99" w:name="서드브레인-기업의-하루-우리가-그리는-미래상"/>
+    <w:bookmarkEnd w:id="104"/>
+    <w:bookmarkStart w:id="105" w:name="서드브레인-기업의-하루-우리가-그리는-미래상"/>
     <w:p>
       <w:pPr>
         <w:pStyle w:val="Heading2"/>
@@ -12849,8 +12894,8 @@
         <w:t xml:space="preserve">과장된 미래가 아니다. 이 책의 1부가 방법론을, 2부가 플랫폼을, 3부가 온톨로지 메커니즘을 제시했듯, 이 하루의 모든 장면은 오늘의 기술로 구축 가능한 현실이다. 남은 것은 결단과 순서뿐이다.</w:t>
       </w:r>
     </w:p>
-    <w:bookmarkEnd w:id="99"/>
-    <w:bookmarkStart w:id="100" w:name="내일-아침에-시작하는-사람을-위하여-첫-90일"/>
+    <w:bookmarkEnd w:id="105"/>
+    <w:bookmarkStart w:id="106" w:name="내일-아침에-시작하는-사람을-위하여-첫-90일"/>
     <w:p>
       <w:pPr>
         <w:pStyle w:val="Heading2"/>
@@ -13081,8 +13126,8 @@
         <w:t xml:space="preserve">90일 뒤 당신의 회사에는 네 가지가 생긴다. 정돈된 코드체계, 믿을 수 있는 실시간 데이터, 스스로 말하는 첫 번째 경보, 그리고 자라기 시작한 온톨로지의 씨앗. 그것이 서드브레인의 태아다.</w:t>
       </w:r>
     </w:p>
-    <w:bookmarkEnd w:id="100"/>
-    <w:bookmarkStart w:id="101" w:name="독자에게-세-가지-당부"/>
+    <w:bookmarkEnd w:id="106"/>
+    <w:bookmarkStart w:id="107" w:name="독자에게-세-가지-당부"/>
     <w:p>
       <w:pPr>
         <w:pStyle w:val="Heading2"/>
@@ -13205,8 +13250,8 @@
         <w:t xml:space="preserve">이 문장을 3부작의 마지막 문장이자, 독자의 프로젝트의 첫 문장으로 남긴다.</w:t>
       </w:r>
     </w:p>
-    <w:bookmarkEnd w:id="101"/>
-    <w:bookmarkStart w:id="102" w:name="감사의-글"/>
+    <w:bookmarkEnd w:id="107"/>
+    <w:bookmarkStart w:id="108" w:name="감사의-글"/>
     <w:p>
       <w:pPr>
         <w:pStyle w:val="Heading2"/>
@@ -13247,8 +13292,8 @@
         <w:t xml:space="preserve">이형근 · 정인호</w:t>
       </w:r>
     </w:p>
-    <w:bookmarkEnd w:id="102"/>
-    <w:bookmarkEnd w:id="103"/>
+    <w:bookmarkEnd w:id="108"/>
+    <w:bookmarkEnd w:id="109"/>
     <w:sectPr/>
   </w:body>
 </w:document>

--- a/book/v2/AI_ERP_혁명_Odoo와_지능형ERP_3부_에필로그.docx
+++ b/book/v2/AI_ERP_혁명_Odoo와_지능형ERP_3부_에필로그.docx
@@ -164,7 +164,7 @@
       </w:r>
     </w:p>
     <w:bookmarkEnd w:id="23"/>
-    <w:bookmarkStart w:id="35" w:name="제18장.-경영-사각지대-ax의-마지막-관문"/>
+    <w:bookmarkStart w:id="38" w:name="제18장.-경영-사각지대-ax의-마지막-관문"/>
     <w:p>
       <w:pPr>
         <w:pStyle w:val="Heading1"/>
@@ -1286,7 +1286,7 @@
       </w:r>
     </w:p>
     <w:bookmarkEnd w:id="30"/>
-    <w:bookmarkStart w:id="31" w:name="온톨로지-메커니즘이-채우는-자리-3부의-지도"/>
+    <w:bookmarkStart w:id="34" w:name="온톨로지-메커니즘이-채우는-자리-3부의-지도"/>
     <w:p>
       <w:pPr>
         <w:pStyle w:val="Heading2"/>
@@ -1297,40 +1297,152 @@
     </w:p>
     <w:p>
       <w:pPr>
+        <w:pStyle w:val="CaptionedFigure"/>
+      </w:pPr>
+      <w:r>
+        <w:drawing>
+          <wp:inline>
+            <wp:extent cx="4206240" cy="1782072"/>
+            <wp:effectExtent b="0" l="0" r="0" t="0"/>
+            <wp:docPr descr="그림 18-2. 3부 전체 지도 — 사각지대에서 성과까지" title="" id="32" name="Picture"/>
+            <a:graphic>
+              <a:graphicData uri="http://schemas.openxmlformats.org/drawingml/2006/picture">
+                <pic:pic>
+                  <pic:nvPicPr>
+                    <pic:cNvPr descr="figures/fig_182_part3_map.png" id="33" name="Picture"/>
+                    <pic:cNvPicPr>
+                      <a:picLocks noChangeArrowheads="1" noChangeAspect="1"/>
+                    </pic:cNvPicPr>
+                  </pic:nvPicPr>
+                  <pic:blipFill>
+                    <a:blip r:embed="rId31"/>
+                    <a:stretch>
+                      <a:fillRect/>
+                    </a:stretch>
+                  </pic:blipFill>
+                  <pic:spPr bwMode="auto">
+                    <a:xfrm>
+                      <a:off x="0" y="0"/>
+                      <a:ext cx="4206240" cy="1782072"/>
+                    </a:xfrm>
+                    <a:prstGeom prst="rect">
+                      <a:avLst/>
+                    </a:prstGeom>
+                    <a:noFill/>
+                    <a:ln w="9525">
+                      <a:noFill/>
+                      <a:headEnd/>
+                      <a:tailEnd/>
+                    </a:ln>
+                  </pic:spPr>
+                </pic:pic>
+              </a:graphicData>
+            </a:graphic>
+          </wp:inline>
+        </w:drawing>
+      </w:r>
+    </w:p>
+    <w:p>
+      <w:pPr>
+        <w:pStyle w:val="ImageCaption"/>
+      </w:pPr>
+      <w:r>
+        <w:t xml:space="preserve">그림 18-2. 3부 전체 지도 — 사각지대에서 성과까지</w:t>
+      </w:r>
+    </w:p>
+    <w:p>
+      <w:pPr>
+        <w:pStyle w:val="BodyText"/>
+      </w:pPr>
+      <w:r>
+        <w:t xml:space="preserve">2부 15장의 결핍 목록으로 되돌아가자. Analyze의 결핍은 온톨로지의 부재에서 왔다 — Odoo AI의 RAG는 문서를 텍스트 유사도로 검색할 뿐,</w:t>
+      </w:r>
+      <w:r>
+        <w:t xml:space="preserve"> </w:t>
+      </w:r>
+      <w:r>
+        <w:t xml:space="preserve">“</w:t>
+      </w:r>
+      <w:r>
+        <w:t xml:space="preserve">이 불량은 어느 자재 로트, 어느 공정 조건, 어느 관행과 연결되는가</w:t>
+      </w:r>
+      <w:r>
+        <w:t xml:space="preserve">”</w:t>
+      </w:r>
+      <w:r>
+        <w:t xml:space="preserve">라는 관계의 의미를 추론하지 못한다. Improve의 결핍은 실험장의 부재에서 왔다 — 대책 후보를 서술할 수는 있으나 그 효과를 실행 전에 정량 비교하지 못한다. 2부 16장은 이 결핍을 채우는 부스터 아키텍처 — 온톨로지 지식그래프, 시뮬레이션, 워크플로 자동화 — 의 구조를 제시했다. 3부가 더하는 것은 그 구조를 실제 기업에서 작동시키는 방법론이다. 온톨로지는 기술이 아니라 구축 과정이 어려운 것이며, 특히 그 원재료가 형식지가 아니라 사람들의 머릿속 암묵지일 때,</w:t>
+      </w:r>
+      <w:r>
+        <w:t xml:space="preserve"> </w:t>
+      </w:r>
+      <w:r>
+        <w:t xml:space="preserve">“</w:t>
+      </w:r>
+      <w:r>
+        <w:t xml:space="preserve">어떻게 발굴하여 어떻게 형식 구조로 확정하고 어떻게 실행으로 연결하는가</w:t>
+      </w:r>
+      <w:r>
+        <w:t xml:space="preserve">”</w:t>
+      </w:r>
+      <w:r>
+        <w:t xml:space="preserve">의 알고리즘이 성패를 가른다.</w:t>
+      </w:r>
+    </w:p>
+    <w:p>
+      <w:pPr>
+        <w:pStyle w:val="BodyText"/>
+      </w:pPr>
+      <w:r>
+        <w:t xml:space="preserve">JEDAIX 방법론의 전체상을 미리 한 문단으로 요약하면 이렇다. 업무가 일어나는 공간을 5 Space로 구조화하고 문제가 처리되는 흐름을 6 Station으로 흐름화한 워크벤치 위에서(19장), 대화형 진단이 발굴한 희미한 신호를 TA(Tacit Anomaly) 분류체계로 포착하고 PTGDA 알고리즘이 반복 확인을 통해 확신도를 쌓아 온톨로지 Class로 확정하며(20장), 확정된 온톨로지는 Skill-Loop-Harness와 Workflow 빌더를 거쳐 실행 Agent와 표준 프로세스가 되고 War Room이 그 실행을 감시하여 다시 진단으로 환류한다(21장). 이 전체가 하나의 도입 방법론으로 일반화되고(22장), 구체적 성과 사례로 실증된다(23장). 각 단계마다 HITL(Human-in-the-Loop) — 사람의 승인 게이트 — 이 구조적으로 박혀 있다는 점에서, 이것은 1부 5장의 무한 루프 설계 원칙을 암묵지 영역에서 구현한 것이기도 하다.</w:t>
+      </w:r>
+    </w:p>
+    <w:p>
+      <w:pPr>
+        <w:pStyle w:val="BodyText"/>
+      </w:pPr>
+      <w:r>
+        <w:t xml:space="preserve">이 지도를 1부 5장의 DMAIC와 겹쳐 보면 3부의 위치가 한 번 더 선명해진다. 6 Station의 대화형 진단은 Define과 Measure에 해당하되 측정 대상이 트랜잭션이 아니라 사람의 증언이라는 점이 다르고, PTGDA의 확신도 축적은 Analyze에 해당하되 가설 검정의 재료가 통계량이 아니라 반복 확인된 발화라는 점이 다르며, Agent의 대안 제시와 시뮬레이션은 Improve, 표준 프로세스 반영과 War Room 감시는 Control에 대응한다. 즉 JEDAIX는 DMAIC 루프의 다른 종(種)이 아니라, 같은 루프를 데이터가 없는 영역에서 돌리기 위한 특수 장비다. 이 대응 관계의 전체 표는 22장에서 도입 방법론과 함께 완성한다.</w:t>
+      </w:r>
+    </w:p>
+    <w:p>
+      <w:pPr>
+        <w:pStyle w:val="BodyText"/>
+      </w:pPr>
+      <w:r>
+        <w:t xml:space="preserve">여기서 AI ERP의 완성이라는 이 책의 관통 명제가 마지막 형태를 얻는다. 2부까지의 AI ERP는 실시간 수집(트랜잭션·POP·IoT), 자동화(서버 액션·에이전트), 예측(수요·리드타임·확률 분석)이라는 세 특징을 갖추었다. 그러나 이 세 특징은 모두 형식지의 세계 안에서 작동한다 — 수집되는 것은 기록되는 사건뿐이고, 자동화되는 것은 정의된 규칙뿐이며, 예측하는 것은 축적된 데이터의 패턴뿐이다. 경영 사각지대가 통합되는 순간 세 특징의 정의역이 확장된다. 수집은 대화 속의 암묵 신호까지, 자동화는 관행 속에 숨어 있던 판단 규칙까지, 예측은</w:t>
+      </w:r>
+      <w:r>
+        <w:t xml:space="preserve"> </w:t>
+      </w:r>
+      <w:r>
+        <w:t xml:space="preserve">“</w:t>
+      </w:r>
+      <w:r>
+        <w:t xml:space="preserve">데이터에 없던 원인</w:t>
+      </w:r>
+      <w:r>
+        <w:t xml:space="preserve">”</w:t>
+      </w:r>
+      <w:r>
+        <w:t xml:space="preserve">의 반복 패턴까지 미친다. AI ERP의 특징이 사각지대의 통합으로 비로소 완성된다는 것 — 이것이 3부 표제의 의미다.</w:t>
+      </w:r>
+    </w:p>
+    <w:bookmarkEnd w:id="34"/>
+    <w:bookmarkStart w:id="35" w:name="erp가-없는-조직에게-소상공인-mis-new-normal"/>
+    <w:p>
+      <w:pPr>
+        <w:pStyle w:val="Heading2"/>
+      </w:pPr>
+      <w:r>
+        <w:t xml:space="preserve">18.6 ERP가 없는 조직에게: 소상공인 MIS New Normal</w:t>
+      </w:r>
+    </w:p>
+    <w:p>
+      <w:pPr>
         <w:pStyle w:val="FirstParagraph"/>
       </w:pPr>
       <w:r>
-        <w:t xml:space="preserve">2부 15장의 결핍 목록으로 되돌아가자. Analyze의 결핍은 온톨로지의 부재에서 왔다 — Odoo AI의 RAG는 문서를 텍스트 유사도로 검색할 뿐,</w:t>
-      </w:r>
-      <w:r>
-        <w:t xml:space="preserve"> </w:t>
-      </w:r>
-      <w:r>
-        <w:t xml:space="preserve">“</w:t>
-      </w:r>
-      <w:r>
-        <w:t xml:space="preserve">이 불량은 어느 자재 로트, 어느 공정 조건, 어느 관행과 연결되는가</w:t>
-      </w:r>
-      <w:r>
-        <w:t xml:space="preserve">”</w:t>
-      </w:r>
-      <w:r>
-        <w:t xml:space="preserve">라는 관계의 의미를 추론하지 못한다. Improve의 결핍은 실험장의 부재에서 왔다 — 대책 후보를 서술할 수는 있으나 그 효과를 실행 전에 정량 비교하지 못한다. 2부 16장은 이 결핍을 채우는 부스터 아키텍처 — 온톨로지 지식그래프, 시뮬레이션, 워크플로 자동화 — 의 구조를 제시했다. 3부가 더하는 것은 그 구조를 실제 기업에서 작동시키는 방법론이다. 온톨로지는 기술이 아니라 구축 과정이 어려운 것이며, 특히 그 원재료가 형식지가 아니라 사람들의 머릿속 암묵지일 때,</w:t>
-      </w:r>
-      <w:r>
-        <w:t xml:space="preserve"> </w:t>
-      </w:r>
-      <w:r>
-        <w:t xml:space="preserve">“</w:t>
-      </w:r>
-      <w:r>
-        <w:t xml:space="preserve">어떻게 발굴하여 어떻게 형식 구조로 확정하고 어떻게 실행으로 연결하는가</w:t>
-      </w:r>
-      <w:r>
-        <w:t xml:space="preserve">”</w:t>
-      </w:r>
-      <w:r>
-        <w:t xml:space="preserve">의 알고리즘이 성패를 가른다.</w:t>
+        <w:t xml:space="preserve">지금까지의 논의는 ERP가 이미 있는 기업을 전제했다. 그러나 온톨로지 메커니즘은 정반대의 상황 — ERP가 없고 앞으로도 수억 원대의 구축이 현실적이지 않은 조직 — 에서 별도의, 어떤 의미에서는 더 극적인 가치를 갖는다. 운영 인력이 부족한 소상공인·자영업자·10인 이하 제조업체는 대개 표준화된 업무 프로세스 없이 대표나 몇몇 담당자의 머릿속 판단, 곧 암묵지에 의존해 운영된다. 이런 조직에게 전통적 DX의 경로 — 프로세스 정의, 시스템 구축, 데이터 관리 — 는 비용 이전에 역량의 장벽이다.</w:t>
       </w:r>
     </w:p>
     <w:p>
@@ -1338,7 +1450,80 @@
         <w:pStyle w:val="BodyText"/>
       </w:pPr>
       <w:r>
-        <w:t xml:space="preserve">JEDAIX 방법론의 전체상을 미리 한 문단으로 요약하면 이렇다. 업무가 일어나는 공간을 5 Space로 구조화하고 문제가 처리되는 흐름을 6 Station으로 흐름화한 워크벤치 위에서(19장), 대화형 진단이 발굴한 희미한 신호를 TA(Tacit Anomaly) 분류체계로 포착하고 PTGDA 알고리즘이 반복 확인을 통해 확신도를 쌓아 온톨로지 Class로 확정하며(20장), 확정된 온톨로지는 Skill-Loop-Harness와 Workflow 빌더를 거쳐 실행 Agent와 표준 프로세스가 되고 War Room이 그 실행을 감시하여 다시 진단으로 환류한다(21장). 이 전체가 하나의 도입 방법론으로 일반화되고(22장), 구체적 성과 사례로 실증된다(23장). 각 단계마다 HITL(Human-in-the-Loop) — 사람의 승인 게이트 — 이 구조적으로 박혀 있다는 점에서, 이것은 1부 5장의 무한 루프 설계 원칙을 암묵지 영역에서 구현한 것이기도 하다.</w:t>
+        <w:t xml:space="preserve">JEDAIX가 이 조직들에 제시하는 경로는 순서가 뒤집혀 있다. 시스템을 먼저 구축하고 업무를 맞추는 것이 아니라, 회사가 원래 쓰던 엑셀 데이터를 그대로 업로드하면 데이터 매핑 마법사가 표준 항목에 맞춰 정리하고, Workflow 빌더의 표준 템플릿 자동생성으로 O2C(수주→수금)·P2P(발주→지급) 같은 기본 프로세스를 몇 단계 만에 구축한다(JEDAIX 운영 매뉴얼 v9, 1.6.1절). 더 중요한 것은 그 과정의 성격이다. 대표나 담당자가 시스템 설정 지식 없이 6 Station과 대화하듯 업무를 설명하면, 그 안에 있던 암묵적 판단과 관행이 구조화된 데이터와 규칙 — 형식지 — 으로 자동 전환되어 시스템에 축적된다. 매뉴얼은 이를</w:t>
+      </w:r>
+      <w:r>
+        <w:t xml:space="preserve"> </w:t>
+      </w:r>
+      <w:r>
+        <w:t xml:space="preserve">“</w:t>
+      </w:r>
+      <w:r>
+        <w:t xml:space="preserve">업무만 알면 되는 구조</w:t>
+      </w:r>
+      <w:r>
+        <w:t xml:space="preserve">”</w:t>
+      </w:r>
+      <w:r>
+        <w:t xml:space="preserve">라 부르고, 발표자료는 이 상태를 하나의 선언으로 요약한다.</w:t>
+      </w:r>
+    </w:p>
+    <w:p>
+      <w:pPr>
+        <w:pStyle w:val="BlockText"/>
+      </w:pPr>
+      <w:r>
+        <w:t xml:space="preserve">“</w:t>
+      </w:r>
+      <w:r>
+        <w:t xml:space="preserve">IT/DX 역량이 부족해 형식지보다 암묵지로 운영되던 조직이, 대화만으로 표준 프로세스와 데이터 기반 운영 체계를 동시에 갖추게 되는 것 — 이것이 ’소상공인 MIS New Normal’의 의미입니다.</w:t>
+      </w:r>
+      <w:r>
+        <w:t xml:space="preserve">”</w:t>
+      </w:r>
+      <w:r>
+        <w:t xml:space="preserve"> </w:t>
+      </w:r>
+      <w:r>
+        <w:t xml:space="preserve">— JEDAIX 운영 매뉴얼 v9 (정인호, 2026)</w:t>
+      </w:r>
+    </w:p>
+    <w:p>
+      <w:pPr>
+        <w:pStyle w:val="FirstParagraph"/>
+      </w:pPr>
+      <w:r>
+        <w:t xml:space="preserve">이 경로의 이론적 의미를 짚어둘 필요가 있다. 전통적 정보화의 서사에서 소기업은 대기업 시스템의 축소판을 늦게, 싸게 도입하는 존재였다. 그러나 대화형 암묵지 발굴을 입구로 삼는 경로에서는 관계가 역전된다. 소기업은 형식화된 레거시가 없기에 오히려 처음부터 암묵지와 형식지가 통합된 체계로 직행할 수 있다 — DX를 건너뛰어 AX로 가는 도약(leapfrog)이다. 대기업의 사각지대가</w:t>
+      </w:r>
+      <w:r>
+        <w:t xml:space="preserve"> </w:t>
+      </w:r>
+      <w:r>
+        <w:t xml:space="preserve">“</w:t>
+      </w:r>
+      <w:r>
+        <w:t xml:space="preserve">형식 시스템이 비추지 못하는 잔여 영역</w:t>
+      </w:r>
+      <w:r>
+        <w:t xml:space="preserve">”</w:t>
+      </w:r>
+      <w:r>
+        <w:t xml:space="preserve">이라면 소상공인의 사각지대는</w:t>
+      </w:r>
+      <w:r>
+        <w:t xml:space="preserve"> </w:t>
+      </w:r>
+      <w:r>
+        <w:t xml:space="preserve">“</w:t>
+      </w:r>
+      <w:r>
+        <w:t xml:space="preserve">운영의 거의 전부</w:t>
+      </w:r>
+      <w:r>
+        <w:t xml:space="preserve">”</w:t>
+      </w:r>
+      <w:r>
+        <w:t xml:space="preserve">인데, 바로 그렇기 때문에 사각지대를 입구로 삼는 방법론의 효과가 가장 크게 나타나는 것이다. 물론 이 경로에도 전제는 있다. 대화에 응할 사람 — 업무를 아는 대표와 담당자 — 의 시간과 의지, 그리고 발굴된 형식지를 실제 운영에 쓰겠다는 규율이다. 도구는 대화를 구조화할 뿐, 대화 자체를 대신하지는 못한다.</w:t>
       </w:r>
     </w:p>
     <w:p>
@@ -1346,7 +1531,37 @@
         <w:pStyle w:val="BodyText"/>
       </w:pPr>
       <w:r>
-        <w:t xml:space="preserve">이 지도를 1부 5장의 DMAIC와 겹쳐 보면 3부의 위치가 한 번 더 선명해진다. 6 Station의 대화형 진단은 Define과 Measure에 해당하되 측정 대상이 트랜잭션이 아니라 사람의 증언이라는 점이 다르고, PTGDA의 확신도 축적은 Analyze에 해당하되 가설 검정의 재료가 통계량이 아니라 반복 확인된 발화라는 점이 다르며, Agent의 대안 제시와 시뮬레이션은 Improve, 표준 프로세스 반영과 War Room 감시는 Control에 대응한다. 즉 JEDAIX는 DMAIC 루프의 다른 종(種)이 아니라, 같은 루프를 데이터가 없는 영역에서 돌리기 위한 특수 장비다. 이 대응 관계의 전체 표는 22장에서 도입 방법론과 함께 완성한다.</w:t>
+        <w:t xml:space="preserve">이 구조가 가능한 기술적 이유는 19장에서 상술하겠지만 한 가지만 미리 짚는다. 회사마다 온톨로지를 처음부터 새로 설계해야 한다면 소상공인 경로는 성립하지 않는다. JEDAIX가 모든 회사에 공통인 메타데이터 스키마(Frame)를 미리 갖추고 개별 회사는 자기 데이터를 그 위의 인스턴스로 채우기만 하는 구조 — Frame과 Instance의 계층 분리 — 를 택한 것은, 바로 이</w:t>
+      </w:r>
+      <w:r>
+        <w:t xml:space="preserve"> </w:t>
+      </w:r>
+      <w:r>
+        <w:t xml:space="preserve">“</w:t>
+      </w:r>
+      <w:r>
+        <w:t xml:space="preserve">설계 역량 없는 조직의 진입</w:t>
+      </w:r>
+      <w:r>
+        <w:t xml:space="preserve">”</w:t>
+      </w:r>
+      <w:r>
+        <w:t xml:space="preserve">을 구조적으로 가능하게 하기 위해서다(JEDAIX 온톨로지 아키텍처 문서 v9). 발표자료의 표현으로는</w:t>
+      </w:r>
+      <w:r>
+        <w:t xml:space="preserve"> </w:t>
+      </w:r>
+      <w:r>
+        <w:t xml:space="preserve">“</w:t>
+      </w:r>
+      <w:r>
+        <w:t xml:space="preserve">산업/업종 무관, 기업 데이터 여건에 맞추어 대화형으로 업무 운영 환경 맞춤형 변수 체계를 설정</w:t>
+      </w:r>
+      <w:r>
+        <w:t xml:space="preserve">”</w:t>
+      </w:r>
+      <w:r>
+        <w:t xml:space="preserve">하는 것이며, 이는 22장에서 도입 유형별 시나리오로 구체화된다.</w:t>
       </w:r>
     </w:p>
     <w:p>
@@ -1354,171 +1569,11 @@
         <w:pStyle w:val="BodyText"/>
       </w:pPr>
       <w:r>
-        <w:t xml:space="preserve">여기서 AI ERP의 완성이라는 이 책의 관통 명제가 마지막 형태를 얻는다. 2부까지의 AI ERP는 실시간 수집(트랜잭션·POP·IoT), 자동화(서버 액션·에이전트), 예측(수요·리드타임·확률 분석)이라는 세 특징을 갖추었다. 그러나 이 세 특징은 모두 형식지의 세계 안에서 작동한다 — 수집되는 것은 기록되는 사건뿐이고, 자동화되는 것은 정의된 규칙뿐이며, 예측하는 것은 축적된 데이터의 패턴뿐이다. 경영 사각지대가 통합되는 순간 세 특징의 정의역이 확장된다. 수집은 대화 속의 암묵 신호까지, 자동화는 관행 속에 숨어 있던 판단 규칙까지, 예측은</w:t>
-      </w:r>
-      <w:r>
-        <w:t xml:space="preserve"> </w:t>
-      </w:r>
-      <w:r>
-        <w:t xml:space="preserve">“</w:t>
-      </w:r>
-      <w:r>
-        <w:t xml:space="preserve">데이터에 없던 원인</w:t>
-      </w:r>
-      <w:r>
-        <w:t xml:space="preserve">”</w:t>
-      </w:r>
-      <w:r>
-        <w:t xml:space="preserve">의 반복 패턴까지 미친다. AI ERP의 특징이 사각지대의 통합으로 비로소 완성된다는 것 — 이것이 3부 표제의 의미다.</w:t>
-      </w:r>
-    </w:p>
-    <w:bookmarkEnd w:id="31"/>
-    <w:bookmarkStart w:id="32" w:name="erp가-없는-조직에게-소상공인-mis-new-normal"/>
-    <w:p>
-      <w:pPr>
-        <w:pStyle w:val="Heading2"/>
-      </w:pPr>
-      <w:r>
-        <w:t xml:space="preserve">18.6 ERP가 없는 조직에게: 소상공인 MIS New Normal</w:t>
-      </w:r>
-    </w:p>
-    <w:p>
-      <w:pPr>
-        <w:pStyle w:val="FirstParagraph"/>
-      </w:pPr>
-      <w:r>
-        <w:t xml:space="preserve">지금까지의 논의는 ERP가 이미 있는 기업을 전제했다. 그러나 온톨로지 메커니즘은 정반대의 상황 — ERP가 없고 앞으로도 수억 원대의 구축이 현실적이지 않은 조직 — 에서 별도의, 어떤 의미에서는 더 극적인 가치를 갖는다. 운영 인력이 부족한 소상공인·자영업자·10인 이하 제조업체는 대개 표준화된 업무 프로세스 없이 대표나 몇몇 담당자의 머릿속 판단, 곧 암묵지에 의존해 운영된다. 이런 조직에게 전통적 DX의 경로 — 프로세스 정의, 시스템 구축, 데이터 관리 — 는 비용 이전에 역량의 장벽이다.</w:t>
-      </w:r>
-    </w:p>
-    <w:p>
-      <w:pPr>
-        <w:pStyle w:val="BodyText"/>
-      </w:pPr>
-      <w:r>
-        <w:t xml:space="preserve">JEDAIX가 이 조직들에 제시하는 경로는 순서가 뒤집혀 있다. 시스템을 먼저 구축하고 업무를 맞추는 것이 아니라, 회사가 원래 쓰던 엑셀 데이터를 그대로 업로드하면 데이터 매핑 마법사가 표준 항목에 맞춰 정리하고, Workflow 빌더의 표준 템플릿 자동생성으로 O2C(수주→수금)·P2P(발주→지급) 같은 기본 프로세스를 몇 단계 만에 구축한다(JEDAIX 운영 매뉴얼 v9, 1.6.1절). 더 중요한 것은 그 과정의 성격이다. 대표나 담당자가 시스템 설정 지식 없이 6 Station과 대화하듯 업무를 설명하면, 그 안에 있던 암묵적 판단과 관행이 구조화된 데이터와 규칙 — 형식지 — 으로 자동 전환되어 시스템에 축적된다. 매뉴얼은 이를</w:t>
-      </w:r>
-      <w:r>
-        <w:t xml:space="preserve"> </w:t>
-      </w:r>
-      <w:r>
-        <w:t xml:space="preserve">“</w:t>
-      </w:r>
-      <w:r>
-        <w:t xml:space="preserve">업무만 알면 되는 구조</w:t>
-      </w:r>
-      <w:r>
-        <w:t xml:space="preserve">”</w:t>
-      </w:r>
-      <w:r>
-        <w:t xml:space="preserve">라 부르고, 발표자료는 이 상태를 하나의 선언으로 요약한다.</w:t>
-      </w:r>
-    </w:p>
-    <w:p>
-      <w:pPr>
-        <w:pStyle w:val="BlockText"/>
-      </w:pPr>
-      <w:r>
-        <w:t xml:space="preserve">“</w:t>
-      </w:r>
-      <w:r>
-        <w:t xml:space="preserve">IT/DX 역량이 부족해 형식지보다 암묵지로 운영되던 조직이, 대화만으로 표준 프로세스와 데이터 기반 운영 체계를 동시에 갖추게 되는 것 — 이것이 ’소상공인 MIS New Normal’의 의미입니다.</w:t>
-      </w:r>
-      <w:r>
-        <w:t xml:space="preserve">”</w:t>
-      </w:r>
-      <w:r>
-        <w:t xml:space="preserve"> </w:t>
-      </w:r>
-      <w:r>
-        <w:t xml:space="preserve">— JEDAIX 운영 매뉴얼 v9 (정인호, 2026)</w:t>
-      </w:r>
-    </w:p>
-    <w:p>
-      <w:pPr>
-        <w:pStyle w:val="FirstParagraph"/>
-      </w:pPr>
-      <w:r>
-        <w:t xml:space="preserve">이 경로의 이론적 의미를 짚어둘 필요가 있다. 전통적 정보화의 서사에서 소기업은 대기업 시스템의 축소판을 늦게, 싸게 도입하는 존재였다. 그러나 대화형 암묵지 발굴을 입구로 삼는 경로에서는 관계가 역전된다. 소기업은 형식화된 레거시가 없기에 오히려 처음부터 암묵지와 형식지가 통합된 체계로 직행할 수 있다 — DX를 건너뛰어 AX로 가는 도약(leapfrog)이다. 대기업의 사각지대가</w:t>
-      </w:r>
-      <w:r>
-        <w:t xml:space="preserve"> </w:t>
-      </w:r>
-      <w:r>
-        <w:t xml:space="preserve">“</w:t>
-      </w:r>
-      <w:r>
-        <w:t xml:space="preserve">형식 시스템이 비추지 못하는 잔여 영역</w:t>
-      </w:r>
-      <w:r>
-        <w:t xml:space="preserve">”</w:t>
-      </w:r>
-      <w:r>
-        <w:t xml:space="preserve">이라면 소상공인의 사각지대는</w:t>
-      </w:r>
-      <w:r>
-        <w:t xml:space="preserve"> </w:t>
-      </w:r>
-      <w:r>
-        <w:t xml:space="preserve">“</w:t>
-      </w:r>
-      <w:r>
-        <w:t xml:space="preserve">운영의 거의 전부</w:t>
-      </w:r>
-      <w:r>
-        <w:t xml:space="preserve">”</w:t>
-      </w:r>
-      <w:r>
-        <w:t xml:space="preserve">인데, 바로 그렇기 때문에 사각지대를 입구로 삼는 방법론의 효과가 가장 크게 나타나는 것이다. 물론 이 경로에도 전제는 있다. 대화에 응할 사람 — 업무를 아는 대표와 담당자 — 의 시간과 의지, 그리고 발굴된 형식지를 실제 운영에 쓰겠다는 규율이다. 도구는 대화를 구조화할 뿐, 대화 자체를 대신하지는 못한다.</w:t>
-      </w:r>
-    </w:p>
-    <w:p>
-      <w:pPr>
-        <w:pStyle w:val="BodyText"/>
-      </w:pPr>
-      <w:r>
-        <w:t xml:space="preserve">이 구조가 가능한 기술적 이유는 19장에서 상술하겠지만 한 가지만 미리 짚는다. 회사마다 온톨로지를 처음부터 새로 설계해야 한다면 소상공인 경로는 성립하지 않는다. JEDAIX가 모든 회사에 공통인 메타데이터 스키마(Frame)를 미리 갖추고 개별 회사는 자기 데이터를 그 위의 인스턴스로 채우기만 하는 구조 — Frame과 Instance의 계층 분리 — 를 택한 것은, 바로 이</w:t>
-      </w:r>
-      <w:r>
-        <w:t xml:space="preserve"> </w:t>
-      </w:r>
-      <w:r>
-        <w:t xml:space="preserve">“</w:t>
-      </w:r>
-      <w:r>
-        <w:t xml:space="preserve">설계 역량 없는 조직의 진입</w:t>
-      </w:r>
-      <w:r>
-        <w:t xml:space="preserve">”</w:t>
-      </w:r>
-      <w:r>
-        <w:t xml:space="preserve">을 구조적으로 가능하게 하기 위해서다(JEDAIX 온톨로지 아키텍처 문서 v9). 발표자료의 표현으로는</w:t>
-      </w:r>
-      <w:r>
-        <w:t xml:space="preserve"> </w:t>
-      </w:r>
-      <w:r>
-        <w:t xml:space="preserve">“</w:t>
-      </w:r>
-      <w:r>
-        <w:t xml:space="preserve">산업/업종 무관, 기업 데이터 여건에 맞추어 대화형으로 업무 운영 환경 맞춤형 변수 체계를 설정</w:t>
-      </w:r>
-      <w:r>
-        <w:t xml:space="preserve">”</w:t>
-      </w:r>
-      <w:r>
-        <w:t xml:space="preserve">하는 것이며, 이는 22장에서 도입 유형별 시나리오로 구체화된다.</w:t>
-      </w:r>
-    </w:p>
-    <w:p>
-      <w:pPr>
-        <w:pStyle w:val="BodyText"/>
-      </w:pPr>
-      <w:r>
         <w:t xml:space="preserve">정리하자. ERP 보유 기업에게 온톨로지 메커니즘은 형식지의 세계에 암묵지의 세계를 통합하는 확장이고, ERP 미보유 조직에게는 암묵지에서 출발해 형식지 체계를 처음 세우는 건축이다. 방향은 반대지만 도구는 같다 — 두 경우 모두, 사람의 말에서 시작해 시스템의 값으로 끝나는 하나의 파이프라인이 필요하다. 그 파이프라인의 해부도가 다음 장의 주제다.</w:t>
       </w:r>
     </w:p>
-    <w:bookmarkEnd w:id="32"/>
-    <w:bookmarkStart w:id="33" w:name="핵심-요약"/>
+    <w:bookmarkEnd w:id="35"/>
+    <w:bookmarkStart w:id="36" w:name="핵심-요약"/>
     <w:p>
       <w:pPr>
         <w:pStyle w:val="Heading2"/>
@@ -1665,8 +1720,8 @@
         <w:t xml:space="preserve">— 형식화된 레거시가 없기에 DX를 건너뛰어 AX로 직행하는 도약의 경로다.</w:t>
       </w:r>
     </w:p>
-    <w:bookmarkEnd w:id="33"/>
-    <w:bookmarkStart w:id="34" w:name="이-장의-참고문헌"/>
+    <w:bookmarkEnd w:id="36"/>
+    <w:bookmarkStart w:id="37" w:name="이-장의-참고문헌"/>
     <w:p>
       <w:pPr>
         <w:pStyle w:val="Heading2"/>
@@ -1776,9 +1831,9 @@
         <w:t xml:space="preserve">이 책 1부 5장(DMAIC 데이터 루프와 LLM 무한 루프), 2부 15장(Odoo AI의 Analyze·Improve 결핍 진단), 2부 16장(확장 부스터: 서드브레인 아키텍처).</w:t>
       </w:r>
     </w:p>
-    <w:bookmarkEnd w:id="34"/>
-    <w:bookmarkEnd w:id="35"/>
-    <w:bookmarkStart w:id="48" w:name="제19장.-jedaix-온톨로지-아키텍처-5-space-6-station"/>
+    <w:bookmarkEnd w:id="37"/>
+    <w:bookmarkEnd w:id="38"/>
+    <w:bookmarkStart w:id="57" w:name="제19장.-jedaix-온톨로지-아키텍처-5-space-6-station"/>
     <w:p>
       <w:pPr>
         <w:pStyle w:val="Heading1"/>
@@ -1807,7 +1862,7 @@
         <w:t xml:space="preserve">— JEDAIX 온톨로지 아키텍처 문서 v9 (정인호, 2026)</w:t>
       </w:r>
     </w:p>
-    <w:bookmarkStart w:id="39" w:name="전체-아키텍처-말에서-실행까지-하나의-파이프라인"/>
+    <w:bookmarkStart w:id="42" w:name="전체-아키텍처-말에서-실행까지-하나의-파이프라인"/>
     <w:p>
       <w:pPr>
         <w:pStyle w:val="Heading2"/>
@@ -1848,18 +1903,18 @@
           <wp:inline>
             <wp:extent cx="4206240" cy="3400789"/>
             <wp:effectExtent b="0" l="0" r="0" t="0"/>
-            <wp:docPr descr="그림 19-1. JEDAIX 전체 파이프라인" title="" id="37" name="Picture"/>
+            <wp:docPr descr="그림 19-1. JEDAIX 전체 파이프라인" title="" id="40" name="Picture"/>
             <a:graphic>
               <a:graphicData uri="http://schemas.openxmlformats.org/drawingml/2006/picture">
                 <pic:pic>
                   <pic:nvPicPr>
-                    <pic:cNvPr descr="figures/fig_191_jedaix_pipeline.png" id="38" name="Picture"/>
+                    <pic:cNvPr descr="figures/fig_191_jedaix_pipeline.png" id="41" name="Picture"/>
                     <pic:cNvPicPr>
                       <a:picLocks noChangeArrowheads="1" noChangeAspect="1"/>
                     </pic:cNvPicPr>
                   </pic:nvPicPr>
                   <pic:blipFill>
-                    <a:blip r:embed="rId36"/>
+                    <a:blip r:embed="rId39"/>
                     <a:stretch>
                       <a:fillRect/>
                     </a:stretch>
@@ -1952,8 +2007,8 @@
         <w:t xml:space="preserve">이 있다. 온톨로지가 지식의 지도로 완성되는 데서 멈추지 않고 재고가 차감되고 전표가 생기는 현실까지 연결되며, 실행 중의 이상이 다시 진단의 입력으로 돌아온다. 파이프라인이 아니라 루프 — 1부 5장의 무한 루프가 여기서도 전체 구조의 결론이다.</w:t>
       </w:r>
     </w:p>
-    <w:bookmarkEnd w:id="39"/>
-    <w:bookmarkStart w:id="40" w:name="frame-universal-metadata-9속성이라는-정적-뼈대"/>
+    <w:bookmarkEnd w:id="42"/>
+    <w:bookmarkStart w:id="43" w:name="frame-universal-metadata-9속성이라는-정적-뼈대"/>
     <w:p>
       <w:pPr>
         <w:pStyle w:val="Heading2"/>
@@ -2351,8 +2406,8 @@
         <w:t xml:space="preserve">이 구조적으로 가능한 이유가 바로 이것이다. v1에서 살펴본 학술 온톨로지 프로젝트들이 기업마다 온톨로지 엔지니어의 설계 작업을 요구했던 것과 대비되는, 제품화된 온톨로지의 핵심 장치라 할 수 있다.</w:t>
       </w:r>
     </w:p>
-    <w:bookmarkEnd w:id="40"/>
-    <w:bookmarkStart w:id="41" w:name="space-업무가-일어나는-다섯-개의-공간"/>
+    <w:bookmarkEnd w:id="43"/>
+    <w:bookmarkStart w:id="44" w:name="space-업무가-일어나는-다섯-개의-공간"/>
     <w:p>
       <w:pPr>
         <w:pStyle w:val="Heading2"/>
@@ -2674,8 +2729,8 @@
         <w:t xml:space="preserve">는 19.5절에서 다룬다.</w:t>
       </w:r>
     </w:p>
-    <w:bookmarkEnd w:id="41"/>
-    <w:bookmarkStart w:id="42" w:name="corespace-언어-토큰이-좌표가-되는-지점"/>
+    <w:bookmarkEnd w:id="44"/>
+    <w:bookmarkStart w:id="45" w:name="corespace-언어-토큰이-좌표가-되는-지점"/>
     <w:p>
       <w:pPr>
         <w:pStyle w:val="Heading2"/>
@@ -2801,8 +2856,8 @@
         <w:t xml:space="preserve">라는 발화가 제약이론(TOC) 위반의 신호로 해석되려면, 언어의 층 위에 판단 기준의 층과 제조업 메타데이터의 층이 겹쳐 있어야 한다. 범용 LLM이 어휘를 이해하는 것과 온톨로지가 의미를 좌표화하는 것 사이의 거리가, 정확히 이 중간 층들의 두께다.</w:t>
       </w:r>
     </w:p>
-    <w:bookmarkEnd w:id="42"/>
-    <w:bookmarkStart w:id="43" w:name="station-문제가-흘러가는-여섯-개의-워크스테이션"/>
+    <w:bookmarkEnd w:id="45"/>
+    <w:bookmarkStart w:id="49" w:name="station-문제가-흘러가는-여섯-개의-워크스테이션"/>
     <w:p>
       <w:pPr>
         <w:pStyle w:val="Heading2"/>
@@ -2813,10 +2868,139 @@
     </w:p>
     <w:p>
       <w:pPr>
+        <w:pStyle w:val="CaptionedFigure"/>
+      </w:pPr>
+      <w:r>
+        <w:drawing>
+          <wp:inline>
+            <wp:extent cx="4206240" cy="2746932"/>
+            <wp:effectExtent b="0" l="0" r="0" t="0"/>
+            <wp:docPr descr="그림 19-2. 5 Space × 6 Station 매트릭스" title="" id="47" name="Picture"/>
+            <a:graphic>
+              <a:graphicData uri="http://schemas.openxmlformats.org/drawingml/2006/picture">
+                <pic:pic>
+                  <pic:nvPicPr>
+                    <pic:cNvPr descr="figures/fig_192_space_station.png" id="48" name="Picture"/>
+                    <pic:cNvPicPr>
+                      <a:picLocks noChangeArrowheads="1" noChangeAspect="1"/>
+                    </pic:cNvPicPr>
+                  </pic:nvPicPr>
+                  <pic:blipFill>
+                    <a:blip r:embed="rId46"/>
+                    <a:stretch>
+                      <a:fillRect/>
+                    </a:stretch>
+                  </pic:blipFill>
+                  <pic:spPr bwMode="auto">
+                    <a:xfrm>
+                      <a:off x="0" y="0"/>
+                      <a:ext cx="4206240" cy="2746932"/>
+                    </a:xfrm>
+                    <a:prstGeom prst="rect">
+                      <a:avLst/>
+                    </a:prstGeom>
+                    <a:noFill/>
+                    <a:ln w="9525">
+                      <a:noFill/>
+                      <a:headEnd/>
+                      <a:tailEnd/>
+                    </a:ln>
+                  </pic:spPr>
+                </pic:pic>
+              </a:graphicData>
+            </a:graphic>
+          </wp:inline>
+        </w:drawing>
+      </w:r>
+    </w:p>
+    <w:p>
+      <w:pPr>
+        <w:pStyle w:val="ImageCaption"/>
+      </w:pPr>
+      <w:r>
+        <w:t xml:space="preserve">그림 19-2. 5 Space × 6 Station 매트릭스</w:t>
+      </w:r>
+    </w:p>
+    <w:p>
+      <w:pPr>
+        <w:pStyle w:val="BodyText"/>
+      </w:pPr>
+      <w:r>
+        <w:t xml:space="preserve">공간의 축(5 Space) 위에 흐름의 축이 놓인다. 6 Station은 하나의 문제가 발견되어 실행 가능한 업무 논리가 되기까지 통과하는 여섯 개의 워크스테이션 — 진단→분석→보고서→정책→규칙→업무논리 — 이다(정인호, 2026). 앞의 세 정거장은 아는 것의 단계다. 진단은 대화형 인터뷰로 신호를 찾고, 분석은 신호를 원인 구조로 정리하며, 보고서는 그것을 의사결정 가능한 형태로 만든다. 뒤의 세 정거장은 만드는 것의 단계다. 정책은 조직이 채택한 방향이고, 규칙은 그 방향을 검증 가능한 조건-결과로 형식화한 것이며, 업무논리는 그 규칙이 실제 프로세스와 Agent에 심긴 상태다. 진단에서 업무논리까지 — 말이 코드가 되는 여섯 정거장이다.</w:t>
+      </w:r>
+    </w:p>
+    <w:p>
+      <w:pPr>
+        <w:pStyle w:val="BodyText"/>
+      </w:pPr>
+      <w:r>
+        <w:t xml:space="preserve">한 가지 표기를 정리해 둔다. JEDAIX 운영 매뉴얼의 내부 파이프라인 서술은 이 흐름을 더 잘게 나눈 아홉 단계 — 진단(S0)→신호수집(S1)→의미정렬(S2)→기대충돌진단(S3)→Rule 생성(S4)→실행승인게이트(S5)→가치증명·환류(S6)→이벤트·Workflow 실행(S7)→To-Be 설계(S8) — 로 상태 전이를 관리한다(JEDAIX 운영 매뉴얼 v9, 3.2절). 워크벤치 수준의 여섯 워크스테이션과 내부 상태 전이의 아홉 단계는 해상도의 차이일 뿐 같은 흐름이며, 이 책은 방법론 서술에는 6 Station 표기를 쓰고 내부 단계를 특정할 때는 S번호(예: Station8의 Agent 제안 채택)를 병기한다.</w:t>
+      </w:r>
+    </w:p>
+    <w:p>
+      <w:pPr>
+        <w:pStyle w:val="BodyText"/>
+      </w:pPr>
+      <w:r>
+        <w:t xml:space="preserve">공간과 흐름을 겹치면 JEDAIX 워크벤치의 좌표 프레임, 곧 Space×Station 매트릭스가 나온다. 세로축에 다섯 공간, 가로축에 Station 단계를 놓은 이 매트릭스에서 색이 칠해진 칸은 활성 조합 —</w:t>
+      </w:r>
+      <w:r>
+        <w:t xml:space="preserve"> </w:t>
+      </w:r>
+      <w:r>
+        <w:t xml:space="preserve">“</w:t>
+      </w:r>
+      <w:r>
+        <w:t xml:space="preserve">이 공간에서는 주로 이 단계가 활성화된다</w:t>
+      </w:r>
+      <w:r>
+        <w:t xml:space="preserve">”</w:t>
+      </w:r>
+      <w:r>
+        <w:t xml:space="preserve">는 뜻이다. 예컨대 QualitySpace는 진단·분석 단계가, GovernSpace는 정책·의사결정 단계가, ValueSpace는 가치증명·환류 단계가 짙게 칠해진다. 이 매트릭스의 가장 흥미로운 해석은 회색 칸에 있다.</w:t>
+      </w:r>
+    </w:p>
+    <w:p>
+      <w:pPr>
+        <w:pStyle w:val="BlockText"/>
+      </w:pPr>
+      <w:r>
+        <w:t xml:space="preserve">“</w:t>
+      </w:r>
+      <w:r>
+        <w:t xml:space="preserve">색이 칠해진 칸은 ’이 공간에서 주로 이 단계가 활성화된다’는 뜻이고, 회색 칸은 ’이론적으로는 가능하지만 실제로는 드물게 일어나는 조합’입니다. 회색 칸에서 실제로 반복되는 사건이 발견되면, 이건 오히려 ’표준 프로세스가 미처 예상 못 한 숨은 문제’일 가능성이 있습니다.</w:t>
+      </w:r>
+      <w:r>
+        <w:t xml:space="preserve">”</w:t>
+      </w:r>
+      <w:r>
+        <w:t xml:space="preserve"> </w:t>
+      </w:r>
+      <w:r>
+        <w:t xml:space="preserve">— JEDAIX 운영 매뉴얼 v9, 3.2절 (정인호, 2026)</w:t>
+      </w:r>
+    </w:p>
+    <w:p>
+      <w:pPr>
         <w:pStyle w:val="FirstParagraph"/>
       </w:pPr>
       <w:r>
-        <w:t xml:space="preserve">공간의 축(5 Space) 위에 흐름의 축이 놓인다. 6 Station은 하나의 문제가 발견되어 실행 가능한 업무 논리가 되기까지 통과하는 여섯 개의 워크스테이션 — 진단→분석→보고서→정책→규칙→업무논리 — 이다(정인호, 2026). 앞의 세 정거장은 아는 것의 단계다. 진단은 대화형 인터뷰로 신호를 찾고, 분석은 신호를 원인 구조로 정리하며, 보고서는 그것을 의사결정 가능한 형태로 만든다. 뒤의 세 정거장은 만드는 것의 단계다. 정책은 조직이 채택한 방향이고, 규칙은 그 방향을 검증 가능한 조건-결과로 형식화한 것이며, 업무논리는 그 규칙이 실제 프로세스와 Agent에 심긴 상태다. 진단에서 업무논리까지 — 말이 코드가 되는 여섯 정거장이다.</w:t>
+        <w:t xml:space="preserve">온톨로지 아키텍처 문서는 같은 관찰을 스키마의 언어로 다시 쓴다 — 회색 칸의 반복 관측은</w:t>
+      </w:r>
+      <w:r>
+        <w:t xml:space="preserve"> </w:t>
+      </w:r>
+      <w:r>
+        <w:t xml:space="preserve">“</w:t>
+      </w:r>
+      <w:r>
+        <w:t xml:space="preserve">표준 온톨로지 스키마가 미처 예상하지 못한 새로운 Class 후보라는 신호</w:t>
+      </w:r>
+      <w:r>
+        <w:t xml:space="preserve">”</w:t>
+      </w:r>
+      <w:r>
+        <w:t xml:space="preserve">로 재해석된다(5.2절). 이것은 사각지대 탐지의 기하학이라 부를 만한 발상이다. 정상 운영의 지도를 먼저 그려 두면, 지도 밖에서 반복되는 사건이 곧 사각지대의 위치를 가리킨다. 1부 5장의 관리도가 통계적 한계선 밖의 점으로 이상을 알렸다면, Space×Station 매트릭스는 좌표 프레임 밖의 반복으로 이상을 알린다 — 수치의 관리도와 의미의 관리도인 셈이다.</w:t>
       </w:r>
     </w:p>
     <w:p>
@@ -2824,7 +3008,7 @@
         <w:pStyle w:val="BodyText"/>
       </w:pPr>
       <w:r>
-        <w:t xml:space="preserve">한 가지 표기를 정리해 둔다. JEDAIX 운영 매뉴얼의 내부 파이프라인 서술은 이 흐름을 더 잘게 나눈 아홉 단계 — 진단(S0)→신호수집(S1)→의미정렬(S2)→기대충돌진단(S3)→Rule 생성(S4)→실행승인게이트(S5)→가치증명·환류(S6)→이벤트·Workflow 실행(S7)→To-Be 설계(S8) — 로 상태 전이를 관리한다(JEDAIX 운영 매뉴얼 v9, 3.2절). 워크벤치 수준의 여섯 워크스테이션과 내부 상태 전이의 아홉 단계는 해상도의 차이일 뿐 같은 흐름이며, 이 책은 방법론 서술에는 6 Station 표기를 쓰고 내부 단계를 특정할 때는 S번호(예: Station8의 Agent 제안 채택)를 병기한다.</w:t>
+        <w:t xml:space="preserve">6 Station으로 들어오는 신호의 입구는 대화만이 아니다. 다이어그램의 PTGDA 계층에 표기된 Explicit-Implicit Bridge는 명시적 데이터의 세계에서 오는 두 번째 입구다. 창고(WMS)·배송(TMS)·JIT 같은 실행 모듈이 만드는 명시적 이벤트 — 재고 부족, 재주문점(ROP) 돌파, TOC 제약 위반 — 는 자동으로 신호 저장소(seeds 테이블)에 등록되어 6 Station의 확인 대상이 되고, 대화를 통해 원인이 확정되면 갭 상태가 해소(resolved)로 전환된다(JEDAIX 운영 매뉴얼 v9, 부록 E). 숫자가 이상을 알리고 대화가 이유를 밝히는 이 순환이 명시적 데이터와 암묵적 판단 사이의 실질적 연결 메커니즘이며, JEDAIX가 전문 WMS/TMS 벤더와 기능으로 경쟁하지 않고도 차별화되는 근거로 제시되는 지점이다. 2부의 언어로 옮기면, Odoo가 잘 기록하는 형식지의 이상 신호가 암묵지 발굴의 트리거로 쓰이는 구조 — 두 세계는 여기서도 대체가 아니라 연결의 관계다.</w:t>
       </w:r>
     </w:p>
     <w:p>
@@ -2832,22 +3016,110 @@
         <w:pStyle w:val="BodyText"/>
       </w:pPr>
       <w:r>
-        <w:t xml:space="preserve">공간과 흐름을 겹치면 JEDAIX 워크벤치의 좌표 프레임, 곧 Space×Station 매트릭스가 나온다. 세로축에 다섯 공간, 가로축에 Station 단계를 놓은 이 매트릭스에서 색이 칠해진 칸은 활성 조합 —</w:t>
-      </w:r>
-      <w:r>
-        <w:t xml:space="preserve"> </w:t>
-      </w:r>
-      <w:r>
-        <w:t xml:space="preserve">“</w:t>
-      </w:r>
-      <w:r>
-        <w:t xml:space="preserve">이 공간에서는 주로 이 단계가 활성화된다</w:t>
-      </w:r>
-      <w:r>
-        <w:t xml:space="preserve">”</w:t>
-      </w:r>
-      <w:r>
-        <w:t xml:space="preserve">는 뜻이다. 예컨대 QualitySpace는 진단·분석 단계가, GovernSpace는 정책·의사결정 단계가, ValueSpace는 가치증명·환류 단계가 짙게 칠해진다. 이 매트릭스의 가장 흥미로운 해석은 회색 칸에 있다.</w:t>
+        <w:t xml:space="preserve">매트릭스 위에서 어떤 신호가 포착 대상인지를 분류하는 축이 TA(Tacit Anomaly) 10종 — ERP가 기록하지 못하는 조직의 암묵적 예외 패턴의 유형학 — 이며, 포착된 신호를 확신으로 키우는 절차가 PTGDA다. 두 개념의 상세 해부는 20장의 몫이므로, 이 장에서는 아키텍처 안에서의 자리만 확인한다. TA는</w:t>
+      </w:r>
+      <w:r>
+        <w:t xml:space="preserve"> </w:t>
+      </w:r>
+      <w:r>
+        <w:t xml:space="preserve">“</w:t>
+      </w:r>
+      <w:r>
+        <w:t xml:space="preserve">아직 Class로 승격되지 않은 이상 신호를 분류하는 예비 스키마</w:t>
+      </w:r>
+      <w:r>
+        <w:t xml:space="preserve">”</w:t>
+      </w:r>
+      <w:r>
+        <w:t xml:space="preserve">이고, TA로 분류된 신호만이 PTGDA 파이프라인에 진입해 Class 후보가 된다(JEDAIX 온톨로지 아키텍처 문서 v9, 5.3절).</w:t>
+      </w:r>
+    </w:p>
+    <w:bookmarkEnd w:id="49"/>
+    <w:bookmarkStart w:id="53" w:name="설계-철학-맞다틀리다가-아니라-확률적-중간-상태"/>
+    <w:p>
+      <w:pPr>
+        <w:pStyle w:val="Heading2"/>
+      </w:pPr>
+      <w:r>
+        <w:t xml:space="preserve">19.6 설계 철학:</w:t>
+      </w:r>
+      <w:r>
+        <w:t xml:space="preserve"> </w:t>
+      </w:r>
+      <w:r>
+        <w:t xml:space="preserve">“</w:t>
+      </w:r>
+      <w:r>
+        <w:t xml:space="preserve">맞다/틀리다</w:t>
+      </w:r>
+      <w:r>
+        <w:t xml:space="preserve">”</w:t>
+      </w:r>
+      <w:r>
+        <w:t xml:space="preserve">가 아니라 확률적 중간 상태</w:t>
+      </w:r>
+    </w:p>
+    <w:p>
+      <w:pPr>
+        <w:pStyle w:val="CaptionedFigure"/>
+      </w:pPr>
+      <w:r>
+        <w:drawing>
+          <wp:inline>
+            <wp:extent cx="4206240" cy="2453640"/>
+            <wp:effectExtent b="0" l="0" r="0" t="0"/>
+            <wp:docPr descr="그림 19-3. 확률적 상태 관리 — 이분법에서 스펙트럼으로" title="" id="51" name="Picture"/>
+            <a:graphic>
+              <a:graphicData uri="http://schemas.openxmlformats.org/drawingml/2006/picture">
+                <pic:pic>
+                  <pic:nvPicPr>
+                    <pic:cNvPr descr="figures/fig_193_spectrum.png" id="52" name="Picture"/>
+                    <pic:cNvPicPr>
+                      <a:picLocks noChangeArrowheads="1" noChangeAspect="1"/>
+                    </pic:cNvPicPr>
+                  </pic:nvPicPr>
+                  <pic:blipFill>
+                    <a:blip r:embed="rId50"/>
+                    <a:stretch>
+                      <a:fillRect/>
+                    </a:stretch>
+                  </pic:blipFill>
+                  <pic:spPr bwMode="auto">
+                    <a:xfrm>
+                      <a:off x="0" y="0"/>
+                      <a:ext cx="4206240" cy="2453640"/>
+                    </a:xfrm>
+                    <a:prstGeom prst="rect">
+                      <a:avLst/>
+                    </a:prstGeom>
+                    <a:noFill/>
+                    <a:ln w="9525">
+                      <a:noFill/>
+                      <a:headEnd/>
+                      <a:tailEnd/>
+                    </a:ln>
+                  </pic:spPr>
+                </pic:pic>
+              </a:graphicData>
+            </a:graphic>
+          </wp:inline>
+        </w:drawing>
+      </w:r>
+    </w:p>
+    <w:p>
+      <w:pPr>
+        <w:pStyle w:val="ImageCaption"/>
+      </w:pPr>
+      <w:r>
+        <w:t xml:space="preserve">그림 19-3. 확률적 상태 관리 — 이분법에서 스펙트럼으로</w:t>
+      </w:r>
+    </w:p>
+    <w:p>
+      <w:pPr>
+        <w:pStyle w:val="BodyText"/>
+      </w:pPr>
+      <w:r>
+        <w:t xml:space="preserve">이 아키텍처의 가장 깊은 설계 결정은 데이터 구조가 아니라 상태 철학에 있다. 전통적인 기업 시스템은 상태를 이분법으로 관리한다 — 전표는 승인되었거나 아니거나, 검사는 합격이거나 불합격이거나. 그러나 사각지대에서 발굴되는 지식은 그렇게 태어나지 않는다. 한 번의 증언은 사실이 아니라 신호이고, 신호는 반복 확인을 거치며 서서히 확신이 된다. JEDAIX는 이 성장 과정 자체를 시스템의 일급 개념으로 만들었다.</w:t>
       </w:r>
     </w:p>
     <w:p>
@@ -2858,16 +3130,34 @@
         <w:t xml:space="preserve">“</w:t>
       </w:r>
       <w:r>
-        <w:t xml:space="preserve">색이 칠해진 칸은 ’이 공간에서 주로 이 단계가 활성화된다’는 뜻이고, 회색 칸은 ’이론적으로는 가능하지만 실제로는 드물게 일어나는 조합’입니다. 회색 칸에서 실제로 반복되는 사건이 발견되면, 이건 오히려 ’표준 프로세스가 미처 예상 못 한 숨은 문제’일 가능성이 있습니다.</w:t>
-      </w:r>
-      <w:r>
-        <w:t xml:space="preserve">”</w:t>
-      </w:r>
-      <w:r>
-        <w:t xml:space="preserve"> </w:t>
-      </w:r>
-      <w:r>
-        <w:t xml:space="preserve">— JEDAIX 운영 매뉴얼 v9, 3.2절 (정인호, 2026)</w:t>
+        <w:t xml:space="preserve">전통적인 시스템은 보통</w:t>
+      </w:r>
+      <w:r>
+        <w:t xml:space="preserve"> </w:t>
+      </w:r>
+      <w:r>
+        <w:t xml:space="preserve">‘</w:t>
+      </w:r>
+      <w:r>
+        <w:t xml:space="preserve">맞다/틀리다’라는 이분법으로만 상태를 관리합니다. 하지만 현실에는 ’아직 확실하지 않지만 점점 그럴듯해지는</w:t>
+      </w:r>
+      <w:r>
+        <w:t xml:space="preserve">’</w:t>
+      </w:r>
+      <w:r>
+        <w:t xml:space="preserve"> </w:t>
+      </w:r>
+      <w:r>
+        <w:t xml:space="preserve">중간 단계가 항상 존재합니다. JEDAIX는 이 중간 단계를 ’연속 확신도(wave)’라는 숫자(0~100%)로 계속 보여주고, 사람이 최종 승인하는 순간에만 ’확정’이라는 이분법적 상태로 전환합니다.</w:t>
+      </w:r>
+      <w:r>
+        <w:t xml:space="preserve">”</w:t>
+      </w:r>
+      <w:r>
+        <w:t xml:space="preserve"> </w:t>
+      </w:r>
+      <w:r>
+        <w:t xml:space="preserve">— JEDAIX 운영 매뉴얼 v9, 3.4절 (정인호, 2026)</w:t>
       </w:r>
     </w:p>
     <w:p>
@@ -2875,22 +3165,37 @@
         <w:pStyle w:val="FirstParagraph"/>
       </w:pPr>
       <w:r>
-        <w:t xml:space="preserve">온톨로지 아키텍처 문서는 같은 관찰을 스키마의 언어로 다시 쓴다 — 회색 칸의 반복 관측은</w:t>
-      </w:r>
-      <w:r>
-        <w:t xml:space="preserve"> </w:t>
-      </w:r>
-      <w:r>
-        <w:t xml:space="preserve">“</w:t>
-      </w:r>
-      <w:r>
-        <w:t xml:space="preserve">표준 온톨로지 스키마가 미처 예상하지 못한 새로운 Class 후보라는 신호</w:t>
-      </w:r>
-      <w:r>
-        <w:t xml:space="preserve">”</w:t>
-      </w:r>
-      <w:r>
-        <w:t xml:space="preserve">로 재해석된다(5.2절). 이것은 사각지대 탐지의 기하학이라 부를 만한 발상이다. 정상 운영의 지도를 먼저 그려 두면, 지도 밖에서 반복되는 사건이 곧 사각지대의 위치를 가리킨다. 1부 5장의 관리도가 통계적 한계선 밖의 점으로 이상을 알렸다면, Space×Station 매트릭스는 좌표 프레임 밖의 반복으로 이상을 알린다 — 수치의 관리도와 의미의 관리도인 셈이다.</w:t>
+        <w:t xml:space="preserve">기술적으로 이것은 이중 표현(duality) 구조다. 연속 확신도(wave)와 이진 확정 상태(particle)가 동시에 유지되며, 반복 확인의 비율이 임계값 — 기본 70%, 최소 3회 — 을 넘는 순간 확정, 곧</w:t>
+      </w:r>
+      <w:r>
+        <w:t xml:space="preserve"> </w:t>
+      </w:r>
+      <w:r>
+        <w:t xml:space="preserve">“</w:t>
+      </w:r>
+      <w:r>
+        <w:t xml:space="preserve">입자화</w:t>
+      </w:r>
+      <w:r>
+        <w:t xml:space="preserve">”</w:t>
+      </w:r>
+      <w:r>
+        <w:t xml:space="preserve">가 일어난다(부록 D). 확정 전까지 온톨로지 Seed는 후보일 뿐 정식 Class가 아니고, 확정되는 순간 총계정원장의 구체적 계정(품질손실비·병목손실비 등)과 연환산 손실 추정치로 물질화된다. 흥미로운 것은 반대 방향의 동작이다. 같은 질문에 대한 응답이 서로 엇갈리면 — 한 번은 그렇다, 한 번은 아니다 — 확신도는 오히려 낮아진다. 매뉴얼의 FAQ는 이를</w:t>
+      </w:r>
+      <w:r>
+        <w:t xml:space="preserve"> </w:t>
+      </w:r>
+      <w:r>
+        <w:t xml:space="preserve">“</w:t>
+      </w:r>
+      <w:r>
+        <w:t xml:space="preserve">오류가 아니라, 판단이 아직 충분히 일관되지 않았다는 뜻</w:t>
+      </w:r>
+      <w:r>
+        <w:t xml:space="preserve">”</w:t>
+      </w:r>
+      <w:r>
+        <w:t xml:space="preserve">이라고 설명한다(8.4절). 시스템이 성급한 확정을 스스로 거부하는 것이다.</w:t>
       </w:r>
     </w:p>
     <w:p>
@@ -2898,146 +3203,6 @@
         <w:pStyle w:val="BodyText"/>
       </w:pPr>
       <w:r>
-        <w:t xml:space="preserve">6 Station으로 들어오는 신호의 입구는 대화만이 아니다. 다이어그램의 PTGDA 계층에 표기된 Explicit-Implicit Bridge는 명시적 데이터의 세계에서 오는 두 번째 입구다. 창고(WMS)·배송(TMS)·JIT 같은 실행 모듈이 만드는 명시적 이벤트 — 재고 부족, 재주문점(ROP) 돌파, TOC 제약 위반 — 는 자동으로 신호 저장소(seeds 테이블)에 등록되어 6 Station의 확인 대상이 되고, 대화를 통해 원인이 확정되면 갭 상태가 해소(resolved)로 전환된다(JEDAIX 운영 매뉴얼 v9, 부록 E). 숫자가 이상을 알리고 대화가 이유를 밝히는 이 순환이 명시적 데이터와 암묵적 판단 사이의 실질적 연결 메커니즘이며, JEDAIX가 전문 WMS/TMS 벤더와 기능으로 경쟁하지 않고도 차별화되는 근거로 제시되는 지점이다. 2부의 언어로 옮기면, Odoo가 잘 기록하는 형식지의 이상 신호가 암묵지 발굴의 트리거로 쓰이는 구조 — 두 세계는 여기서도 대체가 아니라 연결의 관계다.</w:t>
-      </w:r>
-    </w:p>
-    <w:p>
-      <w:pPr>
-        <w:pStyle w:val="BodyText"/>
-      </w:pPr>
-      <w:r>
-        <w:t xml:space="preserve">매트릭스 위에서 어떤 신호가 포착 대상인지를 분류하는 축이 TA(Tacit Anomaly) 10종 — ERP가 기록하지 못하는 조직의 암묵적 예외 패턴의 유형학 — 이며, 포착된 신호를 확신으로 키우는 절차가 PTGDA다. 두 개념의 상세 해부는 20장의 몫이므로, 이 장에서는 아키텍처 안에서의 자리만 확인한다. TA는</w:t>
-      </w:r>
-      <w:r>
-        <w:t xml:space="preserve"> </w:t>
-      </w:r>
-      <w:r>
-        <w:t xml:space="preserve">“</w:t>
-      </w:r>
-      <w:r>
-        <w:t xml:space="preserve">아직 Class로 승격되지 않은 이상 신호를 분류하는 예비 스키마</w:t>
-      </w:r>
-      <w:r>
-        <w:t xml:space="preserve">”</w:t>
-      </w:r>
-      <w:r>
-        <w:t xml:space="preserve">이고, TA로 분류된 신호만이 PTGDA 파이프라인에 진입해 Class 후보가 된다(JEDAIX 온톨로지 아키텍처 문서 v9, 5.3절).</w:t>
-      </w:r>
-    </w:p>
-    <w:bookmarkEnd w:id="43"/>
-    <w:bookmarkStart w:id="44" w:name="설계-철학-맞다틀리다가-아니라-확률적-중간-상태"/>
-    <w:p>
-      <w:pPr>
-        <w:pStyle w:val="Heading2"/>
-      </w:pPr>
-      <w:r>
-        <w:t xml:space="preserve">19.6 설계 철학:</w:t>
-      </w:r>
-      <w:r>
-        <w:t xml:space="preserve"> </w:t>
-      </w:r>
-      <w:r>
-        <w:t xml:space="preserve">“</w:t>
-      </w:r>
-      <w:r>
-        <w:t xml:space="preserve">맞다/틀리다</w:t>
-      </w:r>
-      <w:r>
-        <w:t xml:space="preserve">”</w:t>
-      </w:r>
-      <w:r>
-        <w:t xml:space="preserve">가 아니라 확률적 중간 상태</w:t>
-      </w:r>
-    </w:p>
-    <w:p>
-      <w:pPr>
-        <w:pStyle w:val="FirstParagraph"/>
-      </w:pPr>
-      <w:r>
-        <w:t xml:space="preserve">이 아키텍처의 가장 깊은 설계 결정은 데이터 구조가 아니라 상태 철학에 있다. 전통적인 기업 시스템은 상태를 이분법으로 관리한다 — 전표는 승인되었거나 아니거나, 검사는 합격이거나 불합격이거나. 그러나 사각지대에서 발굴되는 지식은 그렇게 태어나지 않는다. 한 번의 증언은 사실이 아니라 신호이고, 신호는 반복 확인을 거치며 서서히 확신이 된다. JEDAIX는 이 성장 과정 자체를 시스템의 일급 개념으로 만들었다.</w:t>
-      </w:r>
-    </w:p>
-    <w:p>
-      <w:pPr>
-        <w:pStyle w:val="BlockText"/>
-      </w:pPr>
-      <w:r>
-        <w:t xml:space="preserve">“</w:t>
-      </w:r>
-      <w:r>
-        <w:t xml:space="preserve">전통적인 시스템은 보통</w:t>
-      </w:r>
-      <w:r>
-        <w:t xml:space="preserve"> </w:t>
-      </w:r>
-      <w:r>
-        <w:t xml:space="preserve">‘</w:t>
-      </w:r>
-      <w:r>
-        <w:t xml:space="preserve">맞다/틀리다’라는 이분법으로만 상태를 관리합니다. 하지만 현실에는 ’아직 확실하지 않지만 점점 그럴듯해지는</w:t>
-      </w:r>
-      <w:r>
-        <w:t xml:space="preserve">’</w:t>
-      </w:r>
-      <w:r>
-        <w:t xml:space="preserve"> </w:t>
-      </w:r>
-      <w:r>
-        <w:t xml:space="preserve">중간 단계가 항상 존재합니다. JEDAIX는 이 중간 단계를 ’연속 확신도(wave)’라는 숫자(0~100%)로 계속 보여주고, 사람이 최종 승인하는 순간에만 ’확정’이라는 이분법적 상태로 전환합니다.</w:t>
-      </w:r>
-      <w:r>
-        <w:t xml:space="preserve">”</w:t>
-      </w:r>
-      <w:r>
-        <w:t xml:space="preserve"> </w:t>
-      </w:r>
-      <w:r>
-        <w:t xml:space="preserve">— JEDAIX 운영 매뉴얼 v9, 3.4절 (정인호, 2026)</w:t>
-      </w:r>
-    </w:p>
-    <w:p>
-      <w:pPr>
-        <w:pStyle w:val="FirstParagraph"/>
-      </w:pPr>
-      <w:r>
-        <w:t xml:space="preserve">기술적으로 이것은 이중 표현(duality) 구조다. 연속 확신도(wave)와 이진 확정 상태(particle)가 동시에 유지되며, 반복 확인의 비율이 임계값 — 기본 70%, 최소 3회 — 을 넘는 순간 확정, 곧</w:t>
-      </w:r>
-      <w:r>
-        <w:t xml:space="preserve"> </w:t>
-      </w:r>
-      <w:r>
-        <w:t xml:space="preserve">“</w:t>
-      </w:r>
-      <w:r>
-        <w:t xml:space="preserve">입자화</w:t>
-      </w:r>
-      <w:r>
-        <w:t xml:space="preserve">”</w:t>
-      </w:r>
-      <w:r>
-        <w:t xml:space="preserve">가 일어난다(부록 D). 확정 전까지 온톨로지 Seed는 후보일 뿐 정식 Class가 아니고, 확정되는 순간 총계정원장의 구체적 계정(품질손실비·병목손실비 등)과 연환산 손실 추정치로 물질화된다. 흥미로운 것은 반대 방향의 동작이다. 같은 질문에 대한 응답이 서로 엇갈리면 — 한 번은 그렇다, 한 번은 아니다 — 확신도는 오히려 낮아진다. 매뉴얼의 FAQ는 이를</w:t>
-      </w:r>
-      <w:r>
-        <w:t xml:space="preserve"> </w:t>
-      </w:r>
-      <w:r>
-        <w:t xml:space="preserve">“</w:t>
-      </w:r>
-      <w:r>
-        <w:t xml:space="preserve">오류가 아니라, 판단이 아직 충분히 일관되지 않았다는 뜻</w:t>
-      </w:r>
-      <w:r>
-        <w:t xml:space="preserve">”</w:t>
-      </w:r>
-      <w:r>
-        <w:t xml:space="preserve">이라고 설명한다(8.4절). 시스템이 성급한 확정을 스스로 거부하는 것이다.</w:t>
-      </w:r>
-    </w:p>
-    <w:p>
-      <w:pPr>
-        <w:pStyle w:val="BodyText"/>
-      </w:pPr>
-      <w:r>
         <w:t xml:space="preserve">이 철학은 1부 5장이 세운 통계적 사고의 규율과 정확히 공명한다. DMAIC의 Analyze가</w:t>
       </w:r>
       <w:r>
@@ -3071,8 +3236,8 @@
         <w:t xml:space="preserve">는 표본 크기의 하한이며, 엇갈린 응답에 의한 확신도 하락은 산포가 큰 데이터에서 결론을 유보하는 통계적 보수주의다. 그리고 임계를 넘어도 자동으로 실행되지 않고 사람의 승인 순간에만 확정된다는 규칙은, 5장의 삼분법 — 생성은 기계가, 검증은 모델이, 결정은 사람이 — 의 온톨로지 버전이다. 슈하트의 관리도가 우연 원인과 이상 원인을 한계선으로 갈랐다면(Shewhart, 1939), PTGDA의 wave는 느낌과 지식을 임계값으로 가른다. 형식은 다르되 정신은 하나다 — 불확실성을 없는 척하지 말고, 측정하고 관리하라.</w:t>
       </w:r>
     </w:p>
-    <w:bookmarkEnd w:id="44"/>
-    <w:bookmarkStart w:id="45" w:name="학술-계보와의-대화-gruber에서-jedaix까지"/>
+    <w:bookmarkEnd w:id="53"/>
+    <w:bookmarkStart w:id="54" w:name="학술-계보와의-대화-gruber에서-jedaix까지"/>
     <w:p>
       <w:pPr>
         <w:pStyle w:val="Heading2"/>
@@ -3464,8 +3629,8 @@
         <w:t xml:space="preserve">물론 이 실무 지향에는 대가도 있다. 대화로 성장하는 온톨로지의 품질은 대화의 품질 — 누가, 얼마나 성실하게 응답하는가 — 에 의존하며, 공통 Frame의 표준화는 개별 기업의 극단적 특수성을 다 담지 못할 수 있다. 이 한계와 운영 조건은 22장의 정직한 평가에서 다시 다룬다. 다음 장에서는 이 아키텍처의 심장 — 발화가 확신이 되고 확신이 Class가 되는 PTGDA와 TA의 알고리즘 — 으로 내려간다.</w:t>
       </w:r>
     </w:p>
-    <w:bookmarkEnd w:id="45"/>
-    <w:bookmarkStart w:id="46" w:name="핵심-요약-1"/>
+    <w:bookmarkEnd w:id="54"/>
+    <w:bookmarkStart w:id="55" w:name="핵심-요약-1"/>
     <w:p>
       <w:pPr>
         <w:pStyle w:val="Heading2"/>
@@ -3606,8 +3771,8 @@
         <w:t xml:space="preserve">JEDAIX는 Gruber·TOVE·Enterprise Ontology 계보의 후예이되, 원재료(문서→발화), 성장 방식(사전 설계→Progressive Ontology), 종착점(질의 응답→실행과 손익)의 세 이동으로 지식 획득 병목에 실무적 답을 제시한다.</w:t>
       </w:r>
     </w:p>
-    <w:bookmarkEnd w:id="46"/>
-    <w:bookmarkStart w:id="47" w:name="이-장의-참고문헌-1"/>
+    <w:bookmarkEnd w:id="55"/>
+    <w:bookmarkStart w:id="56" w:name="이-장의-참고문헌-1"/>
     <w:p>
       <w:pPr>
         <w:pStyle w:val="Heading2"/>
@@ -3829,9 +3994,9 @@
         <w:t xml:space="preserve">이 책 1부 5장(DMAIC 데이터 루프·통계적 사고·삼분법), 2부 15장(Odoo AI의 결핍 진단), 2부 16장(온톨로지 지식그래프 부스터), 3부 18장(경영 사각지대의 정의).</w:t>
       </w:r>
     </w:p>
-    <w:bookmarkEnd w:id="47"/>
-    <w:bookmarkEnd w:id="48"/>
-    <w:bookmarkStart w:id="60" w:name="제20장.-ptgda와-ta-암묵지-발굴의-알고리즘"/>
+    <w:bookmarkEnd w:id="56"/>
+    <w:bookmarkEnd w:id="57"/>
+    <w:bookmarkStart w:id="75" w:name="제20장.-ptgda와-ta-암묵지-발굴의-알고리즘"/>
     <w:p>
       <w:pPr>
         <w:pStyle w:val="Heading1"/>
@@ -3907,7 +4072,7 @@
         <w:t xml:space="preserve">이 장은 그 공백에 대한 JEDAIX의 답을 해부한다. 표출화를 솜씨가 아니라 알고리즘으로 — 상태와 전이, 임계값과 검증 규칙을 가진 계산 절차로 — 만드는 것이다. 19장에서 본 5 Space × 6 Station의 워크벤치가 무대였다면, 이 장은 그 무대 위에서 실제로 암묵지가 발굴되는 기계 장치를 다룬다. 사각지대의 신호에 이름을 붙이는 TA(Tacit Anomaly) 분류체계, 희미한 신호를 확정된 지식으로 키워가는 PTGDA 상태 전이, 언어가 스키마로 자라는 Seed 성장 사슬, 그 전 과정에서 번역자 역할을 맡는 LLM, 그리고 마지막 관문에 사람을 남겨두는 HITL(Human-in-the-Loop) 원칙까지. 3부의 기술적 심장이 여기에 있다.</w:t>
       </w:r>
     </w:p>
-    <w:bookmarkStart w:id="49" w:name="표출화는-알고리즘이-될-수-있는가"/>
+    <w:bookmarkStart w:id="58" w:name="표출화는-알고리즘이-될-수-있는가"/>
     <w:p>
       <w:pPr>
         <w:pStyle w:val="Heading2"/>
@@ -3988,8 +4153,8 @@
         <w:t xml:space="preserve">이 구도는 1부 5장의 DMAIC 데이터 루프와 정확히 맞물린다. 그 장에서 우리는 분석(Analyze)의 본질을 ’탐색적 가설 생성과 확증적 가설 검정의 교대’로 정리했다(De Mast &amp; Lokkerbol, 2012). PTGDA는 이 교대를 암묵지의 영역으로 확장한 것이다 — 탐색은 6 Station의 대화가, 확증은 반복 확인의 확신도 축적이 담당한다. 다만 검정의 대상이 공정 데이터가 아니라 사람의 증언이라는 점, 그리고 검정의 결과가 보고서가 아니라 온톨로지 스키마라는 점이 다르다.</w:t>
       </w:r>
     </w:p>
-    <w:bookmarkEnd w:id="49"/>
-    <w:bookmarkStart w:id="50" w:name="ta-10종-사각지대에-이름을-붙이다"/>
+    <w:bookmarkEnd w:id="58"/>
+    <w:bookmarkStart w:id="59" w:name="ta-10종-사각지대에-이름을-붙이다"/>
     <w:p>
       <w:pPr>
         <w:pStyle w:val="Heading2"/>
@@ -4356,221 +4521,14 @@
         <w:t xml:space="preserve">하다고 안내한다. 본문 사례로 구체적 실명이 확인되는 것은 TA06(KPI 충돌 — 품질 이의를 무시하고 출하 강행)이다. 이 장의 논의도 그 확인된 범위 안에서 진행한다.</w:t>
       </w:r>
     </w:p>
-    <w:bookmarkEnd w:id="50"/>
-    <w:bookmarkStart w:id="51" w:name="ptgda-seed에서-통치까지의-상태-전이"/>
+    <w:bookmarkEnd w:id="59"/>
+    <w:bookmarkStart w:id="63" w:name="ptgda-seed에서-통치까지의-상태-전이"/>
     <w:p>
       <w:pPr>
         <w:pStyle w:val="Heading2"/>
       </w:pPr>
       <w:r>
         <w:t xml:space="preserve">20.3 PTGDA: seed에서 통치까지의 상태 전이</w:t>
-      </w:r>
-    </w:p>
-    <w:p>
-      <w:pPr>
-        <w:pStyle w:val="FirstParagraph"/>
-      </w:pPr>
-      <w:r>
-        <w:t xml:space="preserve">TA가 신호에 이름을 붙였다면, PTGDA(Progressive Tacit-to-Governed Discovery &amp; Adoption)는 그 신호를 확정된 지식으로 키운다. 이름을 풀면 방법론 전체가 보인다. 암묵적인 것(Tacit)에서 통치되는 것(Governed)으로, 발견(Discovery)에서 채택(Adoption)으로, 그리고 그 이행은 단번이 아니라 점진적(Progressive)이다. 운영 매뉴얼 v9의 부록 D가 기술하는 상태 전이를 그대로 옮긴다.</w:t>
-      </w:r>
-    </w:p>
-    <w:p>
-      <w:pPr>
-        <w:pStyle w:val="BlockText"/>
-      </w:pPr>
-      <w:r>
-        <w:t xml:space="preserve">PTGDA의 상태 전이는 다음 순서를 따릅니다: ① seeds 테이블에 TA 코드와 함께 신호 축적 → ② 해당 TA와 연결된 SEED_HYPOTHESES가 triggered 상태로 전환 → ③ 6Station 인터뷰(verify 호출)로 confirm/refute 판정이 누적되며 confirm_count/total_count 갱신 → ④ rate가 임계값(기본 70%, 최소 3회)을 넘으면 evidence_status가 confirmed로 전환(입자화) → ⑤ confirmed 순간 GL에 구체적 계정(품질손실비/병목손실비/설비손실비/재고손실비/관리손실비)으로 실제 반영되며, 반복 확인 횟수를 근거로 연환산 손실 추정치가 함께 산출됨 → ⑥ 확정된 사각지대는 Station8에서 Agent 제안으로 승격 가능하며, 채택 시 실제 Loop 인스턴스가 생성되어 DTF 기한 내 진행 상태를 추적. — JEDAIX 운영 매뉴얼 v9, 부록 D</w:t>
-      </w:r>
-    </w:p>
-    <w:p>
-      <w:pPr>
-        <w:pStyle w:val="FirstParagraph"/>
-      </w:pPr>
-      <w:r>
-        <w:t xml:space="preserve">이 여섯 단계를 개념어로 다시 쓰면 다섯 개의 상태가 된다. 씨앗(seed) → 가설(hypothesis) → 검증(verify) → 확정(confirmed) → 통치(governed).</w:t>
-      </w:r>
-    </w:p>
-    <w:p>
-      <w:pPr>
-        <w:pStyle w:val="SourceCode"/>
-      </w:pPr>
-      <w:r>
-        <w:rPr>
-          <w:rStyle w:val="VerbatimChar"/>
-        </w:rPr>
-        <w:t xml:space="preserve"> [seed]        [가설]           [검증]              [확정]            [통치]</w:t>
-      </w:r>
-      <w:r>
-        <w:br/>
-      </w:r>
-      <w:r>
-        <w:rPr>
-          <w:rStyle w:val="VerbatimChar"/>
-        </w:rPr>
-        <w:t xml:space="preserve"> 신호 축적  →  SEED_HYPOTHESIS → 6 Station 인터뷰 → 임계값 돌파     → GL 계정 반영</w:t>
-      </w:r>
-      <w:r>
-        <w:br/>
-      </w:r>
-      <w:r>
-        <w:rPr>
-          <w:rStyle w:val="VerbatimChar"/>
-        </w:rPr>
-        <w:t xml:space="preserve"> (TA 코드     triggered 전환    confirm/refute     (70%·최소 3회)    연환산 손실 산출</w:t>
-      </w:r>
-      <w:r>
-        <w:br/>
-      </w:r>
-      <w:r>
-        <w:rPr>
-          <w:rStyle w:val="VerbatimChar"/>
-        </w:rPr>
-        <w:t xml:space="preserve">  태깅)                         반복 누적          "입자화"          Station8 Agent 승격</w:t>
-      </w:r>
-      <w:r>
-        <w:br/>
-      </w:r>
-      <w:r>
-        <w:rPr>
-          <w:rStyle w:val="VerbatimChar"/>
-        </w:rPr>
-        <w:t xml:space="preserve">                                                                    Loop·DTF 추적</w:t>
-      </w:r>
-      <w:r>
-        <w:br/>
-      </w:r>
-      <w:r>
-        <w:rPr>
-          <w:rStyle w:val="VerbatimChar"/>
-        </w:rPr>
-        <w:t xml:space="preserve">   └────────── 연속 확신도 wave(0~100%) 상승·하강 ──────────┘└─ 이진 상태 particle ─┘</w:t>
-      </w:r>
-    </w:p>
-    <w:p>
-      <w:pPr>
-        <w:pStyle w:val="FirstParagraph"/>
-      </w:pPr>
-      <w:r>
-        <w:t xml:space="preserve">설계의 핵심은 확정 이전과 이후의 표현이 다르다는 데 있다. 확정 이전의 지식은 연속 확신도(wave)라는 0~100%의 숫자로 존재하고, 확정 이후에는 이진 상태(particle)로 존재하며, 시스템은 이 둘을 동시에 유지한다. 매뉴얼은 이를</w:t>
-      </w:r>
-      <w:r>
-        <w:t xml:space="preserve"> </w:t>
-      </w:r>
-      <w:r>
-        <w:t xml:space="preserve">“</w:t>
-      </w:r>
-      <w:r>
-        <w:t xml:space="preserve">의사결정 접근 방식의 이진법적 한계를 보강하기 위한 설계</w:t>
-      </w:r>
-      <w:r>
-        <w:t xml:space="preserve">”</w:t>
-      </w:r>
-      <w:r>
-        <w:t xml:space="preserve">라 부르고, 온톨로지 문서는 한 걸음 더 나아가 이 이중 표현(duality)이</w:t>
-      </w:r>
-      <w:r>
-        <w:t xml:space="preserve"> </w:t>
-      </w:r>
-      <w:r>
-        <w:t xml:space="preserve">“</w:t>
-      </w:r>
-      <w:r>
-        <w:t xml:space="preserve">Ontology 성숙도 자체를 표현하는 설계</w:t>
-      </w:r>
-      <w:r>
-        <w:t xml:space="preserve">”</w:t>
-      </w:r>
-      <w:r>
-        <w:t xml:space="preserve">라고 규정한다(정인호, 2026). 전통 시스템의 맞다/틀리다 이분법 아래에서는</w:t>
-      </w:r>
-      <w:r>
-        <w:t xml:space="preserve"> </w:t>
-      </w:r>
-      <w:r>
-        <w:t xml:space="preserve">“</w:t>
-      </w:r>
-      <w:r>
-        <w:t xml:space="preserve">아직 확실하지 않지만 점점 그럴듯해지는</w:t>
-      </w:r>
-      <w:r>
-        <w:t xml:space="preserve">”</w:t>
-      </w:r>
-      <w:r>
-        <w:t xml:space="preserve"> </w:t>
-      </w:r>
-      <w:r>
-        <w:t xml:space="preserve">중간 상태의 정보가 소실된다 — 그런데 암묵지 발굴에서 가장 중요한 정보가 바로 그 중간 상태다. 1부 5장에서 DMAIC의 힘이 가설의 통계적 검정에 있다고 했던 것과 같은 원리로, PTGDA의 힘은 확신을 확률로 관리하다가 임계값에서만 결정으로 전환하는 규율에 있다.</w:t>
-      </w:r>
-    </w:p>
-    <w:p>
-      <w:pPr>
-        <w:pStyle w:val="BodyText"/>
-      </w:pPr>
-      <w:r>
-        <w:t xml:space="preserve">임계값의 구체성도 눈여겨볼 만하다. 확정에는 최소 3회의 확인과 70% 이상의 일관된 응답이 필요하며, 응답이 엇갈리면 — 한 번은 그렇다, 한 번은 아니다 — 확신도는 오히려 낮아진다. 매뉴얼의 FAQ는 이를</w:t>
-      </w:r>
-      <w:r>
-        <w:t xml:space="preserve"> </w:t>
-      </w:r>
-      <w:r>
-        <w:t xml:space="preserve">“</w:t>
-      </w:r>
-      <w:r>
-        <w:t xml:space="preserve">오류가 아니라, 판단이 아직 충분히 일관되지 않았다는 뜻</w:t>
-      </w:r>
-      <w:r>
-        <w:t xml:space="preserve">”</w:t>
-      </w:r>
-      <w:r>
-        <w:t xml:space="preserve">이라고 설명한다. 즉 PTGDA는 목소리 큰 한 사람의 확신이 아니라 반복과 일관성을 요구한다. 온톨로지 문서는 이 반복 확인의 누적을 루만의 연결(Anschluss) 개념으로 해석한다 —</w:t>
-      </w:r>
-      <w:r>
-        <w:t xml:space="preserve"> </w:t>
-      </w:r>
-      <w:r>
-        <w:t xml:space="preserve">“</w:t>
-      </w:r>
-      <w:r>
-        <w:t xml:space="preserve">한 번의 확인이 아니라, 확인과 확인이 서로 연결되며 관계가 응결</w:t>
-      </w:r>
-      <w:r>
-        <w:t xml:space="preserve">”</w:t>
-      </w:r>
-      <w:r>
-        <w:t xml:space="preserve">되는 과정이라는 것이다(정인호, 2026).</w:t>
-      </w:r>
-    </w:p>
-    <w:p>
-      <w:pPr>
-        <w:pStyle w:val="BodyText"/>
-      </w:pPr>
-      <w:r>
-        <w:t xml:space="preserve">그리고 확정의 순간, 발굴된 암묵지는 즉시 회계의 언어로 번역된다. 품질손실비·병목손실비·설비손실비·재고손실비·관리손실비라는 구체적 총계정원장(GL) 계정에 금액으로 반영되고, 연환산 손실 추정치가 함께 산출된다. 매뉴얼 4장의 사례에서</w:t>
-      </w:r>
-      <w:r>
-        <w:t xml:space="preserve"> </w:t>
-      </w:r>
-      <w:r>
-        <w:t xml:space="preserve">“</w:t>
-      </w:r>
-      <w:r>
-        <w:t xml:space="preserve">이 패턴이 3회 반복 확인됐고, 방치하면 연간 약 6천만 원의 손실이 예상된다</w:t>
-      </w:r>
-      <w:r>
-        <w:t xml:space="preserve">”</w:t>
-      </w:r>
-      <w:r>
-        <w:t xml:space="preserve">는 문장이 담당자를 움직였던 이유가 여기 있다. 암묵지의 형식지화는 인식론의 사건이지만, 조직을 움직이는 것은 손익계산서의 사건이다. PTGDA가 ’통치(Governed)’라는 단어로 끝나는 것은 이 때문이다 — 발굴된 지식은 관리되는 계정과 기한(DTF)을 가진 개선활동으로 조직의 공식 질서에 편입된다.</w:t>
-      </w:r>
-    </w:p>
-    <w:bookmarkEnd w:id="51"/>
-    <w:bookmarkStart w:id="55" w:name="seed-성장-사슬-언어가-스키마가-되기까지"/>
-    <w:p>
-      <w:pPr>
-        <w:pStyle w:val="Heading2"/>
-      </w:pPr>
-      <w:r>
-        <w:t xml:space="preserve">20.4 Seed 성장 사슬: 언어가 스키마가 되기까지</w:t>
       </w:r>
     </w:p>
     <w:p>
@@ -4580,20 +4538,282 @@
       <w:r>
         <w:drawing>
           <wp:inline>
-            <wp:extent cx="4206240" cy="2355494"/>
+            <wp:extent cx="4206240" cy="2207434"/>
             <wp:effectExtent b="0" l="0" r="0" t="0"/>
-            <wp:docPr descr="그림 20-1. Seed 성장 사슬 — 한 문장이 온톨로지가 되기까지" title="" id="53" name="Picture"/>
+            <wp:docPr descr="그림 20-2. PTGDA 상태 전이도" title="" id="61" name="Picture"/>
             <a:graphic>
               <a:graphicData uri="http://schemas.openxmlformats.org/drawingml/2006/picture">
                 <pic:pic>
                   <pic:nvPicPr>
-                    <pic:cNvPr descr="figures/fig_201_seed_chain.png" id="54" name="Picture"/>
+                    <pic:cNvPr descr="figures/fig_202_ptgda_states.png" id="62" name="Picture"/>
                     <pic:cNvPicPr>
                       <a:picLocks noChangeArrowheads="1" noChangeAspect="1"/>
                     </pic:cNvPicPr>
                   </pic:nvPicPr>
                   <pic:blipFill>
-                    <a:blip r:embed="rId52"/>
+                    <a:blip r:embed="rId60"/>
+                    <a:stretch>
+                      <a:fillRect/>
+                    </a:stretch>
+                  </pic:blipFill>
+                  <pic:spPr bwMode="auto">
+                    <a:xfrm>
+                      <a:off x="0" y="0"/>
+                      <a:ext cx="4206240" cy="2207434"/>
+                    </a:xfrm>
+                    <a:prstGeom prst="rect">
+                      <a:avLst/>
+                    </a:prstGeom>
+                    <a:noFill/>
+                    <a:ln w="9525">
+                      <a:noFill/>
+                      <a:headEnd/>
+                      <a:tailEnd/>
+                    </a:ln>
+                  </pic:spPr>
+                </pic:pic>
+              </a:graphicData>
+            </a:graphic>
+          </wp:inline>
+        </w:drawing>
+      </w:r>
+    </w:p>
+    <w:p>
+      <w:pPr>
+        <w:pStyle w:val="ImageCaption"/>
+      </w:pPr>
+      <w:r>
+        <w:t xml:space="preserve">그림 20-2. PTGDA 상태 전이도</w:t>
+      </w:r>
+    </w:p>
+    <w:p>
+      <w:pPr>
+        <w:pStyle w:val="BodyText"/>
+      </w:pPr>
+      <w:r>
+        <w:t xml:space="preserve">TA가 신호에 이름을 붙였다면, PTGDA(Progressive Tacit-to-Governed Discovery &amp; Adoption)는 그 신호를 확정된 지식으로 키운다. 이름을 풀면 방법론 전체가 보인다. 암묵적인 것(Tacit)에서 통치되는 것(Governed)으로, 발견(Discovery)에서 채택(Adoption)으로, 그리고 그 이행은 단번이 아니라 점진적(Progressive)이다. 운영 매뉴얼 v9의 부록 D가 기술하는 상태 전이를 그대로 옮긴다.</w:t>
+      </w:r>
+    </w:p>
+    <w:p>
+      <w:pPr>
+        <w:pStyle w:val="BlockText"/>
+      </w:pPr>
+      <w:r>
+        <w:t xml:space="preserve">PTGDA의 상태 전이는 다음 순서를 따릅니다: ① seeds 테이블에 TA 코드와 함께 신호 축적 → ② 해당 TA와 연결된 SEED_HYPOTHESES가 triggered 상태로 전환 → ③ 6Station 인터뷰(verify 호출)로 confirm/refute 판정이 누적되며 confirm_count/total_count 갱신 → ④ rate가 임계값(기본 70%, 최소 3회)을 넘으면 evidence_status가 confirmed로 전환(입자화) → ⑤ confirmed 순간 GL에 구체적 계정(품질손실비/병목손실비/설비손실비/재고손실비/관리손실비)으로 실제 반영되며, 반복 확인 횟수를 근거로 연환산 손실 추정치가 함께 산출됨 → ⑥ 확정된 사각지대는 Station8에서 Agent 제안으로 승격 가능하며, 채택 시 실제 Loop 인스턴스가 생성되어 DTF 기한 내 진행 상태를 추적. — JEDAIX 운영 매뉴얼 v9, 부록 D</w:t>
+      </w:r>
+    </w:p>
+    <w:p>
+      <w:pPr>
+        <w:pStyle w:val="FirstParagraph"/>
+      </w:pPr>
+      <w:r>
+        <w:t xml:space="preserve">이 여섯 단계를 개념어로 다시 쓰면 다섯 개의 상태가 된다. 씨앗(seed) → 가설(hypothesis) → 검증(verify) → 확정(confirmed) → 통치(governed).</w:t>
+      </w:r>
+    </w:p>
+    <w:p>
+      <w:pPr>
+        <w:pStyle w:val="SourceCode"/>
+      </w:pPr>
+      <w:r>
+        <w:rPr>
+          <w:rStyle w:val="VerbatimChar"/>
+        </w:rPr>
+        <w:t xml:space="preserve"> [seed]        [가설]           [검증]              [확정]            [통치]</w:t>
+      </w:r>
+      <w:r>
+        <w:br/>
+      </w:r>
+      <w:r>
+        <w:rPr>
+          <w:rStyle w:val="VerbatimChar"/>
+        </w:rPr>
+        <w:t xml:space="preserve"> 신호 축적  →  SEED_HYPOTHESIS → 6 Station 인터뷰 → 임계값 돌파     → GL 계정 반영</w:t>
+      </w:r>
+      <w:r>
+        <w:br/>
+      </w:r>
+      <w:r>
+        <w:rPr>
+          <w:rStyle w:val="VerbatimChar"/>
+        </w:rPr>
+        <w:t xml:space="preserve"> (TA 코드     triggered 전환    confirm/refute     (70%·최소 3회)    연환산 손실 산출</w:t>
+      </w:r>
+      <w:r>
+        <w:br/>
+      </w:r>
+      <w:r>
+        <w:rPr>
+          <w:rStyle w:val="VerbatimChar"/>
+        </w:rPr>
+        <w:t xml:space="preserve">  태깅)                         반복 누적          "입자화"          Station8 Agent 승격</w:t>
+      </w:r>
+      <w:r>
+        <w:br/>
+      </w:r>
+      <w:r>
+        <w:rPr>
+          <w:rStyle w:val="VerbatimChar"/>
+        </w:rPr>
+        <w:t xml:space="preserve">                                                                    Loop·DTF 추적</w:t>
+      </w:r>
+      <w:r>
+        <w:br/>
+      </w:r>
+      <w:r>
+        <w:rPr>
+          <w:rStyle w:val="VerbatimChar"/>
+        </w:rPr>
+        <w:t xml:space="preserve">   └────────── 연속 확신도 wave(0~100%) 상승·하강 ──────────┘└─ 이진 상태 particle ─┘</w:t>
+      </w:r>
+    </w:p>
+    <w:p>
+      <w:pPr>
+        <w:pStyle w:val="FirstParagraph"/>
+      </w:pPr>
+      <w:r>
+        <w:t xml:space="preserve">설계의 핵심은 확정 이전과 이후의 표현이 다르다는 데 있다. 확정 이전의 지식은 연속 확신도(wave)라는 0~100%의 숫자로 존재하고, 확정 이후에는 이진 상태(particle)로 존재하며, 시스템은 이 둘을 동시에 유지한다. 매뉴얼은 이를</w:t>
+      </w:r>
+      <w:r>
+        <w:t xml:space="preserve"> </w:t>
+      </w:r>
+      <w:r>
+        <w:t xml:space="preserve">“</w:t>
+      </w:r>
+      <w:r>
+        <w:t xml:space="preserve">의사결정 접근 방식의 이진법적 한계를 보강하기 위한 설계</w:t>
+      </w:r>
+      <w:r>
+        <w:t xml:space="preserve">”</w:t>
+      </w:r>
+      <w:r>
+        <w:t xml:space="preserve">라 부르고, 온톨로지 문서는 한 걸음 더 나아가 이 이중 표현(duality)이</w:t>
+      </w:r>
+      <w:r>
+        <w:t xml:space="preserve"> </w:t>
+      </w:r>
+      <w:r>
+        <w:t xml:space="preserve">“</w:t>
+      </w:r>
+      <w:r>
+        <w:t xml:space="preserve">Ontology 성숙도 자체를 표현하는 설계</w:t>
+      </w:r>
+      <w:r>
+        <w:t xml:space="preserve">”</w:t>
+      </w:r>
+      <w:r>
+        <w:t xml:space="preserve">라고 규정한다(정인호, 2026). 전통 시스템의 맞다/틀리다 이분법 아래에서는</w:t>
+      </w:r>
+      <w:r>
+        <w:t xml:space="preserve"> </w:t>
+      </w:r>
+      <w:r>
+        <w:t xml:space="preserve">“</w:t>
+      </w:r>
+      <w:r>
+        <w:t xml:space="preserve">아직 확실하지 않지만 점점 그럴듯해지는</w:t>
+      </w:r>
+      <w:r>
+        <w:t xml:space="preserve">”</w:t>
+      </w:r>
+      <w:r>
+        <w:t xml:space="preserve"> </w:t>
+      </w:r>
+      <w:r>
+        <w:t xml:space="preserve">중간 상태의 정보가 소실된다 — 그런데 암묵지 발굴에서 가장 중요한 정보가 바로 그 중간 상태다. 1부 5장에서 DMAIC의 힘이 가설의 통계적 검정에 있다고 했던 것과 같은 원리로, PTGDA의 힘은 확신을 확률로 관리하다가 임계값에서만 결정으로 전환하는 규율에 있다.</w:t>
+      </w:r>
+    </w:p>
+    <w:p>
+      <w:pPr>
+        <w:pStyle w:val="BodyText"/>
+      </w:pPr>
+      <w:r>
+        <w:t xml:space="preserve">임계값의 구체성도 눈여겨볼 만하다. 확정에는 최소 3회의 확인과 70% 이상의 일관된 응답이 필요하며, 응답이 엇갈리면 — 한 번은 그렇다, 한 번은 아니다 — 확신도는 오히려 낮아진다. 매뉴얼의 FAQ는 이를</w:t>
+      </w:r>
+      <w:r>
+        <w:t xml:space="preserve"> </w:t>
+      </w:r>
+      <w:r>
+        <w:t xml:space="preserve">“</w:t>
+      </w:r>
+      <w:r>
+        <w:t xml:space="preserve">오류가 아니라, 판단이 아직 충분히 일관되지 않았다는 뜻</w:t>
+      </w:r>
+      <w:r>
+        <w:t xml:space="preserve">”</w:t>
+      </w:r>
+      <w:r>
+        <w:t xml:space="preserve">이라고 설명한다. 즉 PTGDA는 목소리 큰 한 사람의 확신이 아니라 반복과 일관성을 요구한다. 온톨로지 문서는 이 반복 확인의 누적을 루만의 연결(Anschluss) 개념으로 해석한다 —</w:t>
+      </w:r>
+      <w:r>
+        <w:t xml:space="preserve"> </w:t>
+      </w:r>
+      <w:r>
+        <w:t xml:space="preserve">“</w:t>
+      </w:r>
+      <w:r>
+        <w:t xml:space="preserve">한 번의 확인이 아니라, 확인과 확인이 서로 연결되며 관계가 응결</w:t>
+      </w:r>
+      <w:r>
+        <w:t xml:space="preserve">”</w:t>
+      </w:r>
+      <w:r>
+        <w:t xml:space="preserve">되는 과정이라는 것이다(정인호, 2026).</w:t>
+      </w:r>
+    </w:p>
+    <w:p>
+      <w:pPr>
+        <w:pStyle w:val="BodyText"/>
+      </w:pPr>
+      <w:r>
+        <w:t xml:space="preserve">그리고 확정의 순간, 발굴된 암묵지는 즉시 회계의 언어로 번역된다. 품질손실비·병목손실비·설비손실비·재고손실비·관리손실비라는 구체적 총계정원장(GL) 계정에 금액으로 반영되고, 연환산 손실 추정치가 함께 산출된다. 매뉴얼 4장의 사례에서</w:t>
+      </w:r>
+      <w:r>
+        <w:t xml:space="preserve"> </w:t>
+      </w:r>
+      <w:r>
+        <w:t xml:space="preserve">“</w:t>
+      </w:r>
+      <w:r>
+        <w:t xml:space="preserve">이 패턴이 3회 반복 확인됐고, 방치하면 연간 약 6천만 원의 손실이 예상된다</w:t>
+      </w:r>
+      <w:r>
+        <w:t xml:space="preserve">”</w:t>
+      </w:r>
+      <w:r>
+        <w:t xml:space="preserve">는 문장이 담당자를 움직였던 이유가 여기 있다. 암묵지의 형식지화는 인식론의 사건이지만, 조직을 움직이는 것은 손익계산서의 사건이다. PTGDA가 ’통치(Governed)’라는 단어로 끝나는 것은 이 때문이다 — 발굴된 지식은 관리되는 계정과 기한(DTF)을 가진 개선활동으로 조직의 공식 질서에 편입된다.</w:t>
+      </w:r>
+    </w:p>
+    <w:bookmarkEnd w:id="63"/>
+    <w:bookmarkStart w:id="67" w:name="seed-성장-사슬-언어가-스키마가-되기까지"/>
+    <w:p>
+      <w:pPr>
+        <w:pStyle w:val="Heading2"/>
+      </w:pPr>
+      <w:r>
+        <w:t xml:space="preserve">20.4 Seed 성장 사슬: 언어가 스키마가 되기까지</w:t>
+      </w:r>
+    </w:p>
+    <w:p>
+      <w:pPr>
+        <w:pStyle w:val="CaptionedFigure"/>
+      </w:pPr>
+      <w:r>
+        <w:drawing>
+          <wp:inline>
+            <wp:extent cx="4206240" cy="2355494"/>
+            <wp:effectExtent b="0" l="0" r="0" t="0"/>
+            <wp:docPr descr="그림 20-1. Seed 성장 사슬 — 한 문장이 온톨로지가 되기까지" title="" id="65" name="Picture"/>
+            <a:graphic>
+              <a:graphicData uri="http://schemas.openxmlformats.org/drawingml/2006/picture">
+                <pic:pic>
+                  <pic:nvPicPr>
+                    <pic:cNvPr descr="figures/fig_201_seed_chain.png" id="66" name="Picture"/>
+                    <pic:cNvPicPr>
+                      <a:picLocks noChangeArrowheads="1" noChangeAspect="1"/>
+                    </pic:cNvPicPr>
+                  </pic:nvPicPr>
+                  <pic:blipFill>
+                    <a:blip r:embed="rId64"/>
                     <a:stretch>
                       <a:fillRect/>
                     </a:stretch>
@@ -5053,8 +5273,8 @@
         <w:t xml:space="preserve">는 서술이 형식 규칙이 되는 것이다. 이로써 노나카의 표출화는 하나의 파이프라인이 되었다. 발화(암묵지)에서 Chunk로, Chunk에서 좌표로, 좌표에서 축으로, 축에서 Class와 Rule(형식지)로 — 그리고 21장에서 보겠지만, Class와 Rule에서 실행 코드로.</w:t>
       </w:r>
     </w:p>
-    <w:bookmarkEnd w:id="55"/>
-    <w:bookmarkStart w:id="56" w:name="llm의-자리-한-문장이-온톨로지가-되는-여정"/>
+    <w:bookmarkEnd w:id="67"/>
+    <w:bookmarkStart w:id="71" w:name="llm의-자리-한-문장이-온톨로지가-되는-여정"/>
     <w:p>
       <w:pPr>
         <w:pStyle w:val="Heading2"/>
@@ -5065,40 +5285,227 @@
     </w:p>
     <w:p>
       <w:pPr>
+        <w:pStyle w:val="CaptionedFigure"/>
+      </w:pPr>
+      <w:r>
+        <w:drawing>
+          <wp:inline>
+            <wp:extent cx="4206240" cy="2271369"/>
+            <wp:effectExtent b="0" l="0" r="0" t="0"/>
+            <wp:docPr descr="그림 20-3. 한 문장의 여정 — 발화에서 OWL 확정까지" title="" id="69" name="Picture"/>
+            <a:graphic>
+              <a:graphicData uri="http://schemas.openxmlformats.org/drawingml/2006/picture">
+                <pic:pic>
+                  <pic:nvPicPr>
+                    <pic:cNvPr descr="figures/fig_203_sentence_journey.png" id="70" name="Picture"/>
+                    <pic:cNvPicPr>
+                      <a:picLocks noChangeArrowheads="1" noChangeAspect="1"/>
+                    </pic:cNvPicPr>
+                  </pic:nvPicPr>
+                  <pic:blipFill>
+                    <a:blip r:embed="rId68"/>
+                    <a:stretch>
+                      <a:fillRect/>
+                    </a:stretch>
+                  </pic:blipFill>
+                  <pic:spPr bwMode="auto">
+                    <a:xfrm>
+                      <a:off x="0" y="0"/>
+                      <a:ext cx="4206240" cy="2271369"/>
+                    </a:xfrm>
+                    <a:prstGeom prst="rect">
+                      <a:avLst/>
+                    </a:prstGeom>
+                    <a:noFill/>
+                    <a:ln w="9525">
+                      <a:noFill/>
+                      <a:headEnd/>
+                      <a:tailEnd/>
+                    </a:ln>
+                  </pic:spPr>
+                </pic:pic>
+              </a:graphicData>
+            </a:graphic>
+          </wp:inline>
+        </w:drawing>
+      </w:r>
+    </w:p>
+    <w:p>
+      <w:pPr>
+        <w:pStyle w:val="ImageCaption"/>
+      </w:pPr>
+      <w:r>
+        <w:t xml:space="preserve">그림 20-3. 한 문장의 여정 — 발화에서 OWL 확정까지</w:t>
+      </w:r>
+    </w:p>
+    <w:p>
+      <w:pPr>
+        <w:pStyle w:val="BodyText"/>
+      </w:pPr>
+      <w:r>
+        <w:t xml:space="preserve">이 파이프라인에서 LLM은 어디에 있는가. 답은 명확하다 — 번역 계층이다. 온톨로지 문서는</w:t>
+      </w:r>
+      <w:r>
+        <w:t xml:space="preserve"> </w:t>
+      </w:r>
+      <w:r>
+        <w:t xml:space="preserve">“</w:t>
+      </w:r>
+      <w:r>
+        <w:t xml:space="preserve">OWL·SWRL은 정확하지만 사람이 직접 작성하기는 어렵</w:t>
+      </w:r>
+      <w:r>
+        <w:t xml:space="preserve">”</w:t>
+      </w:r>
+      <w:r>
+        <w:t xml:space="preserve">기 때문에</w:t>
+      </w:r>
+      <w:r>
+        <w:t xml:space="preserve"> </w:t>
+      </w:r>
+      <w:r>
+        <w:t xml:space="preserve">“</w:t>
+      </w:r>
+      <w:r>
+        <w:t xml:space="preserve">LLM은 6Station의 자연어 대화를 이 형식 구조로 정렬하는 번역 계층 역할</w:t>
+      </w:r>
+      <w:r>
+        <w:t xml:space="preserve">”</w:t>
+      </w:r>
+      <w:r>
+        <w:t xml:space="preserve">을 한다고 규정한다(정인호, 2026). 1부 5장의 무한 루프에서 LLM이 DMAIC 각 단계를 잇는 오케스트레이터였다면, JEDAIX에서 LLM은 자연어와 온톨로지 사이의 통역사다. 두 역할의 공통점은 LLM이 판단의 주체가 아니라 변환과 연결의 주체라는 것이다.</w:t>
+      </w:r>
+    </w:p>
+    <w:p>
+      <w:pPr>
+        <w:pStyle w:val="BodyText"/>
+      </w:pPr>
+      <w:r>
+        <w:t xml:space="preserve">구체적 여정을 매뉴얼 4장의 사례로 따라가 보자. A정밀부품㈜의 품질관리 담당자가 6 Station 진단 화면에서 대화를 시작하고, 시스템이</w:t>
+      </w:r>
+      <w:r>
+        <w:t xml:space="preserve"> </w:t>
+      </w:r>
+      <w:r>
+        <w:t xml:space="preserve">“</w:t>
+      </w:r>
+      <w:r>
+        <w:t xml:space="preserve">최근 출하 지연이 잦은 라인에서, 품질 담당자가 이의를 제기했는데도 납기 압박으로 그대로 출하한 사례가 있었나요?</w:t>
+      </w:r>
+      <w:r>
+        <w:t xml:space="preserve">”</w:t>
+      </w:r>
+      <w:r>
+        <w:t xml:space="preserve">라고 묻는다. 담당자의 답은 한 문장이다 —</w:t>
+      </w:r>
+      <w:r>
+        <w:t xml:space="preserve"> </w:t>
+      </w:r>
+      <w:r>
+        <w:t xml:space="preserve">“</w:t>
+      </w:r>
+      <w:r>
+        <w:t xml:space="preserve">지난달 C라인에서 그런 적이 두 번 있었습니다.</w:t>
+      </w:r>
+      <w:r>
+        <w:t xml:space="preserve">”</w:t>
+      </w:r>
+      <w:r>
+        <w:t xml:space="preserve"> </w:t>
+      </w:r>
+      <w:r>
+        <w:t xml:space="preserve">이 발화는 즉시 NLP Chunk로 분해되어 시간(지난달)·장소(C라인)·빈도(두 번)·행위(그런 적이 있었다)의 속성으로 태깅된다. Linguistic Seed의 탄생이다. 태깅된 속성은 CoreSpace의 좌표로 매핑되고, 신호는 TA06(KPI 충돌)의 후보로 분류되어 seeds 테이블에 축적된다. 그리고 화면 우측에서 실시간 공명 신호가 켜진다.</w:t>
+      </w:r>
+    </w:p>
+    <w:p>
+      <w:pPr>
+        <w:pStyle w:val="BlockText"/>
+      </w:pPr>
+      <w:r>
+        <w:t xml:space="preserve">담당자가</w:t>
+      </w:r>
+      <w:r>
+        <w:t xml:space="preserve"> </w:t>
+      </w:r>
+      <w:r>
+        <w:t xml:space="preserve">“</w:t>
+      </w:r>
+      <w:r>
+        <w:t xml:space="preserve">지난달 C라인에서 그런 적이 두 번 있었습니다</w:t>
+      </w:r>
+      <w:r>
+        <w:t xml:space="preserve">”</w:t>
+      </w:r>
+      <w:r>
+        <w:t xml:space="preserve">라고 답하자, 화면 우측의 실시간 공명 신호가 켜지며</w:t>
+      </w:r>
+      <w:r>
+        <w:t xml:space="preserve"> </w:t>
+      </w:r>
+      <w:r>
+        <w:t xml:space="preserve">“</w:t>
+      </w:r>
+      <w:r>
+        <w:t xml:space="preserve">반응이 뚜렷해지고 있습니다 — 왜 그런지 한 단계 더 파고들어보세요</w:t>
+      </w:r>
+      <w:r>
+        <w:t xml:space="preserve">”</w:t>
+      </w:r>
+      <w:r>
+        <w:t xml:space="preserve">라는 안내가 뜹니다. 이 신호는 숫자를 계산해서 보는 게 아니라, 담당자가 감각적으로</w:t>
+      </w:r>
+      <w:r>
+        <w:t xml:space="preserve"> </w:t>
+      </w:r>
+      <w:r>
+        <w:t xml:space="preserve">“</w:t>
+      </w:r>
+      <w:r>
+        <w:t xml:space="preserve">아, 이 방향이 맞구나</w:t>
+      </w:r>
+      <w:r>
+        <w:t xml:space="preserve">”</w:t>
+      </w:r>
+      <w:r>
+        <w:t xml:space="preserve">를 느끼도록 돕는 장치입니다. — JEDAIX 운영 매뉴얼 v9, 제4장</w:t>
+      </w:r>
+    </w:p>
+    <w:p>
+      <w:pPr>
         <w:pStyle w:val="FirstParagraph"/>
       </w:pPr>
       <w:r>
-        <w:t xml:space="preserve">이 파이프라인에서 LLM은 어디에 있는가. 답은 명확하다 — 번역 계층이다. 온톨로지 문서는</w:t>
-      </w:r>
-      <w:r>
-        <w:t xml:space="preserve"> </w:t>
-      </w:r>
-      <w:r>
-        <w:t xml:space="preserve">“</w:t>
-      </w:r>
-      <w:r>
-        <w:t xml:space="preserve">OWL·SWRL은 정확하지만 사람이 직접 작성하기는 어렵</w:t>
-      </w:r>
-      <w:r>
-        <w:t xml:space="preserve">”</w:t>
-      </w:r>
-      <w:r>
-        <w:t xml:space="preserve">기 때문에</w:t>
-      </w:r>
-      <w:r>
-        <w:t xml:space="preserve"> </w:t>
-      </w:r>
-      <w:r>
-        <w:t xml:space="preserve">“</w:t>
-      </w:r>
-      <w:r>
-        <w:t xml:space="preserve">LLM은 6Station의 자연어 대화를 이 형식 구조로 정렬하는 번역 계층 역할</w:t>
-      </w:r>
-      <w:r>
-        <w:t xml:space="preserve">”</w:t>
-      </w:r>
-      <w:r>
-        <w:t xml:space="preserve">을 한다고 규정한다(정인호, 2026). 1부 5장의 무한 루프에서 LLM이 DMAIC 각 단계를 잇는 오케스트레이터였다면, JEDAIX에서 LLM은 자연어와 온톨로지 사이의 통역사다. 두 역할의 공통점은 LLM이 판단의 주체가 아니라 변환과 연결의 주체라는 것이다.</w:t>
+        <w:t xml:space="preserve">공명 신호(0~100)는 지금까지 쌓인 확인 횟수와 결과를 근거로 계산되며, 신호가 강할수록 원이 더 붉고 크게, 더 빠르게 맥동한다. 온톨로지 문서는 이를</w:t>
+      </w:r>
+      <w:r>
+        <w:t xml:space="preserve"> </w:t>
+      </w:r>
+      <w:r>
+        <w:t xml:space="preserve">“</w:t>
+      </w:r>
+      <w:r>
+        <w:t xml:space="preserve">아직 확정되지 않은 Linguistic Seed의 강도를 사람이 감각적으로 느끼도록 돕는 장치</w:t>
+      </w:r>
+      <w:r>
+        <w:t xml:space="preserve">”</w:t>
+      </w:r>
+      <w:r>
+        <w:t xml:space="preserve">이자</w:t>
+      </w:r>
+      <w:r>
+        <w:t xml:space="preserve"> </w:t>
+      </w:r>
+      <w:r>
+        <w:t xml:space="preserve">“</w:t>
+      </w:r>
+      <w:r>
+        <w:t xml:space="preserve">이 방향이 Ontology로 성장할 가능성이 있다는 것을 조기에 드러내는 장치</w:t>
+      </w:r>
+      <w:r>
+        <w:t xml:space="preserve">”</w:t>
+      </w:r>
+      <w:r>
+        <w:t xml:space="preserve">로 재정의한다. 흥미로운 것은 설계의 방향이다. 알고리즘이 사람을 대체하는 것이 아니라, 알고리즘이 사람의 직관을 증폭한다 — 폴라니가 말한 암묵적 감각(tacit awareness)을 끄지 않고, 오히려 그 감각이 옳은 방향을 파고들도록 유도하는 것이다.</w:t>
       </w:r>
     </w:p>
     <w:p>
@@ -5106,40 +5513,51 @@
         <w:pStyle w:val="BodyText"/>
       </w:pPr>
       <w:r>
-        <w:t xml:space="preserve">구체적 여정을 매뉴얼 4장의 사례로 따라가 보자. A정밀부품㈜의 품질관리 담당자가 6 Station 진단 화면에서 대화를 시작하고, 시스템이</w:t>
-      </w:r>
-      <w:r>
-        <w:t xml:space="preserve"> </w:t>
-      </w:r>
-      <w:r>
-        <w:t xml:space="preserve">“</w:t>
-      </w:r>
-      <w:r>
-        <w:t xml:space="preserve">최근 출하 지연이 잦은 라인에서, 품질 담당자가 이의를 제기했는데도 납기 압박으로 그대로 출하한 사례가 있었나요?</w:t>
-      </w:r>
-      <w:r>
-        <w:t xml:space="preserve">”</w:t>
-      </w:r>
-      <w:r>
-        <w:t xml:space="preserve">라고 묻는다. 담당자의 답은 한 문장이다 —</w:t>
-      </w:r>
-      <w:r>
-        <w:t xml:space="preserve"> </w:t>
-      </w:r>
-      <w:r>
-        <w:t xml:space="preserve">“</w:t>
-      </w:r>
-      <w:r>
-        <w:t xml:space="preserve">지난달 C라인에서 그런 적이 두 번 있었습니다.</w:t>
-      </w:r>
-      <w:r>
-        <w:t xml:space="preserve">”</w:t>
-      </w:r>
-      <w:r>
-        <w:t xml:space="preserve"> </w:t>
-      </w:r>
-      <w:r>
-        <w:t xml:space="preserve">이 발화는 즉시 NLP Chunk로 분해되어 시간(지난달)·장소(C라인)·빈도(두 번)·행위(그런 적이 있었다)의 속성으로 태깅된다. Linguistic Seed의 탄생이다. 태깅된 속성은 CoreSpace의 좌표로 매핑되고, 신호는 TA06(KPI 충돌)의 후보로 분류되어 seeds 테이블에 축적된다. 그리고 화면 우측에서 실시간 공명 신호가 켜진다.</w:t>
+        <w:t xml:space="preserve">이후의 여정은 앞 절들에서 본 그대로다. 같은 유형의 신호가 세 번의 대화 라운드에 걸쳐 반복 확인되고, 연속 확신도가 임계값 70%를 돌파해 확정되며, 품질손실비 계정에 금액이 반영되고 연간 약 6천만 원의 손실 추정이 산출된다. LLM이 초안한 OWL Class·SWRL Rule은 사람의 검토를 거쳐 등록되고, Station8에서 InventoryBufferAgent의 실행 제안으로 승격된다(실행의 상세는 21장에서 다룬다). 한 문장이 계정과 스키마와 실행 주체가 되기까지 — 이것이</w:t>
+      </w:r>
+      <w:r>
+        <w:t xml:space="preserve"> </w:t>
+      </w:r>
+      <w:r>
+        <w:t xml:space="preserve">“</w:t>
+      </w:r>
+      <w:r>
+        <w:t xml:space="preserve">현장의 말이 온톨로지가 되는</w:t>
+      </w:r>
+      <w:r>
+        <w:t xml:space="preserve">”</w:t>
+      </w:r>
+      <w:r>
+        <w:t xml:space="preserve"> </w:t>
+      </w:r>
+      <w:r>
+        <w:t xml:space="preserve">전 과정이며, 노나카가 은유와 대화의 예술로 남겨두었던 표출화가 상태 전이와 임계값을 가진 절차로 바뀐 모습이다.</w:t>
+      </w:r>
+    </w:p>
+    <w:p>
+      <w:pPr>
+        <w:pStyle w:val="BodyText"/>
+      </w:pPr>
+      <w:r>
+        <w:t xml:space="preserve">여기서 LLM 활용의 설계 원칙 하나를 짚어둘 필요가 있다. JEDAIX는 LLM에게 확정 판단을 맡기지 않는다. Chunk 분해와 TA 후보 분류, OWL·SWRL 초안 작성까지가 LLM의 몫이고, 확정은 반복 확인의 통계(confirm_count/total_count)가, 승인은 사람이 담당한다. 1부 5장에서 경고했듯 LLM의 환각과 편향은 루프의 안전장치를 전제로만 관리 가능하다 — PTGDA의 임계값과 다음 절의 HITL 게이트가 정확히 그 안전장치다.</w:t>
+      </w:r>
+    </w:p>
+    <w:bookmarkEnd w:id="71"/>
+    <w:bookmarkStart w:id="72" w:name="hitl과-검증-통치의-마지막-관문"/>
+    <w:p>
+      <w:pPr>
+        <w:pStyle w:val="Heading2"/>
+      </w:pPr>
+      <w:r>
+        <w:t xml:space="preserve">20.6 HITL과 검증: 통치의 마지막 관문</w:t>
+      </w:r>
+    </w:p>
+    <w:p>
+      <w:pPr>
+        <w:pStyle w:val="FirstParagraph"/>
+      </w:pPr>
+      <w:r>
+        <w:t xml:space="preserve">발굴의 알고리즘이 아무리 정교해도, JEDAIX는 마지막 관문을 자동화하지 않는다. 이것은 기능의 미비가 아니라 구조적 원칙이다.</w:t>
       </w:r>
     </w:p>
     <w:p>
@@ -5147,52 +5565,22 @@
         <w:pStyle w:val="BlockText"/>
       </w:pPr>
       <w:r>
-        <w:t xml:space="preserve">담당자가</w:t>
-      </w:r>
-      <w:r>
-        <w:t xml:space="preserve"> </w:t>
-      </w:r>
-      <w:r>
-        <w:t xml:space="preserve">“</w:t>
-      </w:r>
-      <w:r>
-        <w:t xml:space="preserve">지난달 C라인에서 그런 적이 두 번 있었습니다</w:t>
-      </w:r>
-      <w:r>
-        <w:t xml:space="preserve">”</w:t>
-      </w:r>
-      <w:r>
-        <w:t xml:space="preserve">라고 답하자, 화면 우측의 실시간 공명 신호가 켜지며</w:t>
-      </w:r>
-      <w:r>
-        <w:t xml:space="preserve"> </w:t>
-      </w:r>
-      <w:r>
-        <w:t xml:space="preserve">“</w:t>
-      </w:r>
-      <w:r>
-        <w:t xml:space="preserve">반응이 뚜렷해지고 있습니다 — 왜 그런지 한 단계 더 파고들어보세요</w:t>
-      </w:r>
-      <w:r>
-        <w:t xml:space="preserve">”</w:t>
-      </w:r>
-      <w:r>
-        <w:t xml:space="preserve">라는 안내가 뜹니다. 이 신호는 숫자를 계산해서 보는 게 아니라, 담당자가 감각적으로</w:t>
-      </w:r>
-      <w:r>
-        <w:t xml:space="preserve"> </w:t>
-      </w:r>
-      <w:r>
-        <w:t xml:space="preserve">“</w:t>
-      </w:r>
-      <w:r>
-        <w:t xml:space="preserve">아, 이 방향이 맞구나</w:t>
-      </w:r>
-      <w:r>
-        <w:t xml:space="preserve">”</w:t>
-      </w:r>
-      <w:r>
-        <w:t xml:space="preserve">를 느끼도록 돕는 장치입니다. — JEDAIX 운영 매뉴얼 v9, 제4장</w:t>
+        <w:t xml:space="preserve">Harness는 자격만 검증하며,</w:t>
+      </w:r>
+      <w:r>
+        <w:t xml:space="preserve"> </w:t>
+      </w:r>
+      <w:r>
+        <w:t xml:space="preserve">“</w:t>
+      </w:r>
+      <w:r>
+        <w:t xml:space="preserve">이 판단이 옳은가</w:t>
+      </w:r>
+      <w:r>
+        <w:t xml:space="preserve">”</w:t>
+      </w:r>
+      <w:r>
+        <w:t xml:space="preserve">는 여전히 사람의 몫입니다. 이 구분이 JEDAIX가 완전 자동화가 아니라 Human-in-the-Loop(HITL) 원칙을 지키는 지점이며, Ontology가 아무리 정교해져도 최종 승인은 항상 구조적으로 사람에게 남습니다. — JEDAIX 온톨로지 아키텍처 문서 v9, 제8장</w:t>
       </w:r>
     </w:p>
     <w:p>
@@ -5200,37 +5588,37 @@
         <w:pStyle w:val="FirstParagraph"/>
       </w:pPr>
       <w:r>
-        <w:t xml:space="preserve">공명 신호(0~100)는 지금까지 쌓인 확인 횟수와 결과를 근거로 계산되며, 신호가 강할수록 원이 더 붉고 크게, 더 빠르게 맥동한다. 온톨로지 문서는 이를</w:t>
-      </w:r>
-      <w:r>
-        <w:t xml:space="preserve"> </w:t>
-      </w:r>
-      <w:r>
-        <w:t xml:space="preserve">“</w:t>
-      </w:r>
-      <w:r>
-        <w:t xml:space="preserve">아직 확정되지 않은 Linguistic Seed의 강도를 사람이 감각적으로 느끼도록 돕는 장치</w:t>
-      </w:r>
-      <w:r>
-        <w:t xml:space="preserve">”</w:t>
-      </w:r>
-      <w:r>
-        <w:t xml:space="preserve">이자</w:t>
-      </w:r>
-      <w:r>
-        <w:t xml:space="preserve"> </w:t>
-      </w:r>
-      <w:r>
-        <w:t xml:space="preserve">“</w:t>
-      </w:r>
-      <w:r>
-        <w:t xml:space="preserve">이 방향이 Ontology로 성장할 가능성이 있다는 것을 조기에 드러내는 장치</w:t>
-      </w:r>
-      <w:r>
-        <w:t xml:space="preserve">”</w:t>
-      </w:r>
-      <w:r>
-        <w:t xml:space="preserve">로 재정의한다. 흥미로운 것은 설계의 방향이다. 알고리즘이 사람을 대체하는 것이 아니라, 알고리즘이 사람의 직관을 증폭한다 — 폴라니가 말한 암묵적 감각(tacit awareness)을 끄지 않고, 오히려 그 감각이 옳은 방향을 파고들도록 유도하는 것이다.</w:t>
+        <w:t xml:space="preserve">인용문의 구분에 주목하자. 자격의 검증과 판단의 승인은 다른 문제다.</w:t>
+      </w:r>
+      <w:r>
+        <w:t xml:space="preserve"> </w:t>
+      </w:r>
+      <w:r>
+        <w:t xml:space="preserve">“</w:t>
+      </w:r>
+      <w:r>
+        <w:t xml:space="preserve">이 역할이 이 액션을 할 자격이 있는가</w:t>
+      </w:r>
+      <w:r>
+        <w:t xml:space="preserve">”</w:t>
+      </w:r>
+      <w:r>
+        <w:t xml:space="preserve">는 Harness(권한 매트릭스)가 조직·직무 기준으로 기계적으로 검증한다. 그러나</w:t>
+      </w:r>
+      <w:r>
+        <w:t xml:space="preserve"> </w:t>
+      </w:r>
+      <w:r>
+        <w:t xml:space="preserve">“</w:t>
+      </w:r>
+      <w:r>
+        <w:t xml:space="preserve">이 판단이 옳은가</w:t>
+      </w:r>
+      <w:r>
+        <w:t xml:space="preserve">”</w:t>
+      </w:r>
+      <w:r>
+        <w:t xml:space="preserve">는 어떤 검증 규칙으로도 환원되지 않으며, 사람의 서명으로만 닫힌다. 승인 전에는 어떤 실제 값도 바뀌지 않고, 반드시 Digital Twin 시뮬레이션으로 결과를 미리 확인한 뒤에만 승인 버튼이 의미를 갖는다. 폴라니의 관점에서 이 설계는 정직하다 — 암묵지의 완전한 형식화는 불가능하며(Polanyi, 1966), 형식화가 놓친 잔여는 언제나 존재하므로, 그 잔여를 감각하는 사람이 루프 안에 남아 있어야 한다.</w:t>
       </w:r>
     </w:p>
     <w:p>
@@ -5238,25 +5626,37 @@
         <w:pStyle w:val="BodyText"/>
       </w:pPr>
       <w:r>
-        <w:t xml:space="preserve">이후의 여정은 앞 절들에서 본 그대로다. 같은 유형의 신호가 세 번의 대화 라운드에 걸쳐 반복 확인되고, 연속 확신도가 임계값 70%를 돌파해 확정되며, 품질손실비 계정에 금액이 반영되고 연간 약 6천만 원의 손실 추정이 산출된다. LLM이 초안한 OWL Class·SWRL Rule은 사람의 검토를 거쳐 등록되고, Station8에서 InventoryBufferAgent의 실행 제안으로 승격된다(실행의 상세는 21장에서 다룬다). 한 문장이 계정과 스키마와 실행 주체가 되기까지 — 이것이</w:t>
-      </w:r>
-      <w:r>
-        <w:t xml:space="preserve"> </w:t>
-      </w:r>
-      <w:r>
-        <w:t xml:space="preserve">“</w:t>
-      </w:r>
-      <w:r>
-        <w:t xml:space="preserve">현장의 말이 온톨로지가 되는</w:t>
-      </w:r>
-      <w:r>
-        <w:t xml:space="preserve">”</w:t>
-      </w:r>
-      <w:r>
-        <w:t xml:space="preserve"> </w:t>
-      </w:r>
-      <w:r>
-        <w:t xml:space="preserve">전 과정이며, 노나카가 은유와 대화의 예술로 남겨두었던 표출화가 상태 전이와 임계값을 가진 절차로 바뀐 모습이다.</w:t>
+        <w:t xml:space="preserve">사람의 승인이 최종 관문이라면, 그 관문 앞까지의 길은 결정론적 검증이 지킨다. Workflow 빌더의 컴파일 단계(S5)는 대화가 아니라 여섯 가지 결정론적 규칙 — 참조 무결성, 승인자 자격, 순환 참조, 권한 충돌 경고, TA 코드 유효성, 조직·직무 일치 — 으로 자동 검사되며, 검증에 실패하면 어느 규칙에서 왜 실패했는지가 구체적으로 표시된다(</w:t>
+      </w:r>
+      <w:r>
+        <w:t xml:space="preserve">“</w:t>
+      </w:r>
+      <w:r>
+        <w:t xml:space="preserve">품질검사 단계의 승인자 ’SCM팀장’이 이 부서 소속이 아님</w:t>
+      </w:r>
+      <w:r>
+        <w:t xml:space="preserve">”</w:t>
+      </w:r>
+      <w:r>
+        <w:t xml:space="preserve"> </w:t>
+      </w:r>
+      <w:r>
+        <w:t xml:space="preserve">같은 수준으로). 온톨로지 문서는 이를</w:t>
+      </w:r>
+      <w:r>
+        <w:t xml:space="preserve"> </w:t>
+      </w:r>
+      <w:r>
+        <w:t xml:space="preserve">“</w:t>
+      </w:r>
+      <w:r>
+        <w:t xml:space="preserve">SWRL 수준의 무결성 검증</w:t>
+      </w:r>
+      <w:r>
+        <w:t xml:space="preserve">”</w:t>
+      </w:r>
+      <w:r>
+        <w:t xml:space="preserve">으로 자리매김한다. 여기에 TA 신호 품질에 대한 등급 판정 — 효율성(확정건수/누적라운드)과 정합성(같은 TA 내 확신도 분산)을 결합해 고신호/잡음/비일관/발전중으로 분류 — 이 더해져, 사람이 승인 게이트에서 마주하는 후보는 이미 기계적 하자가 걸러진 상태다. 자동 검증이 형식의 오류를 막고, 사람이 의미의 오류를 막는다 — 이중의 관문이다.</w:t>
       </w:r>
     </w:p>
     <w:p>
@@ -5264,131 +5664,6 @@
         <w:pStyle w:val="BodyText"/>
       </w:pPr>
       <w:r>
-        <w:t xml:space="preserve">여기서 LLM 활용의 설계 원칙 하나를 짚어둘 필요가 있다. JEDAIX는 LLM에게 확정 판단을 맡기지 않는다. Chunk 분해와 TA 후보 분류, OWL·SWRL 초안 작성까지가 LLM의 몫이고, 확정은 반복 확인의 통계(confirm_count/total_count)가, 승인은 사람이 담당한다. 1부 5장에서 경고했듯 LLM의 환각과 편향은 루프의 안전장치를 전제로만 관리 가능하다 — PTGDA의 임계값과 다음 절의 HITL 게이트가 정확히 그 안전장치다.</w:t>
-      </w:r>
-    </w:p>
-    <w:bookmarkEnd w:id="56"/>
-    <w:bookmarkStart w:id="57" w:name="hitl과-검증-통치의-마지막-관문"/>
-    <w:p>
-      <w:pPr>
-        <w:pStyle w:val="Heading2"/>
-      </w:pPr>
-      <w:r>
-        <w:t xml:space="preserve">20.6 HITL과 검증: 통치의 마지막 관문</w:t>
-      </w:r>
-    </w:p>
-    <w:p>
-      <w:pPr>
-        <w:pStyle w:val="FirstParagraph"/>
-      </w:pPr>
-      <w:r>
-        <w:t xml:space="preserve">발굴의 알고리즘이 아무리 정교해도, JEDAIX는 마지막 관문을 자동화하지 않는다. 이것은 기능의 미비가 아니라 구조적 원칙이다.</w:t>
-      </w:r>
-    </w:p>
-    <w:p>
-      <w:pPr>
-        <w:pStyle w:val="BlockText"/>
-      </w:pPr>
-      <w:r>
-        <w:t xml:space="preserve">Harness는 자격만 검증하며,</w:t>
-      </w:r>
-      <w:r>
-        <w:t xml:space="preserve"> </w:t>
-      </w:r>
-      <w:r>
-        <w:t xml:space="preserve">“</w:t>
-      </w:r>
-      <w:r>
-        <w:t xml:space="preserve">이 판단이 옳은가</w:t>
-      </w:r>
-      <w:r>
-        <w:t xml:space="preserve">”</w:t>
-      </w:r>
-      <w:r>
-        <w:t xml:space="preserve">는 여전히 사람의 몫입니다. 이 구분이 JEDAIX가 완전 자동화가 아니라 Human-in-the-Loop(HITL) 원칙을 지키는 지점이며, Ontology가 아무리 정교해져도 최종 승인은 항상 구조적으로 사람에게 남습니다. — JEDAIX 온톨로지 아키텍처 문서 v9, 제8장</w:t>
-      </w:r>
-    </w:p>
-    <w:p>
-      <w:pPr>
-        <w:pStyle w:val="FirstParagraph"/>
-      </w:pPr>
-      <w:r>
-        <w:t xml:space="preserve">인용문의 구분에 주목하자. 자격의 검증과 판단의 승인은 다른 문제다.</w:t>
-      </w:r>
-      <w:r>
-        <w:t xml:space="preserve"> </w:t>
-      </w:r>
-      <w:r>
-        <w:t xml:space="preserve">“</w:t>
-      </w:r>
-      <w:r>
-        <w:t xml:space="preserve">이 역할이 이 액션을 할 자격이 있는가</w:t>
-      </w:r>
-      <w:r>
-        <w:t xml:space="preserve">”</w:t>
-      </w:r>
-      <w:r>
-        <w:t xml:space="preserve">는 Harness(권한 매트릭스)가 조직·직무 기준으로 기계적으로 검증한다. 그러나</w:t>
-      </w:r>
-      <w:r>
-        <w:t xml:space="preserve"> </w:t>
-      </w:r>
-      <w:r>
-        <w:t xml:space="preserve">“</w:t>
-      </w:r>
-      <w:r>
-        <w:t xml:space="preserve">이 판단이 옳은가</w:t>
-      </w:r>
-      <w:r>
-        <w:t xml:space="preserve">”</w:t>
-      </w:r>
-      <w:r>
-        <w:t xml:space="preserve">는 어떤 검증 규칙으로도 환원되지 않으며, 사람의 서명으로만 닫힌다. 승인 전에는 어떤 실제 값도 바뀌지 않고, 반드시 Digital Twin 시뮬레이션으로 결과를 미리 확인한 뒤에만 승인 버튼이 의미를 갖는다. 폴라니의 관점에서 이 설계는 정직하다 — 암묵지의 완전한 형식화는 불가능하며(Polanyi, 1966), 형식화가 놓친 잔여는 언제나 존재하므로, 그 잔여를 감각하는 사람이 루프 안에 남아 있어야 한다.</w:t>
-      </w:r>
-    </w:p>
-    <w:p>
-      <w:pPr>
-        <w:pStyle w:val="BodyText"/>
-      </w:pPr>
-      <w:r>
-        <w:t xml:space="preserve">사람의 승인이 최종 관문이라면, 그 관문 앞까지의 길은 결정론적 검증이 지킨다. Workflow 빌더의 컴파일 단계(S5)는 대화가 아니라 여섯 가지 결정론적 규칙 — 참조 무결성, 승인자 자격, 순환 참조, 권한 충돌 경고, TA 코드 유효성, 조직·직무 일치 — 으로 자동 검사되며, 검증에 실패하면 어느 규칙에서 왜 실패했는지가 구체적으로 표시된다(</w:t>
-      </w:r>
-      <w:r>
-        <w:t xml:space="preserve">“</w:t>
-      </w:r>
-      <w:r>
-        <w:t xml:space="preserve">품질검사 단계의 승인자 ’SCM팀장’이 이 부서 소속이 아님</w:t>
-      </w:r>
-      <w:r>
-        <w:t xml:space="preserve">”</w:t>
-      </w:r>
-      <w:r>
-        <w:t xml:space="preserve"> </w:t>
-      </w:r>
-      <w:r>
-        <w:t xml:space="preserve">같은 수준으로). 온톨로지 문서는 이를</w:t>
-      </w:r>
-      <w:r>
-        <w:t xml:space="preserve"> </w:t>
-      </w:r>
-      <w:r>
-        <w:t xml:space="preserve">“</w:t>
-      </w:r>
-      <w:r>
-        <w:t xml:space="preserve">SWRL 수준의 무결성 검증</w:t>
-      </w:r>
-      <w:r>
-        <w:t xml:space="preserve">”</w:t>
-      </w:r>
-      <w:r>
-        <w:t xml:space="preserve">으로 자리매김한다. 여기에 TA 신호 품질에 대한 등급 판정 — 효율성(확정건수/누적라운드)과 정합성(같은 TA 내 확신도 분산)을 결합해 고신호/잡음/비일관/발전중으로 분류 — 이 더해져, 사람이 승인 게이트에서 마주하는 후보는 이미 기계적 하자가 걸러진 상태다. 자동 검증이 형식의 오류를 막고, 사람이 의미의 오류를 막는다 — 이중의 관문이다.</w:t>
-      </w:r>
-    </w:p>
-    <w:p>
-      <w:pPr>
-        <w:pStyle w:val="BodyText"/>
-      </w:pPr>
-      <w:r>
         <w:t xml:space="preserve">이 장을 닫기 전에 정직한 한계도 적어둔다. 첫째, PTGDA는 증언이 있어야 작동한다. 확인에 응할 현장 담당자가 없거나 응답이 계속 비일관하면 확신도는 쌓이지 않으며, 확정된 암묵지가 없는 동안 손익 관계 그래프는 이익 구조만 보여준다 — 매뉴얼이 명시하듯 이는</w:t>
       </w:r>
       <w:r>
@@ -5407,8 +5682,8 @@
         <w:t xml:space="preserve">이지만, 도입 초기의 조직에게는 인내가 요구되는 구간이다(이 수용성의 문제는 22장에서 다룬다). 둘째, 임계값 70%·3회는 신중함과 속도의 트레이드오프다. 빠른 확정은 오확정의 위험을, 느린 확정은 발굴 지연의 비용을 낳는다. 셋째, 발굴은 시작이지 끝이 아니다. 확정된 Class가 실제 성과가 되려면 실행의 층 — Skill-Loop-Harness와 Agent Workflow — 이 필요하다. 그것이 다음 장의 주제다.</w:t>
       </w:r>
     </w:p>
-    <w:bookmarkEnd w:id="57"/>
-    <w:bookmarkStart w:id="58" w:name="핵심-요약-2"/>
+    <w:bookmarkEnd w:id="72"/>
+    <w:bookmarkStart w:id="73" w:name="핵심-요약-2"/>
     <w:p>
       <w:pPr>
         <w:pStyle w:val="Heading2"/>
@@ -5522,8 +5797,8 @@
         <w:t xml:space="preserve">온톨로지가 아무리 정교해져도 최종 승인은 구조적으로 사람에게 남는다(HITL). 자격 검증(Harness)과 판단 승인(사람)의 분리, 그리고 여섯 가지 결정론적 검증 규칙(참조 무결성·승인자 자격·순환 참조·권한 충돌·TA 코드 유효성·조직·직무 일치)이 이중의 관문을 이룬다.</w:t>
       </w:r>
     </w:p>
-    <w:bookmarkEnd w:id="58"/>
-    <w:bookmarkStart w:id="59" w:name="이-장의-참고문헌-2"/>
+    <w:bookmarkEnd w:id="73"/>
+    <w:bookmarkStart w:id="74" w:name="이-장의-참고문헌-2"/>
     <w:p>
       <w:pPr>
         <w:pStyle w:val="Heading2"/>
@@ -5693,9 +5968,9 @@
         <w:t xml:space="preserve">W3C (2012). OWL 2 Web Ontology Language Document Overview (Second Edition). W3C Recommendation.</w:t>
       </w:r>
     </w:p>
-    <w:bookmarkEnd w:id="59"/>
-    <w:bookmarkEnd w:id="60"/>
-    <w:bookmarkStart w:id="73" w:name="X4635f748735780d60ec3535c91168f97134c075"/>
+    <w:bookmarkEnd w:id="74"/>
+    <w:bookmarkEnd w:id="75"/>
+    <w:bookmarkStart w:id="94" w:name="X4635f748735780d60ec3535c91168f97134c075"/>
     <w:p>
       <w:pPr>
         <w:pStyle w:val="Heading1"/>
@@ -5771,7 +6046,7 @@
         <w:t xml:space="preserve">이 장은 온톨로지가 실행 코드가 되는 경로를 다룬다. 확정된 Class를 업무 논리로 보완하는 Skill-Loop-Harness, 슬롯 채우기로 프로세스를 결정론적으로 조립하는 Workflow 빌더, 실행 전체를 감시하며 이상 신호를 다시 진단으로 되돌리는 War Room, 알림으로 끝나지 않고 시스템 값을 실제로 바꾸는 InventoryBufferAgent, 그리고 그 실행이 딛고 서는 SCM Backbone의 계산 사슬까지. 그리고 장의 끝에서 이 책 3부작의 아키텍처적 결론 — Odoo와 JEDAIX가 각각 형식지의 원장과 암묵지의 판단 계층으로 결합하는 통합 구도 — 을 그린다.</w:t>
       </w:r>
     </w:p>
-    <w:bookmarkStart w:id="61" w:name="skill-loop-harness-확정된-지식을-업무-논리로"/>
+    <w:bookmarkStart w:id="76" w:name="skill-loop-harness-확정된-지식을-업무-논리로"/>
     <w:p>
       <w:pPr>
         <w:pStyle w:val="Heading2"/>
@@ -5987,8 +6262,8 @@
         <w:t xml:space="preserve">라는 기한(DTF)이 없는 개선은 1부 5장에서 본 바인더 속 관리 계획서처럼 소멸한다. 그리고 지식은 권한 개념이 없으므로 Harness가 필요하다 — 누구나 안전재고를 바꿀 수 있는 시스템은 통치가 아니라 혼돈이다. 20장에서 확인했듯 Harness는 자격만 검증하고 판단의 옳음은 사람에게 남긴다는 점에서, 이 계층 전체가 HITL 원칙 위에 서 있다.</w:t>
       </w:r>
     </w:p>
-    <w:bookmarkEnd w:id="61"/>
-    <w:bookmarkStart w:id="62" w:name="workflow-빌더-슬롯을-채우면-프로세스가-된다"/>
+    <w:bookmarkEnd w:id="76"/>
+    <w:bookmarkStart w:id="77" w:name="workflow-빌더-슬롯을-채우면-프로세스가-된다"/>
     <w:p>
       <w:pPr>
         <w:pStyle w:val="Heading2"/>
@@ -6145,8 +6420,8 @@
         <w:t xml:space="preserve">이기 때문이다(정인호, 2026).</w:t>
       </w:r>
     </w:p>
-    <w:bookmarkEnd w:id="62"/>
-    <w:bookmarkStart w:id="63" w:name="war-room-무한-루프의-관제탑"/>
+    <w:bookmarkEnd w:id="77"/>
+    <w:bookmarkStart w:id="81" w:name="war-room-무한-루프의-관제탑"/>
     <w:p>
       <w:pPr>
         <w:pStyle w:val="Heading2"/>
@@ -6157,7 +6432,62 @@
     </w:p>
     <w:p>
       <w:pPr>
-        <w:pStyle w:val="FirstParagraph"/>
+        <w:pStyle w:val="CaptionedFigure"/>
+      </w:pPr>
+      <w:r>
+        <w:drawing>
+          <wp:inline>
+            <wp:extent cx="4206240" cy="2953317"/>
+            <wp:effectExtent b="0" l="0" r="0" t="0"/>
+            <wp:docPr descr="그림 21-1. Workflow 운영 사이클" title="" id="79" name="Picture"/>
+            <a:graphic>
+              <a:graphicData uri="http://schemas.openxmlformats.org/drawingml/2006/picture">
+                <pic:pic>
+                  <pic:nvPicPr>
+                    <pic:cNvPr descr="figures/fig_211_workflow_cycle.png" id="80" name="Picture"/>
+                    <pic:cNvPicPr>
+                      <a:picLocks noChangeArrowheads="1" noChangeAspect="1"/>
+                    </pic:cNvPicPr>
+                  </pic:nvPicPr>
+                  <pic:blipFill>
+                    <a:blip r:embed="rId78"/>
+                    <a:stretch>
+                      <a:fillRect/>
+                    </a:stretch>
+                  </pic:blipFill>
+                  <pic:spPr bwMode="auto">
+                    <a:xfrm>
+                      <a:off x="0" y="0"/>
+                      <a:ext cx="4206240" cy="2953317"/>
+                    </a:xfrm>
+                    <a:prstGeom prst="rect">
+                      <a:avLst/>
+                    </a:prstGeom>
+                    <a:noFill/>
+                    <a:ln w="9525">
+                      <a:noFill/>
+                      <a:headEnd/>
+                      <a:tailEnd/>
+                    </a:ln>
+                  </pic:spPr>
+                </pic:pic>
+              </a:graphicData>
+            </a:graphic>
+          </wp:inline>
+        </w:drawing>
+      </w:r>
+    </w:p>
+    <w:p>
+      <w:pPr>
+        <w:pStyle w:val="ImageCaption"/>
+      </w:pPr>
+      <w:r>
+        <w:t xml:space="preserve">그림 21-1. Workflow 운영 사이클</w:t>
+      </w:r>
+    </w:p>
+    <w:p>
+      <w:pPr>
+        <w:pStyle w:val="BodyText"/>
       </w:pPr>
       <w:r>
         <w:t xml:space="preserve">설계와 등록과 실행은 사이클의 절반이다. JEDAIX Workspace는 Workflow를 다섯 단계의 순환 구조로 운영한다.</w:t>
@@ -6323,8 +6653,8 @@
         <w:t xml:space="preserve">다(JEDAIX 운영 매뉴얼 v9, 부록 E).</w:t>
       </w:r>
     </w:p>
-    <w:bookmarkEnd w:id="63"/>
-    <w:bookmarkStart w:id="64" w:name="inventorybufferagent-알림으로-끝나지-않는-실행"/>
+    <w:bookmarkEnd w:id="81"/>
+    <w:bookmarkStart w:id="85" w:name="inventorybufferagent-알림으로-끝나지-않는-실행"/>
     <w:p>
       <w:pPr>
         <w:pStyle w:val="Heading2"/>
@@ -6335,7 +6665,62 @@
     </w:p>
     <w:p>
       <w:pPr>
-        <w:pStyle w:val="FirstParagraph"/>
+        <w:pStyle w:val="CaptionedFigure"/>
+      </w:pPr>
+      <w:r>
+        <w:drawing>
+          <wp:inline>
+            <wp:extent cx="4206240" cy="2060199"/>
+            <wp:effectExtent b="0" l="0" r="0" t="0"/>
+            <wp:docPr descr="그림 21-2. InventoryBufferAgent 실행 순서" title="" id="83" name="Picture"/>
+            <a:graphic>
+              <a:graphicData uri="http://schemas.openxmlformats.org/drawingml/2006/picture">
+                <pic:pic>
+                  <pic:nvPicPr>
+                    <pic:cNvPr descr="figures/fig_212_buffer_agent.png" id="84" name="Picture"/>
+                    <pic:cNvPicPr>
+                      <a:picLocks noChangeArrowheads="1" noChangeAspect="1"/>
+                    </pic:cNvPicPr>
+                  </pic:nvPicPr>
+                  <pic:blipFill>
+                    <a:blip r:embed="rId82"/>
+                    <a:stretch>
+                      <a:fillRect/>
+                    </a:stretch>
+                  </pic:blipFill>
+                  <pic:spPr bwMode="auto">
+                    <a:xfrm>
+                      <a:off x="0" y="0"/>
+                      <a:ext cx="4206240" cy="2060199"/>
+                    </a:xfrm>
+                    <a:prstGeom prst="rect">
+                      <a:avLst/>
+                    </a:prstGeom>
+                    <a:noFill/>
+                    <a:ln w="9525">
+                      <a:noFill/>
+                      <a:headEnd/>
+                      <a:tailEnd/>
+                    </a:ln>
+                  </pic:spPr>
+                </pic:pic>
+              </a:graphicData>
+            </a:graphic>
+          </wp:inline>
+        </w:drawing>
+      </w:r>
+    </w:p>
+    <w:p>
+      <w:pPr>
+        <w:pStyle w:val="ImageCaption"/>
+      </w:pPr>
+      <w:r>
+        <w:t xml:space="preserve">그림 21-2. InventoryBufferAgent 실행 순서</w:t>
+      </w:r>
+    </w:p>
+    <w:p>
+      <w:pPr>
+        <w:pStyle w:val="BodyText"/>
       </w:pPr>
       <w:r>
         <w:t xml:space="preserve">이제 실행의 실제 모습을 보자. 20장의 사례에서 TA06(KPI 충돌)으로 확정된 품질-납기 충돌 패턴은 알림 한 줄로 끝나지 않았다. InventoryBufferAgent라는 실행 주체(Skill)가 네 단계를 자동으로 수행한다. 첫째, 증거 정량화 — 이 유형의 신호가 최근 얼마나 자주 발생했는지 수치화한다. 둘째, 보정계수 계산 — 그 수치를 근거로 안전재고와 재주문점(ROP)을 얼마나 올려야 하는지 구체적 숫자를 계산한다. 셋째, Digital Twin 가상 시뮬레이션 — 보정을 적용하면 재고 소진 예측이 어떻게 달라지는지 미리 보여주되, 이 단계에서 실제 시스템은 전혀 바뀌지 않는다. 넷째, 사람의 승인(HITL) — 담당자가 시뮬레이션 결과를 보고 승인해야만 실제 값이 바뀐다.</w:t>
@@ -6405,8 +6790,8 @@
         <w:t xml:space="preserve">이므로, 발견은 자동으로 6 Station의 안건으로 등록되어 경영진의 확인 항목이 된다. JEDAIX는 자동화할 수 있는 것(파라미터 보정)과 사람이 결정해야 하는 것(경영 판단)을 온톨로지 층위에서부터 구분해 처리한다. 이 사례의 전말은 23장의 사례연구에서 상세히 다룬다.</w:t>
       </w:r>
     </w:p>
-    <w:bookmarkEnd w:id="64"/>
-    <w:bookmarkStart w:id="65" w:name="scm-backbone-여덟-개의-계산기와-하나의-사슬"/>
+    <w:bookmarkEnd w:id="85"/>
+    <w:bookmarkStart w:id="86" w:name="scm-backbone-여덟-개의-계산기와-하나의-사슬"/>
     <w:p>
       <w:pPr>
         <w:pStyle w:val="Heading2"/>
@@ -6839,8 +7224,8 @@
         <w:t xml:space="preserve">이 한 문장에 3부 전체의 구도가 압축되어 있다. 형식지의 계산 사슬(SCM Backbone)이 암묵지의 발굴 이력(6 Station 확인)을 입력 변수로 소비하고, 발굴의 산출(보정된 안전재고)이 다시 계산 사슬의 파라미터로 환류된다. 창고(WMS)의 자동 위치 배정과 선입선출, 배송(TMS)의 도착일 계산도 같은 원리로 존재한다 — 전문 솔루션과 기능 경쟁을 하기 위해서가 아니라, 이 기능들이 만들어내는 실제 데이터(재고 부족·배송 지연)를 6 Station의 암묵지 발굴과 연결하기 위해서다.</w:t>
       </w:r>
     </w:p>
-    <w:bookmarkEnd w:id="65"/>
-    <w:bookmarkStart w:id="69" w:name="odoo-jedaix-형식지의-원장과-암묵지의-판단-계층"/>
+    <w:bookmarkEnd w:id="86"/>
+    <w:bookmarkStart w:id="90" w:name="odoo-jedaix-형식지의-원장과-암묵지의-판단-계층"/>
     <w:p>
       <w:pPr>
         <w:pStyle w:val="Heading2"/>
@@ -6858,18 +7243,18 @@
           <wp:inline>
             <wp:extent cx="4206240" cy="2774328"/>
             <wp:effectExtent b="0" l="0" r="0" t="0"/>
-            <wp:docPr descr="그림 21-3. Odoo × JEDAIX 통합 아키텍처 — 3뇌 구조" title="" id="67" name="Picture"/>
+            <wp:docPr descr="그림 21-3. Odoo × JEDAIX 통합 아키텍처 — 3뇌 구조" title="" id="88" name="Picture"/>
             <a:graphic>
               <a:graphicData uri="http://schemas.openxmlformats.org/drawingml/2006/picture">
                 <pic:pic>
                   <pic:nvPicPr>
-                    <pic:cNvPr descr="figures/fig_213_odoo_jedaix.png" id="68" name="Picture"/>
+                    <pic:cNvPr descr="figures/fig_213_odoo_jedaix.png" id="89" name="Picture"/>
                     <pic:cNvPicPr>
                       <a:picLocks noChangeArrowheads="1" noChangeAspect="1"/>
                     </pic:cNvPicPr>
                   </pic:nvPicPr>
                   <pic:blipFill>
-                    <a:blip r:embed="rId66"/>
+                    <a:blip r:embed="rId87"/>
                     <a:stretch>
                       <a:fillRect/>
                     </a:stretch>
@@ -7406,8 +7791,8 @@
         <w:t xml:space="preserve">이 결합 구도는 도입 유형에 따라 두 방향으로 실현된다. ERP를 보유한 기업이라면 Odoo의 트랜잭션이 사각지대 신호의 원천이 되고 JEDAIX의 확정 판단이 Odoo 파라미터로 환류되는 병행 구조이고, ERP 없는 소상공인이라면 JEDAIX의 엑셀 기반 표준 프로세스로 시작해 성장 후 Odoo로 확장하는 순차 구조다 — 각각의 기간과 성공판정은 22장의 방법론에서 다룬다.</w:t>
       </w:r>
     </w:p>
-    <w:bookmarkEnd w:id="69"/>
-    <w:bookmarkStart w:id="70" w:name="데이터-매핑-마법사-레거시가-온톨로지로-들어오는-문"/>
+    <w:bookmarkEnd w:id="90"/>
+    <w:bookmarkStart w:id="91" w:name="데이터-매핑-마법사-레거시가-온톨로지로-들어오는-문"/>
     <w:p>
       <w:pPr>
         <w:pStyle w:val="Heading2"/>
@@ -7533,8 +7918,8 @@
         <w:t xml:space="preserve">정직한 평가로 장을 닫는다. 이 실행 계층의 값은 공짜가 아니다. 슬롯 채우기의 결정론은 재현성을 주는 대신 자유 대화형 설계의 유연함을 포기한 것이고, 표준 템플릿이 없는 비정형 프로세스는 여전히 사람이 여섯 슬롯을 채워야 한다. War Room의 환류는 6 Station에 응답할 현장의 참여가 지속되어야 작동하며, SCM Backbone의 계산은 기초 데이터 — BOM, 리드타임, 실적 — 의 품질이 무너지면 정밀하게 틀린 답을 낸다(1부 2장의 3정5S가 여기서도 전제다). 그리고 Odoo×JEDAIX 결합은 두 시스템의 운영을 함께 감당할 체제를 요구한다. 이 비용을 어떤 순서로, 어떤 조직이, 어떻게 지불할 것인가 — 그것이 다음 장, AX 성공 방법론의 주제다.</w:t>
       </w:r>
     </w:p>
-    <w:bookmarkEnd w:id="70"/>
-    <w:bookmarkStart w:id="71" w:name="핵심-요약-3"/>
+    <w:bookmarkEnd w:id="91"/>
+    <w:bookmarkStart w:id="92" w:name="핵심-요약-3"/>
     <w:p>
       <w:pPr>
         <w:pStyle w:val="Heading2"/>
@@ -7627,8 +8012,8 @@
         <w:t xml:space="preserve">데이터 매핑 마법사(스테이징→매핑→코드 해석→검증→커밋)는 레거시·Odoo 데이터가 온톨로지 Instance로 편입되는 관문이며, 커밋 시점의 계정결정 규칙 검사가 이관 사고를 사전 차단한다.</w:t>
       </w:r>
     </w:p>
-    <w:bookmarkEnd w:id="71"/>
-    <w:bookmarkStart w:id="72" w:name="이-장의-참고문헌-3"/>
+    <w:bookmarkEnd w:id="92"/>
+    <w:bookmarkStart w:id="93" w:name="이-장의-참고문헌-3"/>
     <w:p>
       <w:pPr>
         <w:pStyle w:val="Heading2"/>
@@ -7763,9 +8148,9 @@
         <w:t xml:space="preserve">(3rd ed.). Wiley.</w:t>
       </w:r>
     </w:p>
-    <w:bookmarkEnd w:id="72"/>
-    <w:bookmarkEnd w:id="73"/>
-    <w:bookmarkStart w:id="86" w:name="제22장.-ax-성공-방법론-진단에서-가치-창출까지"/>
+    <w:bookmarkEnd w:id="93"/>
+    <w:bookmarkEnd w:id="94"/>
+    <w:bookmarkStart w:id="113" w:name="제22장.-ax-성공-방법론-진단에서-가치-창출까지"/>
     <w:p>
       <w:pPr>
         <w:pStyle w:val="Heading1"/>
@@ -7817,7 +8202,7 @@
         <w:t xml:space="preserve">에 답하는 실행의 문법이며, 컨설턴트가 제안서를 쓰고 경영자가 투자를 판단할 수 있는 수준의 구체성을 갖추어야 한다. 1부 6장이 AX 컨설팅 전체의 5단계 로드맵으로 그 문법을 세웠다면, 이 장은 온톨로지 메커니즘 툴이 그 로드맵의 어느 자리에서 어떻게 작동하는지를 확정한다. 먼저 JEDAIX를 관통하는 문제해결 5단계를 전사 AX 방법론으로 일반화하고(22.1), 1부 6장의 로드맵과 결합한 통합 로드맵(22.2), 1부 5장 DMAIC와의 단계 대응(22.3)을 세운 뒤, 도입 유형별 시나리오 두 가지(22.4), 운영환경 맞춤의 실무(22.5), 그리고 성공 판정 KPI와 정직한 평가(22.6)로 마무리한다.</w:t>
       </w:r>
     </w:p>
-    <w:bookmarkStart w:id="74" w:name="관통하는-문제해결-5단계-전사-ax-방법론으로의-일반화"/>
+    <w:bookmarkStart w:id="98" w:name="관통하는-문제해결-5단계-전사-ax-방법론으로의-일반화"/>
     <w:p>
       <w:pPr>
         <w:pStyle w:val="Heading2"/>
@@ -7828,7 +8213,62 @@
     </w:p>
     <w:p>
       <w:pPr>
-        <w:pStyle w:val="FirstParagraph"/>
+        <w:pStyle w:val="CaptionedFigure"/>
+      </w:pPr>
+      <w:r>
+        <w:drawing>
+          <wp:inline>
+            <wp:extent cx="4206240" cy="1888515"/>
+            <wp:effectExtent b="0" l="0" r="0" t="0"/>
+            <wp:docPr descr="그림 22-1. 관통 문제해결 5단계" title="" id="96" name="Picture"/>
+            <a:graphic>
+              <a:graphicData uri="http://schemas.openxmlformats.org/drawingml/2006/picture">
+                <pic:pic>
+                  <pic:nvPicPr>
+                    <pic:cNvPr descr="figures/fig_221_five_steps.png" id="97" name="Picture"/>
+                    <pic:cNvPicPr>
+                      <a:picLocks noChangeArrowheads="1" noChangeAspect="1"/>
+                    </pic:cNvPicPr>
+                  </pic:nvPicPr>
+                  <pic:blipFill>
+                    <a:blip r:embed="rId95"/>
+                    <a:stretch>
+                      <a:fillRect/>
+                    </a:stretch>
+                  </pic:blipFill>
+                  <pic:spPr bwMode="auto">
+                    <a:xfrm>
+                      <a:off x="0" y="0"/>
+                      <a:ext cx="4206240" cy="1888515"/>
+                    </a:xfrm>
+                    <a:prstGeom prst="rect">
+                      <a:avLst/>
+                    </a:prstGeom>
+                    <a:noFill/>
+                    <a:ln w="9525">
+                      <a:noFill/>
+                      <a:headEnd/>
+                      <a:tailEnd/>
+                    </a:ln>
+                  </pic:spPr>
+                </pic:pic>
+              </a:graphicData>
+            </a:graphic>
+          </wp:inline>
+        </w:drawing>
+      </w:r>
+    </w:p>
+    <w:p>
+      <w:pPr>
+        <w:pStyle w:val="ImageCaption"/>
+      </w:pPr>
+      <w:r>
+        <w:t xml:space="preserve">그림 22-1. 관통 문제해결 5단계</w:t>
+      </w:r>
+    </w:p>
+    <w:p>
+      <w:pPr>
+        <w:pStyle w:val="BodyText"/>
       </w:pPr>
       <w:r>
         <w:t xml:space="preserve">19~21장에서 따라온 JEDAIX의 모든 화면과 알고리즘은, 문제의 성격과 무관하게 하나의 순서를 반복한다. 매뉴얼이 두 개의 사례 — 안전재고와 조립 병목, 23장에서 심층 분석한다 — 끝에 스스로 요약한 그 순서가 이 장 서두의 인용문이다. 이를 방법론의 언어로 다시 쓰면 다음의 다섯 단계가 된다.</w:t>
@@ -8317,8 +8757,8 @@
         <w:t xml:space="preserve">라는 질문으로 접근해야 한다. 이하의 절들이 그 질문에 답한다.</w:t>
       </w:r>
     </w:p>
-    <w:bookmarkEnd w:id="74"/>
-    <w:bookmarkStart w:id="75" w:name="통합-로드맵-1부-6장의-5단계-위에-jedaix를-배치한다"/>
+    <w:bookmarkEnd w:id="98"/>
+    <w:bookmarkStart w:id="99" w:name="통합-로드맵-1부-6장의-5단계-위에-jedaix를-배치한다"/>
     <w:p>
       <w:pPr>
         <w:pStyle w:val="Heading2"/>
@@ -8705,8 +9145,8 @@
         <w:t xml:space="preserve">단, 이 순서에는 중요한 예외가 있다. ERP가 아예 없는 조직이다. 이 경우 JEDAIX는 4단계가 아니라 사실상 2단계의 자리 — 표준 프로세스와 데이터 기반을 처음 만드는 자리 — 에서 시작할 수 있으며, 이것이 22.4절의 첫 번째 시나리오다.</w:t>
       </w:r>
     </w:p>
-    <w:bookmarkEnd w:id="75"/>
-    <w:bookmarkStart w:id="76" w:name="dmaic-대응-1부-5장의-무한-루프가-제품이-된-모습"/>
+    <w:bookmarkEnd w:id="99"/>
+    <w:bookmarkStart w:id="100" w:name="dmaic-대응-1부-5장의-무한-루프가-제품이-된-모습"/>
     <w:p>
       <w:pPr>
         <w:pStyle w:val="Heading2"/>
@@ -9050,8 +9490,8 @@
         <w:t xml:space="preserve">를 판별할 수 있다.</w:t>
       </w:r>
     </w:p>
-    <w:bookmarkEnd w:id="76"/>
-    <w:bookmarkStart w:id="79" w:name="도입-유형별-시나리오-두-개의-출발점"/>
+    <w:bookmarkEnd w:id="100"/>
+    <w:bookmarkStart w:id="106" w:name="도입-유형별-시나리오-두-개의-출발점"/>
     <w:p>
       <w:pPr>
         <w:pStyle w:val="Heading2"/>
@@ -9062,13 +9502,68 @@
     </w:p>
     <w:p>
       <w:pPr>
-        <w:pStyle w:val="FirstParagraph"/>
+        <w:pStyle w:val="CaptionedFigure"/>
+      </w:pPr>
+      <w:r>
+        <w:drawing>
+          <wp:inline>
+            <wp:extent cx="4206240" cy="2804160"/>
+            <wp:effectExtent b="0" l="0" r="0" t="0"/>
+            <wp:docPr descr="그림 22-2. 도입 유형 2경로" title="" id="102" name="Picture"/>
+            <a:graphic>
+              <a:graphicData uri="http://schemas.openxmlformats.org/drawingml/2006/picture">
+                <pic:pic>
+                  <pic:nvPicPr>
+                    <pic:cNvPr descr="figures/fig_222_two_paths.png" id="103" name="Picture"/>
+                    <pic:cNvPicPr>
+                      <a:picLocks noChangeArrowheads="1" noChangeAspect="1"/>
+                    </pic:cNvPicPr>
+                  </pic:nvPicPr>
+                  <pic:blipFill>
+                    <a:blip r:embed="rId101"/>
+                    <a:stretch>
+                      <a:fillRect/>
+                    </a:stretch>
+                  </pic:blipFill>
+                  <pic:spPr bwMode="auto">
+                    <a:xfrm>
+                      <a:off x="0" y="0"/>
+                      <a:ext cx="4206240" cy="2804160"/>
+                    </a:xfrm>
+                    <a:prstGeom prst="rect">
+                      <a:avLst/>
+                    </a:prstGeom>
+                    <a:noFill/>
+                    <a:ln w="9525">
+                      <a:noFill/>
+                      <a:headEnd/>
+                      <a:tailEnd/>
+                    </a:ln>
+                  </pic:spPr>
+                </pic:pic>
+              </a:graphicData>
+            </a:graphic>
+          </wp:inline>
+        </w:drawing>
+      </w:r>
+    </w:p>
+    <w:p>
+      <w:pPr>
+        <w:pStyle w:val="ImageCaption"/>
+      </w:pPr>
+      <w:r>
+        <w:t xml:space="preserve">그림 22-2. 도입 유형 2경로</w:t>
+      </w:r>
+    </w:p>
+    <w:p>
+      <w:pPr>
+        <w:pStyle w:val="BodyText"/>
       </w:pPr>
       <w:r>
         <w:t xml:space="preserve">18장에서 확인했듯 온톨로지 메커니즘 툴의 가치는 두 종류의 조직에게 서로 다른 방식으로 성립한다. ERP가 없는 조직에게는 표준 프로세스와 데이터 기반을 대화만으로 처음 세우는 가치, ERP가 있는 조직에게는 시스템이 기록하지 못하는 암묵 영역을 통합하는 가치다. 도입 시나리오도 둘로 갈라진다.</w:t>
       </w:r>
     </w:p>
-    <w:bookmarkStart w:id="77" w:name="X910ff502f4145e2e13975be8ba27f7fbc74cd42"/>
+    <w:bookmarkStart w:id="104" w:name="X910ff502f4145e2e13975be8ba27f7fbc74cd42"/>
     <w:p>
       <w:pPr>
         <w:pStyle w:val="Heading3"/>
@@ -9440,8 +9935,8 @@
         <w:t xml:space="preserve">이 설계 원리다.</w:t>
       </w:r>
     </w:p>
-    <w:bookmarkEnd w:id="77"/>
-    <w:bookmarkStart w:id="78" w:name="시나리오-2-erp-보유-중소기업-odoo와-jedaix의-병행"/>
+    <w:bookmarkEnd w:id="104"/>
+    <w:bookmarkStart w:id="105" w:name="시나리오-2-erp-보유-중소기업-odoo와-jedaix의-병행"/>
     <w:p>
       <w:pPr>
         <w:pStyle w:val="Heading3"/>
@@ -9786,9 +10281,9 @@
         <w:t xml:space="preserve">(4단계의 KGI 개선)에 있다. 어느 쪽이든 공통 원칙은 1부·2부와 동일하다. 작게 시작해 얇게 완주한다 — 전 부서 동시 전개가 아니라 부서 두 곳, 질문 몇 개로 시작해 첫 확정과 첫 승인 실행까지를 6개월 이내에 통과하는 것이 거대한 일괄 구축보다 언제나 낫다. 그리고 어느 쪽이든, 시나리오는 출발점이지 처방전이 아니다. 2부 17장이 업종 전형의 맹신을 경계했듯, 1단계 진단의 결과가 시나리오를 수정할 권한을 언제나 갖는다.</w:t>
       </w:r>
     </w:p>
-    <w:bookmarkEnd w:id="78"/>
-    <w:bookmarkEnd w:id="79"/>
-    <w:bookmarkStart w:id="80" w:name="운영환경의-맞춤-매트릭스-대화형-설정-데이터-매핑"/>
+    <w:bookmarkEnd w:id="105"/>
+    <w:bookmarkEnd w:id="106"/>
+    <w:bookmarkStart w:id="107" w:name="운영환경의-맞춤-매트릭스-대화형-설정-데이터-매핑"/>
     <w:p>
       <w:pPr>
         <w:pStyle w:val="Heading2"/>
@@ -9906,8 +10401,8 @@
         <w:t xml:space="preserve">사고 — 이관 완료 후에야 발견되던 전형적 실패 — 를 편입 시점에 차단하는 장치다(JEDAIX 운영 매뉴얼 v9). Odoo 병행 시나리오에서 이 마법사는 Odoo의 마스터·트랜잭션을 온톨로지의 표준 속성에 정렬시키는 연계 경로이기도 하다(21장). 1부 2장의 언어로 말하면, 매핑 마법사는 데이터의 정돈 — 모든 데이터에 정위치를 부여하는 작업 — 을 반자동화한 것이고, 검증 단계는 청소·청결의 자동화다. 방법론의 계보가 여기서도 이어진다.</w:t>
       </w:r>
     </w:p>
-    <w:bookmarkEnd w:id="80"/>
-    <w:bookmarkStart w:id="83" w:name="성공-판정-kpi와-정직한-평가"/>
+    <w:bookmarkEnd w:id="107"/>
+    <w:bookmarkStart w:id="110" w:name="성공-판정-kpi와-정직한-평가"/>
     <w:p>
       <w:pPr>
         <w:pStyle w:val="Heading2"/>
@@ -9916,7 +10411,7 @@
         <w:t xml:space="preserve">22.6 성공 판정 KPI와 정직한 평가</w:t>
       </w:r>
     </w:p>
-    <w:bookmarkStart w:id="81" w:name="무엇으로-성공을-판정하는가"/>
+    <w:bookmarkStart w:id="108" w:name="무엇으로-성공을-판정하는가"/>
     <w:p>
       <w:pPr>
         <w:pStyle w:val="Heading3"/>
@@ -10261,8 +10756,8 @@
         <w:t xml:space="preserve">승인율은 특히 이중의 의미를 갖는다. 너무 낮으면 발굴의 품질이 낮다는 신호이고, 수정·반려 없이 100%에 가깝다면 사람의 검토가 형식화되었다는 — 1부 6장이 경계한 새로운 타자의존의 — 신호일 수 있다. 건강한 루프는 승인 속에 기록된 수정과 그 이유를 남기며, 그 기록이 다음 제안의 정확도를 올린다(1부 5장).</w:t>
       </w:r>
     </w:p>
-    <w:bookmarkEnd w:id="81"/>
-    <w:bookmarkStart w:id="82" w:name="정직한-평가-방법론이-말해주지-않는-비용"/>
+    <w:bookmarkEnd w:id="108"/>
+    <w:bookmarkStart w:id="109" w:name="정직한-평가-방법론이-말해주지-않는-비용"/>
     <w:p>
       <w:pPr>
         <w:pStyle w:val="Heading3"/>
@@ -10315,9 +10810,9 @@
         <w:t xml:space="preserve">이 한계들을 감수할 가치가 있는가의 판단 기준은 결국 18장의 질문으로 돌아간다 — 우리 회사의 손실 중 얼마가 ERP가 비추지 못하는 곳에서 발생하는가. 그 답이 크다면, 이 장의 방법론은 그 손실에 접근하는 현재로서 가장 체계적인 경로다. 다음 장에서 그 경로가 실제로 어떻게 성과가 되는지를 사례로 확인한다.</w:t>
       </w:r>
     </w:p>
-    <w:bookmarkEnd w:id="82"/>
-    <w:bookmarkEnd w:id="83"/>
-    <w:bookmarkStart w:id="84" w:name="핵심-요약-4"/>
+    <w:bookmarkEnd w:id="109"/>
+    <w:bookmarkEnd w:id="110"/>
+    <w:bookmarkStart w:id="111" w:name="핵심-요약-4"/>
     <w:p>
       <w:pPr>
         <w:pStyle w:val="Heading2"/>
@@ -10425,8 +10920,8 @@
         <w:t xml:space="preserve">는 정상 상태다.</w:t>
       </w:r>
     </w:p>
-    <w:bookmarkEnd w:id="84"/>
-    <w:bookmarkStart w:id="85" w:name="이-장의-참고문헌-4"/>
+    <w:bookmarkEnd w:id="111"/>
+    <w:bookmarkStart w:id="112" w:name="이-장의-참고문헌-4"/>
     <w:p>
       <w:pPr>
         <w:pStyle w:val="Heading2"/>
@@ -10558,9 +11053,9 @@
         <w:t xml:space="preserve">일본 생산관리 고전. 『다품종소량·수주생산의 생산관리』 (본서 연구자료).</w:t>
       </w:r>
     </w:p>
-    <w:bookmarkEnd w:id="85"/>
-    <w:bookmarkEnd w:id="86"/>
-    <w:bookmarkStart w:id="106" w:name="제23장.-성공사례-연구-사각지대에서-성과로"/>
+    <w:bookmarkEnd w:id="112"/>
+    <w:bookmarkEnd w:id="113"/>
+    <w:bookmarkStart w:id="142" w:name="제23장.-성공사례-연구-사각지대에서-성과로"/>
     <w:p>
       <w:pPr>
         <w:pStyle w:val="Heading1"/>
@@ -10657,7 +11152,7 @@
         <w:t xml:space="preserve">에 있다 — 매뉴얼이 실제 코드 실행 결과를 근거로 검증한 시스템 동작의 기록이라는 점에서, 개념도가 아니라 작동하는 기계의 관찰기다. 두 번째 층위는 실측 수치의 사례다. 중소벤처기업부의 5,003개사 성과분석과 Odoo 공식 고객 사례처럼 공개 출처에서 정량 성과가 확인된 것들로, 부문별 성과 메커니즘(23.3)에서 다룬다. 이 층위의 한계도 미리 밝힌다 — 이 수치들은 온톨로지 메커니즘 툴 자체의 성과가 아니라 데이터 통합과 스마트공장화의 성과이며, 온톨로지는 그 통합된 기록 위에 판단을 얹는 다음 단계다. 두 층위를 섞지 않고 나란히 놓는 것, 그것이 이 장의 서술 원칙이다.</w:t>
       </w:r>
     </w:p>
-    <w:bookmarkStart w:id="93" w:name="사례-연구-1-반복되는-품질-클레임-그리고-안전재고의-진실"/>
+    <w:bookmarkStart w:id="123" w:name="사례-연구-1-반복되는-품질-클레임-그리고-안전재고의-진실"/>
     <w:p>
       <w:pPr>
         <w:pStyle w:val="Heading2"/>
@@ -10666,7 +11161,62 @@
         <w:t xml:space="preserve">23.1 사례 연구 1 — 반복되는 품질 클레임, 그리고 안전재고의 진실</w:t>
       </w:r>
     </w:p>
-    <w:bookmarkStart w:id="87" w:name="배경-전부-합격인데-클레임은-반복된다"/>
+    <w:p>
+      <w:pPr>
+        <w:pStyle w:val="CaptionedFigure"/>
+      </w:pPr>
+      <w:r>
+        <w:drawing>
+          <wp:inline>
+            <wp:extent cx="4206240" cy="2231882"/>
+            <wp:effectExtent b="0" l="0" r="0" t="0"/>
+            <wp:docPr descr="그림 23-1. 안전재고 사례 타임라인" title="" id="115" name="Picture"/>
+            <a:graphic>
+              <a:graphicData uri="http://schemas.openxmlformats.org/drawingml/2006/picture">
+                <pic:pic>
+                  <pic:nvPicPr>
+                    <pic:cNvPr descr="figures/fig_231_case_timeline.png" id="116" name="Picture"/>
+                    <pic:cNvPicPr>
+                      <a:picLocks noChangeArrowheads="1" noChangeAspect="1"/>
+                    </pic:cNvPicPr>
+                  </pic:nvPicPr>
+                  <pic:blipFill>
+                    <a:blip r:embed="rId114"/>
+                    <a:stretch>
+                      <a:fillRect/>
+                    </a:stretch>
+                  </pic:blipFill>
+                  <pic:spPr bwMode="auto">
+                    <a:xfrm>
+                      <a:off x="0" y="0"/>
+                      <a:ext cx="4206240" cy="2231882"/>
+                    </a:xfrm>
+                    <a:prstGeom prst="rect">
+                      <a:avLst/>
+                    </a:prstGeom>
+                    <a:noFill/>
+                    <a:ln w="9525">
+                      <a:noFill/>
+                      <a:headEnd/>
+                      <a:tailEnd/>
+                    </a:ln>
+                  </pic:spPr>
+                </pic:pic>
+              </a:graphicData>
+            </a:graphic>
+          </wp:inline>
+        </w:drawing>
+      </w:r>
+    </w:p>
+    <w:p>
+      <w:pPr>
+        <w:pStyle w:val="ImageCaption"/>
+      </w:pPr>
+      <w:r>
+        <w:t xml:space="preserve">그림 23-1. 안전재고 사례 타임라인</w:t>
+      </w:r>
+    </w:p>
+    <w:bookmarkStart w:id="117" w:name="배경-전부-합격인데-클레임은-반복된다"/>
     <w:p>
       <w:pPr>
         <w:pStyle w:val="Heading3"/>
@@ -10713,8 +11263,8 @@
         <w:t xml:space="preserve">으로 찍혀 있었기 때문이다. 이것이 18장에서 정의한 경영 사각지대의 전형이다. 형식지의 기록은 완벽한데 손실은 반복된다면, 원인은 기록 바깥 — 사람들의 관행과 눈치와 암묵적 판단 — 에 있다.</w:t>
       </w:r>
     </w:p>
-    <w:bookmarkEnd w:id="87"/>
-    <w:bookmarkStart w:id="88" w:name="station-대화-위화감이-언어가-되는-순간"/>
+    <w:bookmarkEnd w:id="117"/>
+    <w:bookmarkStart w:id="118" w:name="station-대화-위화감이-언어가-되는-순간"/>
     <w:p>
       <w:pPr>
         <w:pStyle w:val="Heading3"/>
@@ -10807,8 +11357,8 @@
         <w:t xml:space="preserve">를 감각적으로 느끼도록 돕는 장치다. 사각지대 발굴의 첫 단계가 데이터 분석이 아니라 대화라는 것 — 그리고 대화를 파고들 방향을 시스템이 실시간으로 되비춰 준다는 것 — 이 이 방법론과 통상의 BI 도구가 갈라지는 지점이다.</w:t>
       </w:r>
     </w:p>
-    <w:bookmarkEnd w:id="88"/>
-    <w:bookmarkStart w:id="89" w:name="발굴-ta-확정과-손실의-금액화"/>
+    <w:bookmarkEnd w:id="118"/>
+    <w:bookmarkStart w:id="119" w:name="발굴-ta-확정과-손실의-금액화"/>
     <w:p>
       <w:pPr>
         <w:pStyle w:val="Heading3"/>
@@ -10882,8 +11432,8 @@
         <w:t xml:space="preserve">는 숫자는 즉각적인 의사결정 근거가 된다. 암묵지의 형식지화가 완결되는 지점은 서술이 아니라 금액이다.</w:t>
       </w:r>
     </w:p>
-    <w:bookmarkEnd w:id="89"/>
-    <w:bookmarkStart w:id="90" w:name="실행-inventorybufferagent의-4단계와-사람의-승인"/>
+    <w:bookmarkEnd w:id="119"/>
+    <w:bookmarkStart w:id="120" w:name="실행-inventorybufferagent의-4단계와-사람의-승인"/>
     <w:p>
       <w:pPr>
         <w:pStyle w:val="Heading3"/>
@@ -10900,8 +11450,8 @@
         <w:t xml:space="preserve">확정된 문제는 알림으로 끝나지 않는다. InventoryBufferAgent라는 실행 주체(Skill)가 네 단계를 자동 수행한다. ①증거 정량화 — 이 유형의 신호가 최근 얼마나 자주 발생했는지 수치화한다. ②보정계수 계산 — 그 수치를 근거로 안전재고와 재주문점(ROP)을 얼마나 올려야 하는지 구체적 숫자를 계산한다. ③가상 시뮬레이션 — 디지털 트윈 위에서, 보정을 적용하면 재고 소진 예측이 어떻게 달라지는지 미리 보여준다. 이 단계까지 실제 시스템은 전혀 바뀌지 않는다. ④사람의 승인(HITL) — 담당자가 시뮬레이션 결과를 보고 승인해야만 실제 값이 바뀐다. 이 사례에서는 안전재고를 100개에서 115개로, 재주문점을 150개에서 173개로 올리는 제안이 나왔고, 시뮬레이션에서 재고 소진까지의 여유가 늘어나는 것이 확인되어 담당자가 승인했다. 승인의 순간 실제 재고 시스템의 값이 정확히 그 숫자로 갱신된다.</w:t>
       </w:r>
     </w:p>
-    <w:bookmarkEnd w:id="90"/>
-    <w:bookmarkStart w:id="91" w:name="파이프라인으로-다시-읽기-seed에서-실행까지"/>
+    <w:bookmarkEnd w:id="120"/>
+    <w:bookmarkStart w:id="121" w:name="파이프라인으로-다시-읽기-seed에서-실행까지"/>
     <w:p>
       <w:pPr>
         <w:pStyle w:val="Heading3"/>
@@ -10991,8 +11541,8 @@
         <w:t xml:space="preserve">한 문장의 발화가 일곱 구간을 거쳐 실행 값이 되기까지, 사람이 개입한 지점은 대화(①~③의 응답)와 승인(⑥)뿐이다. 나머지는 시스템의 일이었다. 그리고 이 과정 전체 — 어떤 발화가, 어떤 확인을 거쳐, 어떤 근거로, 누구의 승인 아래 값을 바꿨는지 — 가 재구성 가능한 기록으로 남는다. 1부 5장이 루프의 안전장치로 요구했던 감사 가능성이, 여기서는 파이프라인의 부산물로 자동 확보되는 것이다.</w:t>
       </w:r>
     </w:p>
-    <w:bookmarkEnd w:id="91"/>
-    <w:bookmarkStart w:id="92" w:name="성과-구조-o2c로의-환류와-조직-지식의-자산화"/>
+    <w:bookmarkEnd w:id="121"/>
+    <w:bookmarkStart w:id="122" w:name="성과-구조-o2c로의-환류와-조직-지식의-자산화"/>
     <w:p>
       <w:pPr>
         <w:pStyle w:val="Heading3"/>
@@ -11024,9 +11574,9 @@
         <w:t xml:space="preserve">이 아니라 검증된 근거로 조정되었다. 중층에서는 품질-납기-재고를 관통하는 조직적 패턴 — 납기 압박이 품질 이의를 누른다 — 이 형식지가 되어, 담당자가 퇴사해도 사라지지 않는 시스템의 자산이 되었다. 심층에서는 22장의 관통 5단계가 한 회전을 완주했다. 위화감의 언어화(①)에서 확정(②), Agent의 대안(③), 승인(④), 표준 반영(⑤)까지 — 1부 5장의 DMAIC 루프가 사람의 프로젝트가 아니라 시스템의 상시 사이클로 돈 것이다.</w:t>
       </w:r>
     </w:p>
-    <w:bookmarkEnd w:id="92"/>
-    <w:bookmarkEnd w:id="93"/>
-    <w:bookmarkStart w:id="97" w:name="사례-연구-2-조립-공정의-병목-계산할-수-없는-것을-사람에게-넘기다"/>
+    <w:bookmarkEnd w:id="122"/>
+    <w:bookmarkEnd w:id="123"/>
+    <w:bookmarkStart w:id="130" w:name="사례-연구-2-조립-공정의-병목-계산할-수-없는-것을-사람에게-넘기다"/>
     <w:p>
       <w:pPr>
         <w:pStyle w:val="Heading2"/>
@@ -11035,7 +11585,62 @@
         <w:t xml:space="preserve">23.2 사례 연구 2 — 조립 공정의 병목: 계산할 수 없는 것을 사람에게 넘기다</w:t>
       </w:r>
     </w:p>
-    <w:bookmarkStart w:id="94" w:name="배경과-대화-가동률은-정상인데-납기가-늦는다"/>
+    <w:p>
+      <w:pPr>
+        <w:pStyle w:val="CaptionedFigure"/>
+      </w:pPr>
+      <w:r>
+        <w:drawing>
+          <wp:inline>
+            <wp:extent cx="4206240" cy="2716530"/>
+            <wp:effectExtent b="0" l="0" r="0" t="0"/>
+            <wp:docPr descr="그림 23-2. 조립 병목 사례 — TOC 전후 비교" title="" id="125" name="Picture"/>
+            <a:graphic>
+              <a:graphicData uri="http://schemas.openxmlformats.org/drawingml/2006/picture">
+                <pic:pic>
+                  <pic:nvPicPr>
+                    <pic:cNvPr descr="figures/fig_232_toc_before_after.png" id="126" name="Picture"/>
+                    <pic:cNvPicPr>
+                      <a:picLocks noChangeArrowheads="1" noChangeAspect="1"/>
+                    </pic:cNvPicPr>
+                  </pic:nvPicPr>
+                  <pic:blipFill>
+                    <a:blip r:embed="rId124"/>
+                    <a:stretch>
+                      <a:fillRect/>
+                    </a:stretch>
+                  </pic:blipFill>
+                  <pic:spPr bwMode="auto">
+                    <a:xfrm>
+                      <a:off x="0" y="0"/>
+                      <a:ext cx="4206240" cy="2716530"/>
+                    </a:xfrm>
+                    <a:prstGeom prst="rect">
+                      <a:avLst/>
+                    </a:prstGeom>
+                    <a:noFill/>
+                    <a:ln w="9525">
+                      <a:noFill/>
+                      <a:headEnd/>
+                      <a:tailEnd/>
+                    </a:ln>
+                  </pic:spPr>
+                </pic:pic>
+              </a:graphicData>
+            </a:graphic>
+          </wp:inline>
+        </w:drawing>
+      </w:r>
+    </w:p>
+    <w:p>
+      <w:pPr>
+        <w:pStyle w:val="ImageCaption"/>
+      </w:pPr>
+      <w:r>
+        <w:t xml:space="preserve">그림 23-2. 조립 병목 사례 — TOC 전후 비교</w:t>
+      </w:r>
+    </w:p>
+    <w:bookmarkStart w:id="127" w:name="배경과-대화-가동률은-정상인데-납기가-늦는다"/>
     <w:p>
       <w:pPr>
         <w:pStyle w:val="Heading3"/>
@@ -11098,8 +11703,8 @@
         <w:t xml:space="preserve">이 증언은 제약이론(TOC, Theory of Constraints) 관점에서 결정적 신호다. 골드랫이 정식화했듯 전체 시스템의 산출은 가장 느린 공정 — 병목 — 이 결정하며, 병목이 아닌 공정의 속도로 계획을 세우는 것은 달성 불가능한 계획을 세우는 것과 같다(Goldratt &amp; Cox, 1984). JEDAIX는 네 개 공정(재단·조립·품질검사·포장)의 실제 처리능력을 대조해, 조립 공정이 시간당 처리량이 가장 낮은 병목임을 확인한다. 기존 생산계획은 이 병목을 고려하지 않고 재단 공정의 속도를 기준으로 짜여 있었다.</w:t>
       </w:r>
     </w:p>
-    <w:bookmarkEnd w:id="94"/>
-    <w:bookmarkStart w:id="95" w:name="정량화-그리고-자동화의-경계선"/>
+    <w:bookmarkEnd w:id="127"/>
+    <w:bookmarkStart w:id="128" w:name="정량화-그리고-자동화의-경계선"/>
     <w:p>
       <w:pPr>
         <w:pStyle w:val="Heading3"/>
@@ -11146,8 +11751,8 @@
         <w:t xml:space="preserve">하기로 결정하자, 그 결정이 반영되어 병목 공정의 처리능력 수치가 갱신되고, 이후 생산계획(MPS)은 새로운 병목 능력을 기준으로 다시 산출된다.</w:t>
       </w:r>
     </w:p>
-    <w:bookmarkEnd w:id="95"/>
-    <w:bookmarkStart w:id="96" w:name="두-사례의-대비가-말하는-것"/>
+    <w:bookmarkEnd w:id="128"/>
+    <w:bookmarkStart w:id="129" w:name="두-사례의-대비가-말하는-것"/>
     <w:p>
       <w:pPr>
         <w:pStyle w:val="Heading3"/>
@@ -11187,9 +11792,9 @@
         <w:t xml:space="preserve">사례 1은 자동 조정형이다 — Agent가 계산하고 담당자가 승인했다. 사례 2는 경영판단형이다 — 시스템은 정량 근거까지만 만들고 결정은 경영진에게 넘겼다. 이 대비가 보여주는 것은 JEDAIX가 자동화할 수 있는 것과 사람이 결정해야 하는 것을 온톨로지 층위에서부터 구분해 처리한다는 사실이며(JEDAIX 온톨로지 아키텍처 문서 v9), 이것이 22장에서 방법론의 안전핀이라 불렀던 3~4단계의 분기다. 동시에 두 사례는 같은 뼈대를 공유한다. 현장의 위화감 → 반복 확인과 확신도 축적 → 확정과 정량 근거 → 실행 가능한 대안(자동 조정 또는 결정 요청) → 표준 흐름 반영. 문제의 성격 — 재고 정책과 공정 병목이라는 전혀 다른 주제 — 과 무관하게 같은 5단계가 관통했다는 것, 이것이 두 사례를 나란히 읽을 때 얻는 방법론적 결론이다.</w:t>
       </w:r>
     </w:p>
-    <w:bookmarkEnd w:id="96"/>
-    <w:bookmarkEnd w:id="97"/>
-    <w:bookmarkStart w:id="102" w:name="부문별-성과-메커니즘-사각지대-발굴-실행-kpi"/>
+    <w:bookmarkEnd w:id="129"/>
+    <w:bookmarkEnd w:id="130"/>
+    <w:bookmarkStart w:id="138" w:name="부문별-성과-메커니즘-사각지대-발굴-실행-kpi"/>
     <w:p>
       <w:pPr>
         <w:pStyle w:val="Heading2"/>
@@ -11200,34 +11805,125 @@
     </w:p>
     <w:p>
       <w:pPr>
+        <w:pStyle w:val="CaptionedFigure"/>
+      </w:pPr>
+      <w:r>
+        <w:drawing>
+          <wp:inline>
+            <wp:extent cx="4206240" cy="2979419"/>
+            <wp:effectExtent b="0" l="0" r="0" t="0"/>
+            <wp:docPr descr="그림 23-3. 성과 수치 한눈에" title="" id="132" name="Picture"/>
+            <a:graphic>
+              <a:graphicData uri="http://schemas.openxmlformats.org/drawingml/2006/picture">
+                <pic:pic>
+                  <pic:nvPicPr>
+                    <pic:cNvPr descr="figures/fig_233_results_chart.png" id="133" name="Picture"/>
+                    <pic:cNvPicPr>
+                      <a:picLocks noChangeArrowheads="1" noChangeAspect="1"/>
+                    </pic:cNvPicPr>
+                  </pic:nvPicPr>
+                  <pic:blipFill>
+                    <a:blip r:embed="rId131"/>
+                    <a:stretch>
+                      <a:fillRect/>
+                    </a:stretch>
+                  </pic:blipFill>
+                  <pic:spPr bwMode="auto">
+                    <a:xfrm>
+                      <a:off x="0" y="0"/>
+                      <a:ext cx="4206240" cy="2979419"/>
+                    </a:xfrm>
+                    <a:prstGeom prst="rect">
+                      <a:avLst/>
+                    </a:prstGeom>
+                    <a:noFill/>
+                    <a:ln w="9525">
+                      <a:noFill/>
+                      <a:headEnd/>
+                      <a:tailEnd/>
+                    </a:ln>
+                  </pic:spPr>
+                </pic:pic>
+              </a:graphicData>
+            </a:graphic>
+          </wp:inline>
+        </w:drawing>
+      </w:r>
+    </w:p>
+    <w:p>
+      <w:pPr>
+        <w:pStyle w:val="ImageCaption"/>
+      </w:pPr>
+      <w:r>
+        <w:t xml:space="preserve">그림 23-3. 성과 수치 한눈에</w:t>
+      </w:r>
+    </w:p>
+    <w:p>
+      <w:pPr>
+        <w:pStyle w:val="BodyText"/>
+      </w:pPr>
+      <w:r>
+        <w:t xml:space="preserve">이제 두 번째 층위, 실측 수치의 세계로 간다. 아래 네 부문은</w:t>
+      </w:r>
+      <w:r>
+        <w:t xml:space="preserve"> </w:t>
+      </w:r>
+      <w:r>
+        <w:t xml:space="preserve">“</w:t>
+      </w:r>
+      <w:r>
+        <w:t xml:space="preserve">사각지대 → 온톨로지 발굴 → 실행 → KPI 성과</w:t>
+      </w:r>
+      <w:r>
+        <w:t xml:space="preserve">”</w:t>
+      </w:r>
+      <w:r>
+        <w:t xml:space="preserve">의 공통 프레임으로 재구성했다. 각 부문의 성과 수치는 스마트공장·통합 ERP 도입의 공개 실측치이며, 발굴·실행 열은 그 기록 위에 3부의 온톨로지 메커니즘을 얹었을 때의 작동 경로다.</w:t>
+      </w:r>
+    </w:p>
+    <w:bookmarkStart w:id="134" w:name="영업-매출-증대의-메커니즘"/>
+    <w:p>
+      <w:pPr>
+        <w:pStyle w:val="Heading3"/>
+      </w:pPr>
+      <w:r>
+        <w:t xml:space="preserve">영업 — 매출 증대의 메커니즘</w:t>
+      </w:r>
+    </w:p>
+    <w:p>
+      <w:pPr>
         <w:pStyle w:val="FirstParagraph"/>
       </w:pPr>
       <w:r>
-        <w:t xml:space="preserve">이제 두 번째 층위, 실측 수치의 세계로 간다. 아래 네 부문은</w:t>
-      </w:r>
-      <w:r>
-        <w:t xml:space="preserve"> </w:t>
-      </w:r>
-      <w:r>
-        <w:t xml:space="preserve">“</w:t>
-      </w:r>
-      <w:r>
-        <w:t xml:space="preserve">사각지대 → 온톨로지 발굴 → 실행 → KPI 성과</w:t>
-      </w:r>
-      <w:r>
-        <w:t xml:space="preserve">”</w:t>
-      </w:r>
-      <w:r>
-        <w:t xml:space="preserve">의 공통 프레임으로 재구성했다. 각 부문의 성과 수치는 스마트공장·통합 ERP 도입의 공개 실측치이며, 발굴·실행 열은 그 기록 위에 3부의 온톨로지 메커니즘을 얹었을 때의 작동 경로다.</w:t>
-      </w:r>
-    </w:p>
-    <w:bookmarkStart w:id="98" w:name="영업-매출-증대의-메커니즘"/>
+        <w:t xml:space="preserve">영업의 사각지대는 파이프라인의 감 의존이다. 어느 리드가 익을지, 어느 고객이 떠날지가 담당자 개인의 감각에 맡겨져 있고, 실주(失注)의 원인은 기록되지 않는다. 온톨로지 발굴은 고객-기회-제품-활동을 잇는 그래프 위에서 이루어진다 — 정체된 기회의 패턴, 이탈 전에 나타나는 활동 감소 신호,</w:t>
+      </w:r>
+      <w:r>
+        <w:t xml:space="preserve"> </w:t>
+      </w:r>
+      <w:r>
+        <w:t xml:space="preserve">“</w:t>
+      </w:r>
+      <w:r>
+        <w:t xml:space="preserve">이 거래처는 견적을 두 번 요구한다</w:t>
+      </w:r>
+      <w:r>
+        <w:t xml:space="preserve">”</w:t>
+      </w:r>
+      <w:r>
+        <w:t xml:space="preserve"> </w:t>
+      </w:r>
+      <w:r>
+        <w:t xml:space="preserve">같은 담당자의 경험칙이 리드 스코어링과 수요예측의 입력이 된다. 실행은 우선순위 큐와 다음 액션 제안으로 환류된다. 실측 성과의 수준을 보면, 패션 기업 Zeitgeist는 재고·구매·회계·판매에서 시작해 제조·이커머스·CRM으로 확장한 뒤 2021년 도입 이후 매출 3배 성장과 원가 데이터 기반 마진 15% 개선을 동시에 달성했고, UAE의 기업 서비스사 MSZ는 CRM·판매·재고·회계 통합으로 매출 30~40% 증가, 미국 A Tech Authority는 도입 1년 만에 매출 22% 증가, 독일 pro Wirtschaft GT는 영업 효율 40% 향상을 보고했다(Odoo 공식 고객 사례). 국내 근거로는 중소기업중앙회의 2022년 분석이 있다 — 대·중소 상생형 스마트공장을 도입한 중소기업은 매출액 23.7% 증가를 보였는데, 생산 부문 중심의 디지털화가 수주 대응력을 거쳐 매출로 파급된 결과다. 이 사례들의 공통점은 CRM 단독이 아니라 판매·재고·회계와의 통합 위에서 성과가 났다는 것 — 영업 데이터는 다른 부문 데이터와 연결될 때 가치가 배가된다는 온톨로지의 명제 그대로다. 그리고 어느 사례도 영업 인력을 줄여서 성과를 내지 않았다. 같은 인력이 더 좋은 판단 재료를 갖게 된 결과이며, AI ERP의 목적이 대체가 아니라 증강이라는 1부 이래의 명제가 매출 지표에서도 확인된다.</w:t>
+      </w:r>
+    </w:p>
+    <w:bookmarkEnd w:id="134"/>
+    <w:bookmarkStart w:id="135" w:name="구매재고-원가절감의-메커니즘"/>
     <w:p>
       <w:pPr>
         <w:pStyle w:val="Heading3"/>
       </w:pPr>
       <w:r>
-        <w:t xml:space="preserve">영업 — 매출 증대의 메커니즘</w:t>
+        <w:t xml:space="preserve">구매·재고 — 원가절감의 메커니즘</w:t>
       </w:r>
     </w:p>
     <w:p>
@@ -11235,42 +11931,6 @@
         <w:pStyle w:val="FirstParagraph"/>
       </w:pPr>
       <w:r>
-        <w:t xml:space="preserve">영업의 사각지대는 파이프라인의 감 의존이다. 어느 리드가 익을지, 어느 고객이 떠날지가 담당자 개인의 감각에 맡겨져 있고, 실주(失注)의 원인은 기록되지 않는다. 온톨로지 발굴은 고객-기회-제품-활동을 잇는 그래프 위에서 이루어진다 — 정체된 기회의 패턴, 이탈 전에 나타나는 활동 감소 신호,</w:t>
-      </w:r>
-      <w:r>
-        <w:t xml:space="preserve"> </w:t>
-      </w:r>
-      <w:r>
-        <w:t xml:space="preserve">“</w:t>
-      </w:r>
-      <w:r>
-        <w:t xml:space="preserve">이 거래처는 견적을 두 번 요구한다</w:t>
-      </w:r>
-      <w:r>
-        <w:t xml:space="preserve">”</w:t>
-      </w:r>
-      <w:r>
-        <w:t xml:space="preserve"> </w:t>
-      </w:r>
-      <w:r>
-        <w:t xml:space="preserve">같은 담당자의 경험칙이 리드 스코어링과 수요예측의 입력이 된다. 실행은 우선순위 큐와 다음 액션 제안으로 환류된다. 실측 성과의 수준을 보면, 패션 기업 Zeitgeist는 재고·구매·회계·판매에서 시작해 제조·이커머스·CRM으로 확장한 뒤 2021년 도입 이후 매출 3배 성장과 원가 데이터 기반 마진 15% 개선을 동시에 달성했고, UAE의 기업 서비스사 MSZ는 CRM·판매·재고·회계 통합으로 매출 30~40% 증가, 미국 A Tech Authority는 도입 1년 만에 매출 22% 증가, 독일 pro Wirtschaft GT는 영업 효율 40% 향상을 보고했다(Odoo 공식 고객 사례). 국내 근거로는 중소기업중앙회의 2022년 분석이 있다 — 대·중소 상생형 스마트공장을 도입한 중소기업은 매출액 23.7% 증가를 보였는데, 생산 부문 중심의 디지털화가 수주 대응력을 거쳐 매출로 파급된 결과다. 이 사례들의 공통점은 CRM 단독이 아니라 판매·재고·회계와의 통합 위에서 성과가 났다는 것 — 영업 데이터는 다른 부문 데이터와 연결될 때 가치가 배가된다는 온톨로지의 명제 그대로다. 그리고 어느 사례도 영업 인력을 줄여서 성과를 내지 않았다. 같은 인력이 더 좋은 판단 재료를 갖게 된 결과이며, AI ERP의 목적이 대체가 아니라 증강이라는 1부 이래의 명제가 매출 지표에서도 확인된다.</w:t>
-      </w:r>
-    </w:p>
-    <w:bookmarkEnd w:id="98"/>
-    <w:bookmarkStart w:id="99" w:name="구매재고-원가절감의-메커니즘"/>
-    <w:p>
-      <w:pPr>
-        <w:pStyle w:val="Heading3"/>
-      </w:pPr>
-      <w:r>
-        <w:t xml:space="preserve">구매·재고 — 원가절감의 메커니즘</w:t>
-      </w:r>
-    </w:p>
-    <w:p>
-      <w:pPr>
-        <w:pStyle w:val="FirstParagraph"/>
-      </w:pPr>
-      <w:r>
         <w:t xml:space="preserve">구매·재고의 사각지대는 감각적 발주다.</w:t>
       </w:r>
       <w:r>
@@ -11310,8 +11970,8 @@
         <w:t xml:space="preserve">쌓아 두는 운영, 그리고 비공식 구매 경로나 특정 고객의 비정기 주문 패턴처럼 ERP가 기록하지 못하는 원인들이다. 발굴은 안전재고/ROP·EOQ 같은 SCM Backbone 계산 도구(21장)에 6 Station이 확인한 암묵 요인 — 사례 1의 품질-납기 충돌 같은 — 을 보정계수로 결합하는 경로를 거치며, 실행은 InventoryBufferAgent류의 조정 제안과 재주문 자동화다. 실측 성과의 수준은 국내 통계가 보여준다. 중소벤처기업부의 스마트공장 보급사업 성과분석(2014~2017년 도입 5,003개사)은 평균 원가 15.9% 감소·납기준수율 15.5% 향상을 보고했고, 경상남도의 2022~2023년 도입 439개사 집계에서는 원가 32.5% 절감이 나타났다. 개별 기업으로는 진단키트 제조사 솔젠트가 바코드 자재관리·물류동선 최적화(148m→98m) 등 73개 과제로 원가 55% 감소를 기록했다(중소벤처기업부). 해외에서는 Lotus Cruises가 구매 승인 자동화로 주문 처리 시간을 1개월에서 1~2일로 단축했고, Odoo의 피킹 전략 최적화는 같은 인원으로 피킹·포장 효율을 최대 30% 높인다. 원가절감은 단가 후려치기가 아니라 정보의 정확도 — 재고 정확도, 소요량 자동 전개, 승인 속도 — 에서 나온다는 v1 이래의 결론이 여기서도 유지된다.</w:t>
       </w:r>
     </w:p>
-    <w:bookmarkEnd w:id="99"/>
-    <w:bookmarkStart w:id="100" w:name="제조-생산성-향상의-메커니즘"/>
+    <w:bookmarkEnd w:id="135"/>
+    <w:bookmarkStart w:id="136" w:name="제조-생산성-향상의-메커니즘"/>
     <w:p>
       <w:pPr>
         <w:pStyle w:val="Heading3"/>
@@ -11379,8 +12039,8 @@
         <w:t xml:space="preserve">솔젠트의 73% 생산성 향상에서 주목할 점은, 성과의 중심이 새 설비의 대량 도입이 아니라 데이터와 동선 — 즉 흐름의 재설계 — 이었다는 사실이다. 바코드 자재관리가 수작업 기록을 없애고, 물류동선 분석이 34%의 이동을 걷어냈으며, 자동화는 그렇게 가시화된 흐름 위에 얹혔다. 3부의 언어로 옮기면, 사각지대를 비추는 데이터 계층이 먼저였고 실행은 그 다음이었다 — 발굴 없는 자동화는 혼돈을 빠르게 만들 뿐이라는, 이 책이 1부 6장의 첫 장면부터 반복해 온 순서다.</w:t>
       </w:r>
     </w:p>
-    <w:bookmarkEnd w:id="100"/>
-    <w:bookmarkStart w:id="101" w:name="품질-불량률-감소의-메커니즘"/>
+    <w:bookmarkEnd w:id="136"/>
+    <w:bookmarkStart w:id="137" w:name="품질-불량률-감소의-메커니즘"/>
     <w:p>
       <w:pPr>
         <w:pStyle w:val="Heading3"/>
@@ -11733,9 +12393,9 @@
         </w:tc>
       </w:tr>
     </w:tbl>
-    <w:bookmarkEnd w:id="101"/>
-    <w:bookmarkEnd w:id="102"/>
-    <w:bookmarkStart w:id="103" w:name="사례-종합-공통-성공요인과-3부작의-실증적-결론"/>
+    <w:bookmarkEnd w:id="137"/>
+    <w:bookmarkEnd w:id="138"/>
+    <w:bookmarkStart w:id="139" w:name="사례-종합-공통-성공요인과-3부작의-실증적-결론"/>
     <w:p>
       <w:pPr>
         <w:pStyle w:val="Heading2"/>
@@ -11997,8 +12657,8 @@
         <w:t xml:space="preserve">이제 3부작 전체의 실증적 결론을 맺을 수 있다. 1부는 방법론을 세웠다 — 3정5S로 데이터의 품질을, DMAIC 루프로 개선의 회전을, 5단계 로드맵으로 실행의 순서를. 2부는 그 방법론을 Odoo의 모듈 위에 적용해 기업의 기록(2nd Brain)을 단일 원장으로 통합했다. 그리고 실측 사례들이 보여주듯, 기록의 통합만으로도 생산성 30%·품질 43.5%·원가 15.9% 수준의 성과가 실재한다. 그러나 같은 사례들은 그 성과의 경계도 보여준다 — 검사 기록이 전부 합격인데 클레임이 반복되는 문제, 가동률이 정상인데 납기가 늦는 문제는 기록의 통합이 닿지 못하는 곳에 있다. 3부가 다룬 온톨로지 메커니즘은 바로 그곳, 경영 사각지대의 암묵지를 대화로 발굴해 검증하고, 금액으로 확정하고, 실행으로 연결하고, 사람의 승인 아래 표준으로 통치하는 층이다. 기록하는 ERP(2nd Brain)가 필요조건이라면, 판단하는 층(3rd Brain)은 그 위에서 성과의 다음 자릿수를 여는 충분조건의 후보다. 아직 온톨로지 계층까지 갖춘 실측 사례가 공개 통계로 축적되지 않았다는 사실은 이 책이 숨기지 않는 한계이자, 동시에 지금 시작하는 조직이 선점할 수 있는 여백이다. 중소 제조기업의 AI 도입률이 1% 수준(중소벤처기업부, 2025)인 오늘, 사각지대는 대부분의 기업에서 아직 비추어지지 않은 채 남아 있다.</w:t>
       </w:r>
     </w:p>
-    <w:bookmarkEnd w:id="103"/>
-    <w:bookmarkStart w:id="104" w:name="핵심-요약-5"/>
+    <w:bookmarkEnd w:id="139"/>
+    <w:bookmarkStart w:id="140" w:name="핵심-요약-5"/>
     <w:p>
       <w:pPr>
         <w:pStyle w:val="Heading2"/>
@@ -12136,8 +12796,8 @@
         <w:t xml:space="preserve">3부작의 실증적 결론: 기록하는 ERP는 성과의 필요조건이고, 사각지대를 통치하는 판단의 층이 다음 단계다. 온톨로지 계층의 공개 실측 사례가 아직 드물다는 것은 한계이자, 지금 시작하는 기업의 여백이다.</w:t>
       </w:r>
     </w:p>
-    <w:bookmarkEnd w:id="104"/>
-    <w:bookmarkStart w:id="105" w:name="이-장의-참고문헌-5"/>
+    <w:bookmarkEnd w:id="140"/>
+    <w:bookmarkStart w:id="141" w:name="이-장의-참고문헌-5"/>
     <w:p>
       <w:pPr>
         <w:pStyle w:val="Heading2"/>
@@ -12354,9 +13014,9 @@
         <w:t xml:space="preserve">. Oxford University Press.</w:t>
       </w:r>
     </w:p>
-    <w:bookmarkEnd w:id="105"/>
-    <w:bookmarkEnd w:id="106"/>
-    <w:bookmarkStart w:id="118" w:name="에필로그.-두-개의-뇌-하나의-기업"/>
+    <w:bookmarkEnd w:id="141"/>
+    <w:bookmarkEnd w:id="142"/>
+    <w:bookmarkStart w:id="154" w:name="에필로그.-두-개의-뇌-하나의-기업"/>
     <w:p>
       <w:pPr>
         <w:pStyle w:val="Heading1"/>
@@ -12393,7 +13053,7 @@
         <w:t xml:space="preserve">이 책의 여정은 결국 이 한 문장에 대한 두 사람의 응답이었다.</w:t>
       </w:r>
     </w:p>
-    <w:bookmarkStart w:id="107" w:name="첫-번째-목소리-형식지의-길을-걸어온-사람-이형근"/>
+    <w:bookmarkStart w:id="143" w:name="첫-번째-목소리-형식지의-길을-걸어온-사람-이형근"/>
     <w:p>
       <w:pPr>
         <w:pStyle w:val="Heading2"/>
@@ -12444,8 +13104,8 @@
         <w:t xml:space="preserve">영역이다. 제2부 15장에서 우리는 이것을 정직하게 인정했다. Odoo의 AI는 정의하고 측정하고 통제하는 데 유능하지만, 사각지대를 분석하고 개선하는 데는 온톨로지라는 다른 층위가 필요하다고. 그 층위를 채워 준 것이 두 번째 목소리다.</w:t>
       </w:r>
     </w:p>
-    <w:bookmarkEnd w:id="107"/>
-    <w:bookmarkStart w:id="108" w:name="두-번째-목소리-암묵지의-길을-걸어온-사람-정인호"/>
+    <w:bookmarkEnd w:id="143"/>
+    <w:bookmarkStart w:id="144" w:name="두-번째-목소리-암묵지의-길을-걸어온-사람-정인호"/>
     <w:p>
       <w:pPr>
         <w:pStyle w:val="Heading2"/>
@@ -12545,8 +13205,8 @@
         <w:t xml:space="preserve">이형근 저자의 30년이 형식지의 정돈이었다면, 나의 작업은 암묵지의 발굴이었다. 이 책에서 두 작업이 만난 것은 우연이 아니다. 데이터의 3정5S 없이 온톨로지는 설 자리가 없고, 온톨로지 없이 형식지는 판단에 이르지 못한다. 두 길은 처음부터 서로를 기다리고 있었다.</w:t>
       </w:r>
     </w:p>
-    <w:bookmarkEnd w:id="108"/>
-    <w:bookmarkStart w:id="112" w:name="합류-기록하는-erp에서-판단하는-erp로"/>
+    <w:bookmarkEnd w:id="144"/>
+    <w:bookmarkStart w:id="148" w:name="합류-기록하는-erp에서-판단하는-erp로"/>
     <w:p>
       <w:pPr>
         <w:pStyle w:val="Heading2"/>
@@ -12572,18 +13232,18 @@
           <wp:inline>
             <wp:extent cx="4206240" cy="2991104"/>
             <wp:effectExtent b="0" l="0" r="0" t="0"/>
-            <wp:docPr descr="그림 E-1. 서드브레인 — 세 갈래 길의 합류" title="" id="110" name="Picture"/>
+            <wp:docPr descr="그림 E-1. 서드브레인 — 세 갈래 길의 합류" title="" id="146" name="Picture"/>
             <a:graphic>
               <a:graphicData uri="http://schemas.openxmlformats.org/drawingml/2006/picture">
                 <pic:pic>
                   <pic:nvPicPr>
-                    <pic:cNvPr descr="figures/fig_E1_thirdbrain.png" id="111" name="Picture"/>
+                    <pic:cNvPr descr="figures/fig_E1_thirdbrain.png" id="147" name="Picture"/>
                     <pic:cNvPicPr>
                       <a:picLocks noChangeArrowheads="1" noChangeAspect="1"/>
                     </pic:cNvPicPr>
                   </pic:nvPicPr>
                   <pic:blipFill>
-                    <a:blip r:embed="rId109"/>
+                    <a:blip r:embed="rId145"/>
                     <a:stretch>
                       <a:fillRect/>
                     </a:stretch>
@@ -12626,8 +13286,8 @@
         <w:t xml:space="preserve">기록하는 ERP는 과거를 말하고, 판단하는 ERP는 미래를 말한다. 매출은 어디서 늘릴 수 있는가, 원가는 어디서 새는가, 납기는 지켜질 것인가, 불량은 어디서 오는가 — 경영의 네 가지 영원한 질문에, 형식지와 암묵지가 하나의 그래프 위에서 만나 근거를 가지고 답하는 시스템. 그것이 우리가 이 책 전체에 걸쳐 그린 지능형 ERP의 완성형이며, 제3부의 사례들이 보여 준 것처럼 그것은 이미 관념이 아니라 구축 가능한 현실이다.</w:t>
       </w:r>
     </w:p>
-    <w:bookmarkEnd w:id="112"/>
-    <w:bookmarkStart w:id="113" w:name="부작이-걸어온-길-한-페이지-결산"/>
+    <w:bookmarkEnd w:id="148"/>
+    <w:bookmarkStart w:id="149" w:name="부작이-걸어온-길-한-페이지-결산"/>
     <w:p>
       <w:pPr>
         <w:pStyle w:val="Heading2"/>
@@ -12722,8 +13382,8 @@
         <w:t xml:space="preserve">그 전환의 전제는 데이터의 규율(1부)이고, 몸체는 열린 플랫폼(2부)이며, 완성은 의미의 층위(3부)다.</w:t>
       </w:r>
     </w:p>
-    <w:bookmarkEnd w:id="113"/>
-    <w:bookmarkStart w:id="114" w:name="서드브레인-기업의-하루-우리가-그리는-미래상"/>
+    <w:bookmarkEnd w:id="149"/>
+    <w:bookmarkStart w:id="150" w:name="서드브레인-기업의-하루-우리가-그리는-미래상"/>
     <w:p>
       <w:pPr>
         <w:pStyle w:val="Heading2"/>
@@ -12823,8 +13483,8 @@
         <w:t xml:space="preserve">과장된 미래가 아니다. 이 책의 1부가 방법론을, 2부가 플랫폼을, 3부가 온톨로지 메커니즘을 제시했듯, 이 하루의 모든 장면은 오늘의 기술로 구축 가능한 현실이다. 남은 것은 결단과 순서뿐이다.</w:t>
       </w:r>
     </w:p>
-    <w:bookmarkEnd w:id="114"/>
-    <w:bookmarkStart w:id="115" w:name="내일-아침에-시작하는-사람을-위하여-첫-90일"/>
+    <w:bookmarkEnd w:id="150"/>
+    <w:bookmarkStart w:id="151" w:name="내일-아침에-시작하는-사람을-위하여-첫-90일"/>
     <w:p>
       <w:pPr>
         <w:pStyle w:val="Heading2"/>
@@ -13055,8 +13715,8 @@
         <w:t xml:space="preserve">90일 뒤 당신의 회사에는 네 가지가 생긴다. 정돈된 코드체계, 믿을 수 있는 실시간 데이터, 스스로 말하는 첫 번째 경보, 그리고 자라기 시작한 온톨로지의 씨앗. 그것이 서드브레인의 태아다.</w:t>
       </w:r>
     </w:p>
-    <w:bookmarkEnd w:id="115"/>
-    <w:bookmarkStart w:id="116" w:name="독자에게-세-가지-당부"/>
+    <w:bookmarkEnd w:id="151"/>
+    <w:bookmarkStart w:id="152" w:name="독자에게-세-가지-당부"/>
     <w:p>
       <w:pPr>
         <w:pStyle w:val="Heading2"/>
@@ -13179,8 +13839,8 @@
         <w:t xml:space="preserve">이 문장을 3부작의 마지막 문장이자, 독자의 프로젝트의 첫 문장으로 남긴다.</w:t>
       </w:r>
     </w:p>
-    <w:bookmarkEnd w:id="116"/>
-    <w:bookmarkStart w:id="117" w:name="감사의-글"/>
+    <w:bookmarkEnd w:id="152"/>
+    <w:bookmarkStart w:id="153" w:name="감사의-글"/>
     <w:p>
       <w:pPr>
         <w:pStyle w:val="Heading2"/>
@@ -13221,8 +13881,8 @@
         <w:t xml:space="preserve">이형근 · 정인호</w:t>
       </w:r>
     </w:p>
-    <w:bookmarkEnd w:id="117"/>
-    <w:bookmarkEnd w:id="118"/>
+    <w:bookmarkEnd w:id="153"/>
+    <w:bookmarkEnd w:id="154"/>
     <w:sectPr/>
   </w:body>
 </w:document>

--- a/book/v2/AI_ERP_혁명_Odoo와_지능형ERP_3부_에필로그.docx
+++ b/book/v2/AI_ERP_혁명_Odoo와_지능형ERP_3부_에필로그.docx
@@ -5970,7 +5970,7 @@
     </w:p>
     <w:bookmarkEnd w:id="74"/>
     <w:bookmarkEnd w:id="75"/>
-    <w:bookmarkStart w:id="94" w:name="X4635f748735780d60ec3535c91168f97134c075"/>
+    <w:bookmarkStart w:id="95" w:name="X4635f748735780d60ec3535c91168f97134c075"/>
     <w:p>
       <w:pPr>
         <w:pStyle w:val="Heading1"/>
@@ -7915,11 +7915,341 @@
         <w:pStyle w:val="BodyText"/>
       </w:pPr>
       <w:r>
-        <w:t xml:space="preserve">정직한 평가로 장을 닫는다. 이 실행 계층의 값은 공짜가 아니다. 슬롯 채우기의 결정론은 재현성을 주는 대신 자유 대화형 설계의 유연함을 포기한 것이고, 표준 템플릿이 없는 비정형 프로세스는 여전히 사람이 여섯 슬롯을 채워야 한다. War Room의 환류는 6 Station에 응답할 현장의 참여가 지속되어야 작동하며, SCM Backbone의 계산은 기초 데이터 — BOM, 리드타임, 실적 — 의 품질이 무너지면 정밀하게 틀린 답을 낸다(1부 2장의 3정5S가 여기서도 전제다). 그리고 Odoo×JEDAIX 결합은 두 시스템의 운영을 함께 감당할 체제를 요구한다. 이 비용을 어떤 순서로, 어떤 조직이, 어떻게 지불할 것인가 — 그것이 다음 장, AX 성공 방법론의 주제다.</w:t>
+        <w:t xml:space="preserve">정직한 평가로 장을 닫는다. 이 실행 계층의 값은 공짜가 아니다. 슬롯 채우기의 결정론은 재현성을 주는 대신 자유 대화형 설계의 유연함을 포기한 것이고, 표준 템플릿이 없는 비정형 프로세스는 여전히 사람이 여섯 슬롯을 채워야 한다. War Room의 환류는 6 Station에 응답할 현장의 참여가 지속되어야 작동하며, SCM Backbone의 계산은 기초 데이터 — BOM, 리드타임, 실적 — 의 품질이 무너지면 정밀하게 틀린 답을 낸다(1부 2장의 3정5S가 여기서도 전제다). 그리고 Odoo×JEDAIX 결합은 두 시스템의 운영을 함께 감당할 체제를 요구한다. 이 비용을 어떤 순서로, 어떤 조직이, 어떻게 지불할 것인가는 다음 장(AX 성공 방법론)에서 다룬다.</w:t>
       </w:r>
     </w:p>
     <w:bookmarkEnd w:id="91"/>
-    <w:bookmarkStart w:id="92" w:name="핵심-요약-3"/>
+    <w:bookmarkStart w:id="92" w:name="온톨로지-다음의-세상-뉴로-심볼릭-ai와-우리의-자리"/>
+    <w:p>
+      <w:pPr>
+        <w:pStyle w:val="Heading2"/>
+      </w:pPr>
+      <w:r>
+        <w:t xml:space="preserve">21.8 온톨로지 다음의 세상: 뉴로-심볼릭 AI와 우리의 자리</w:t>
+      </w:r>
+    </w:p>
+    <w:p>
+      <w:pPr>
+        <w:pStyle w:val="FirstParagraph"/>
+      </w:pPr>
+      <w:r>
+        <w:t xml:space="preserve">장을 닫기 전에, 이 통합 아키텍처가 향하는 미래의 좌표 하나를 짚어 둔다. AI 연구의 최전선에서는 지금 뉴로-심볼릭(Neuro-Symbolic) AI가 의사결정 인공지능의 다음 단계로 부상하고 있다. 뉴럴(neural) — 신경망과 LLM — 은 패턴을 직관적으로 인식하지만 그럴듯한 거짓(환각)을 만들고 이유를 설명하지 못한다. 심볼릭(symbolic) — 온톨로지·규칙·논리 — 은 정확하고 설명 가능하지만 스스로 배우지 못한다. 카너먼의 은유를 빌리면 전자가 시스템 1(직관), 후자가 시스템 2(숙고)다. 뉴로-심볼릭 AI는 이 둘을 한 루프에 결합한다: 뉴럴이 제안하고, 심볼릭이 검증하며, 검증을 통과한 판단만 실행된다. 심볼릭 계층이 뉴럴의 출력에서 규칙 위반을 발견하면 그 출력을 거부하고 재평가를 요구한다 — 환각이 사후에 발견되는 것이 아니라 구조적으로 차단되는 것이다. 2020년 이후 학계의 체계적 조사가 이 분야의 급성장을 확인하고 있으며(Colelough &amp; Regli, 2025), 산업계에서는 시맨틱 지식그래프를 기반으로 한 데이터 패브릭과 GraphRAG가 기업 자동화의 백본으로 자리 잡는 흐름이 뚜렷하다.</w:t>
+      </w:r>
+    </w:p>
+    <w:p>
+      <w:pPr>
+        <w:pStyle w:val="BodyText"/>
+      </w:pPr>
+      <w:r>
+        <w:t xml:space="preserve">이 흐름에서 의사결정 플랫폼이 갖추어야 할 기둥은 셋이다. 첫째,</w:t>
+      </w:r>
+      <w:r>
+        <w:t xml:space="preserve"> </w:t>
+      </w:r>
+      <w:r>
+        <w:rPr>
+          <w:bCs/>
+          <w:b/>
+        </w:rPr>
+        <w:t xml:space="preserve">의미적 데이터 패브릭</w:t>
+      </w:r>
+      <w:r>
+        <w:t xml:space="preserve"> </w:t>
+      </w:r>
+      <w:r>
+        <w:t xml:space="preserve">— 흩어진 데이터가 온톨로지·메타데이터 카탈로그·계보(lineage) 관리를 통해 하나의 질의 가능한 의미망으로 통합되는 층. 둘째,</w:t>
+      </w:r>
+      <w:r>
+        <w:t xml:space="preserve"> </w:t>
+      </w:r>
+      <w:r>
+        <w:rPr>
+          <w:bCs/>
+          <w:b/>
+        </w:rPr>
+        <w:t xml:space="preserve">설명 가능한 AI(XAI)</w:t>
+      </w:r>
+      <w:r>
+        <w:t xml:space="preserve"> </w:t>
+      </w:r>
+      <w:r>
+        <w:t xml:space="preserve">— 사후 근사 설명(SHAP·LIME)이 아니라, 그래프 경로와 규칙 체인 자체가 곧 설명이 되는 구조.</w:t>
+      </w:r>
+      <w:r>
+        <w:t xml:space="preserve"> </w:t>
+      </w:r>
+      <w:r>
+        <w:t xml:space="preserve">“</w:t>
+      </w:r>
+      <w:r>
+        <w:t xml:space="preserve">이 판단의 근거는 이 노드들과 이 규칙</w:t>
+      </w:r>
+      <w:r>
+        <w:t xml:space="preserve">”</w:t>
+      </w:r>
+      <w:r>
+        <w:t xml:space="preserve">이라고 시스템이 자신의 추론 경로를 보여주는 것이다. 셋째,</w:t>
+      </w:r>
+      <w:r>
+        <w:t xml:space="preserve"> </w:t>
+      </w:r>
+      <w:r>
+        <w:rPr>
+          <w:bCs/>
+          <w:b/>
+        </w:rPr>
+        <w:t xml:space="preserve">융합 추론</w:t>
+      </w:r>
+      <w:r>
+        <w:t xml:space="preserve"> </w:t>
+      </w:r>
+      <w:r>
+        <w:t xml:space="preserve">— 뉴럴이 비정형에서 지식을 추출하고(뉴럴→심볼릭), 온톨로지와 규칙이 뉴럴의 출력을 제약·검증하며(심볼릭→뉴럴), 그래프 검색이 LLM의 컨텍스트를 공급하는(GraphRAG) 양방향 결합이다.</w:t>
+      </w:r>
+    </w:p>
+    <w:p>
+      <w:pPr>
+        <w:pStyle w:val="BodyText"/>
+      </w:pPr>
+      <w:r>
+        <w:t xml:space="preserve">여기서 중요한 사실은, 이 장에서 완성한 Odoo × JEDAIX 통합 아키텍처가 이미 뉴로-심볼릭의 골격이라는 점이다. 대응은 다음과 같다.</w:t>
+      </w:r>
+    </w:p>
+    <w:tbl>
+      <w:tblPr>
+        <w:tblStyle w:val="Table"/>
+        <w:tblW w:type="pct" w:w="5000"/>
+        <w:tblLook w:firstRow="1" w:lastRow="0" w:firstColumn="0" w:lastColumn="0" w:noHBand="0" w:noVBand="0" w:val="0020"/>
+        <w:jc w:val="start"/>
+      </w:tblPr>
+      <w:tblGrid>
+        <w:gridCol w:w="2689"/>
+        <w:gridCol w:w="5230"/>
+      </w:tblGrid>
+      <w:tr>
+        <w:trPr>
+          <w:tblHeader w:val="true"/>
+        </w:trPr>
+        <w:tc>
+          <w:tcPr/>
+          <w:p>
+            <w:pPr>
+              <w:pStyle w:val="Compact"/>
+              <w:jc w:val="left"/>
+            </w:pPr>
+            <w:r>
+              <w:t xml:space="preserve">뉴로-심볼릭 요건</w:t>
+            </w:r>
+          </w:p>
+        </w:tc>
+        <w:tc>
+          <w:tcPr/>
+          <w:p>
+            <w:pPr>
+              <w:pStyle w:val="Compact"/>
+              <w:jc w:val="left"/>
+            </w:pPr>
+            <w:r>
+              <w:t xml:space="preserve">이 책의 아키텍처에서 이미 갖춘 것</w:t>
+            </w:r>
+          </w:p>
+        </w:tc>
+      </w:tr>
+      <w:tr>
+        <w:tc>
+          <w:tcPr/>
+          <w:p>
+            <w:pPr>
+              <w:pStyle w:val="Compact"/>
+              <w:jc w:val="left"/>
+            </w:pPr>
+            <w:r>
+              <w:t xml:space="preserve">단일 사실 원천과 의미 통합</w:t>
+            </w:r>
+          </w:p>
+        </w:tc>
+        <w:tc>
+          <w:tcPr/>
+          <w:p>
+            <w:pPr>
+              <w:pStyle w:val="Compact"/>
+              <w:jc w:val="left"/>
+            </w:pPr>
+            <w:r>
+              <w:t xml:space="preserve">Odoo 단일 원장(2부 8장) + 온톨로지 지식그래프(1부 6장·19장)</w:t>
+            </w:r>
+          </w:p>
+        </w:tc>
+      </w:tr>
+      <w:tr>
+        <w:tc>
+          <w:tcPr/>
+          <w:p>
+            <w:pPr>
+              <w:pStyle w:val="Compact"/>
+              <w:jc w:val="left"/>
+            </w:pPr>
+            <w:r>
+              <w:t xml:space="preserve">뉴럴→심볼릭 추출</w:t>
+            </w:r>
+          </w:p>
+        </w:tc>
+        <w:tc>
+          <w:tcPr/>
+          <w:p>
+            <w:pPr>
+              <w:pStyle w:val="Compact"/>
+              <w:jc w:val="left"/>
+            </w:pPr>
+            <w:r>
+              <w:t xml:space="preserve">PTGDA — 현장의 발화를 LLM이 Chunk 분해·TA 분류하여 OWL로 확정(20장)</w:t>
+            </w:r>
+          </w:p>
+        </w:tc>
+      </w:tr>
+      <w:tr>
+        <w:tc>
+          <w:tcPr/>
+          <w:p>
+            <w:pPr>
+              <w:pStyle w:val="Compact"/>
+              <w:jc w:val="left"/>
+            </w:pPr>
+            <w:r>
+              <w:t xml:space="preserve">심볼릭 검증</w:t>
+            </w:r>
+          </w:p>
+        </w:tc>
+        <w:tc>
+          <w:tcPr/>
+          <w:p>
+            <w:pPr>
+              <w:pStyle w:val="Compact"/>
+              <w:jc w:val="left"/>
+            </w:pPr>
+            <w:r>
+              <w:t xml:space="preserve">Workflow 빌더의 결정론적 검증 규칙, 데이터 매핑 마법사의 커밋 전 무결성 검사(21.2·21.7)</w:t>
+            </w:r>
+          </w:p>
+        </w:tc>
+      </w:tr>
+      <w:tr>
+        <w:tc>
+          <w:tcPr/>
+          <w:p>
+            <w:pPr>
+              <w:pStyle w:val="Compact"/>
+              <w:jc w:val="left"/>
+            </w:pPr>
+            <w:r>
+              <w:t xml:space="preserve">융합 추론 루프</w:t>
+            </w:r>
+          </w:p>
+        </w:tc>
+        <w:tc>
+          <w:tcPr/>
+          <w:p>
+            <w:pPr>
+              <w:pStyle w:val="Compact"/>
+              <w:jc w:val="left"/>
+            </w:pPr>
+            <w:r>
+              <w:t xml:space="preserve">DMAIC LLM 무한 루프(1부 5장) — 제안(뉴럴)→검정·승인(심볼릭·사람)→환류</w:t>
+            </w:r>
+          </w:p>
+        </w:tc>
+      </w:tr>
+      <w:tr>
+        <w:tc>
+          <w:tcPr/>
+          <w:p>
+            <w:pPr>
+              <w:pStyle w:val="Compact"/>
+              <w:jc w:val="left"/>
+            </w:pPr>
+            <w:r>
+              <w:t xml:space="preserve">거버넌스와 설명의 씨앗</w:t>
+            </w:r>
+          </w:p>
+        </w:tc>
+        <w:tc>
+          <w:tcPr/>
+          <w:p>
+            <w:pPr>
+              <w:pStyle w:val="Compact"/>
+              <w:jc w:val="left"/>
+            </w:pPr>
+            <w:r>
+              <w:t xml:space="preserve">HITL 승인 게이트, War Room 감사 이력, BPMN의 가시적 프로세스</w:t>
+            </w:r>
+          </w:p>
+        </w:tc>
+      </w:tr>
+    </w:tbl>
+    <w:p>
+      <w:pPr>
+        <w:pStyle w:val="BodyText"/>
+      </w:pPr>
+      <w:r>
+        <w:t xml:space="preserve">즉 우리는 방향을 바꿀 필요가 없다. 부족한 것은 네 가지의 보강이다. ① 심볼릭 검증의 형식화 — 지금은 개별 검증 규칙으로 흩어져 있는 제약을 SHACL(그래프 제약 언어)과 규칙 엔진으로 표준화하는 것. ② 설명의 제품화 — 추론 경로는 이미 그래프에 있으므로, 그것을 판단 화면에</w:t>
+      </w:r>
+      <w:r>
+        <w:t xml:space="preserve"> </w:t>
+      </w:r>
+      <w:r>
+        <w:t xml:space="preserve">“</w:t>
+      </w:r>
+      <w:r>
+        <w:t xml:space="preserve">근거 보기</w:t>
+      </w:r>
+      <w:r>
+        <w:t xml:space="preserve">”</w:t>
+      </w:r>
+      <w:r>
+        <w:t xml:space="preserve">로 노출하는 UI 층. ③ 시맨틱 카탈로그와 계보 — 어느 데이터가 어디서 와서 어떤 판단에 쓰였는가의 이력 관리. ④ 최적화 솔버 — 제약 충족·선형계획 엔진을 SCM Backbone에 결합해</w:t>
+      </w:r>
+      <w:r>
+        <w:t xml:space="preserve"> </w:t>
+      </w:r>
+      <w:r>
+        <w:t xml:space="preserve">“</w:t>
+      </w:r>
+      <w:r>
+        <w:t xml:space="preserve">가능한 최선</w:t>
+      </w:r>
+      <w:r>
+        <w:t xml:space="preserve">”</w:t>
+      </w:r>
+      <w:r>
+        <w:t xml:space="preserve">을 계산하는 능력. 이 보강의 상세 아키텍처와 로드맵은 이 책의 부속 기술 보고서 「의사결정을 위한 Neuro-Symbolic AI」에 정리해 두었다.</w:t>
+      </w:r>
+    </w:p>
+    <w:p>
+      <w:pPr>
+        <w:pStyle w:val="BodyText"/>
+      </w:pPr>
+      <w:r>
+        <w:t xml:space="preserve">한 문장으로 요약한다.</w:t>
+      </w:r>
+      <w:r>
+        <w:t xml:space="preserve"> </w:t>
+      </w:r>
+      <w:r>
+        <w:rPr>
+          <w:bCs/>
+          <w:b/>
+        </w:rPr>
+        <w:t xml:space="preserve">온톨로지 다음의 세상은 온톨로지를 버리는 세상이 아니라, 온톨로지가 검증자(verifier)가 되는 세상이다.</w:t>
+      </w:r>
+      <w:r>
+        <w:t xml:space="preserve"> </w:t>
+      </w:r>
+      <w:r>
+        <w:t xml:space="preserve">우리가 1부에서 심고 3부에서 키운 온톨로지는, 뉴럴의 직관이 폭주하지 않도록 붙잡는 시스템 2 — 기업의 이성 — 로 완성된다.</w:t>
+      </w:r>
+    </w:p>
+    <w:bookmarkEnd w:id="92"/>
+    <w:bookmarkStart w:id="93" w:name="핵심-요약-3"/>
     <w:p>
       <w:pPr>
         <w:pStyle w:val="Heading2"/>
@@ -8012,8 +8342,20 @@
         <w:t xml:space="preserve">데이터 매핑 마법사(스테이징→매핑→코드 해석→검증→커밋)는 레거시·Odoo 데이터가 온톨로지 Instance로 편입되는 관문이며, 커밋 시점의 계정결정 규칙 검사가 이관 사고를 사전 차단한다.</w:t>
       </w:r>
     </w:p>
-    <w:bookmarkEnd w:id="92"/>
-    <w:bookmarkStart w:id="93" w:name="이-장의-참고문헌-3"/>
+    <w:p>
+      <w:pPr>
+        <w:numPr>
+          <w:ilvl w:val="0"/>
+          <w:numId w:val="1008"/>
+        </w:numPr>
+        <w:pStyle w:val="Compact"/>
+      </w:pPr>
+      <w:r>
+        <w:t xml:space="preserve">이 통합 아키텍처는 의사결정 AI의 다음 단계인 뉴로-심볼릭 AI(뉴럴이 제안하고 심볼릭이 검증하는 환각 차단 구조)의 골격을 이미 갖추고 있다. 남은 보강은 SHACL·규칙 엔진(검증의 형식화), 근거 UI(설명의 제품화), 시맨틱 카탈로그·계보, 최적화 솔버의 네 가지다 — 온톨로지 다음의 세상은 온톨로지가 검증자가 되는 세상이다.</w:t>
+      </w:r>
+    </w:p>
+    <w:bookmarkEnd w:id="93"/>
+    <w:bookmarkStart w:id="94" w:name="이-장의-참고문헌-3"/>
     <w:p>
       <w:pPr>
         <w:pStyle w:val="Heading2"/>
@@ -8092,7 +8434,25 @@
         <w:pStyle w:val="Compact"/>
       </w:pPr>
       <w:r>
-        <w:t xml:space="preserve">Object Management Group (2011). Business Process Model and Notation (BPMN) Version 2.0. OMG Standard.</w:t>
+        <w:t xml:space="preserve">Colelough, B. C., &amp; Regli, W. (2025).</w:t>
+      </w:r>
+      <w:r>
+        <w:t xml:space="preserve"> </w:t>
+      </w:r>
+      <w:r>
+        <w:t xml:space="preserve">“</w:t>
+      </w:r>
+      <w:r>
+        <w:t xml:space="preserve">Neuro-Symbolic AI in 2024: A Systematic Review.</w:t>
+      </w:r>
+      <w:r>
+        <w:t xml:space="preserve">”</w:t>
+      </w:r>
+      <w:r>
+        <w:t xml:space="preserve"> </w:t>
+      </w:r>
+      <w:r>
+        <w:t xml:space="preserve">arXiv:2501.05435. (2020~2024 문헌의 체계적 조사)</w:t>
       </w:r>
     </w:p>
     <w:p>
@@ -8104,6 +8464,85 @@
         <w:pStyle w:val="Compact"/>
       </w:pPr>
       <w:r>
+        <w:t xml:space="preserve">Knublauch, H., &amp; Kontokostas, D. (2017).</w:t>
+      </w:r>
+      <w:r>
+        <w:t xml:space="preserve"> </w:t>
+      </w:r>
+      <w:r>
+        <w:t xml:space="preserve">“</w:t>
+      </w:r>
+      <w:r>
+        <w:t xml:space="preserve">Shapes Constraint Language (SHACL).</w:t>
+      </w:r>
+      <w:r>
+        <w:t xml:space="preserve">”</w:t>
+      </w:r>
+      <w:r>
+        <w:t xml:space="preserve"> </w:t>
+      </w:r>
+      <w:r>
+        <w:t xml:space="preserve">W3C Recommendation.</w:t>
+      </w:r>
+    </w:p>
+    <w:p>
+      <w:pPr>
+        <w:numPr>
+          <w:ilvl w:val="0"/>
+          <w:numId w:val="1009"/>
+        </w:numPr>
+        <w:pStyle w:val="Compact"/>
+      </w:pPr>
+      <w:r>
+        <w:t xml:space="preserve">Kahneman, D. (2011).</w:t>
+      </w:r>
+      <w:r>
+        <w:t xml:space="preserve"> </w:t>
+      </w:r>
+      <w:r>
+        <w:rPr>
+          <w:iCs/>
+          <w:i/>
+        </w:rPr>
+        <w:t xml:space="preserve">Thinking, Fast and Slow</w:t>
+      </w:r>
+      <w:r>
+        <w:t xml:space="preserve">. Farrar, Straus and Giroux. (시스템 1/2의 은유)</w:t>
+      </w:r>
+    </w:p>
+    <w:p>
+      <w:pPr>
+        <w:numPr>
+          <w:ilvl w:val="0"/>
+          <w:numId w:val="1009"/>
+        </w:numPr>
+        <w:pStyle w:val="Compact"/>
+      </w:pPr>
+      <w:r>
+        <w:t xml:space="preserve">이형근·정인호 (2026). 「의사결정을 위한 Neuro-Symbolic AI — 의미적 데이터 패브릭·설명 가능한 AI·융합 추론」. 본서 부속 기술 보고서.</w:t>
+      </w:r>
+    </w:p>
+    <w:p>
+      <w:pPr>
+        <w:numPr>
+          <w:ilvl w:val="0"/>
+          <w:numId w:val="1009"/>
+        </w:numPr>
+        <w:pStyle w:val="Compact"/>
+      </w:pPr>
+      <w:r>
+        <w:t xml:space="preserve">Object Management Group (2011). Business Process Model and Notation (BPMN) Version 2.0. OMG Standard.</w:t>
+      </w:r>
+    </w:p>
+    <w:p>
+      <w:pPr>
+        <w:numPr>
+          <w:ilvl w:val="0"/>
+          <w:numId w:val="1009"/>
+        </w:numPr>
+        <w:pStyle w:val="Compact"/>
+      </w:pPr>
+      <w:r>
         <w:t xml:space="preserve">Orlicky, J. (1975).</w:t>
       </w:r>
       <w:r>
@@ -8148,9 +8587,9 @@
         <w:t xml:space="preserve">(3rd ed.). Wiley.</w:t>
       </w:r>
     </w:p>
-    <w:bookmarkEnd w:id="93"/>
     <w:bookmarkEnd w:id="94"/>
-    <w:bookmarkStart w:id="113" w:name="제22장.-ax-성공-방법론-진단에서-가치-창출까지"/>
+    <w:bookmarkEnd w:id="95"/>
+    <w:bookmarkStart w:id="114" w:name="제22장.-ax-성공-방법론-진단에서-가치-창출까지"/>
     <w:p>
       <w:pPr>
         <w:pStyle w:val="Heading1"/>
@@ -8202,7 +8641,7 @@
         <w:t xml:space="preserve">에 답하는 실행의 문법이며, 컨설턴트가 제안서를 쓰고 경영자가 투자를 판단할 수 있는 수준의 구체성을 갖추어야 한다. 1부 6장이 AX 컨설팅 전체의 5단계 로드맵으로 그 문법을 세웠다면, 이 장은 온톨로지 메커니즘 툴이 그 로드맵의 어느 자리에서 어떻게 작동하는지를 확정한다. 먼저 JEDAIX를 관통하는 문제해결 5단계를 전사 AX 방법론으로 일반화하고(22.1), 1부 6장의 로드맵과 결합한 통합 로드맵(22.2), 1부 5장 DMAIC와의 단계 대응(22.3)을 세운 뒤, 도입 유형별 시나리오 두 가지(22.4), 운영환경 맞춤의 실무(22.5), 그리고 성공 판정 KPI와 정직한 평가(22.6)로 마무리한다.</w:t>
       </w:r>
     </w:p>
-    <w:bookmarkStart w:id="98" w:name="관통하는-문제해결-5단계-전사-ax-방법론으로의-일반화"/>
+    <w:bookmarkStart w:id="99" w:name="관통하는-문제해결-5단계-전사-ax-방법론으로의-일반화"/>
     <w:p>
       <w:pPr>
         <w:pStyle w:val="Heading2"/>
@@ -8220,18 +8659,18 @@
           <wp:inline>
             <wp:extent cx="4206240" cy="1888515"/>
             <wp:effectExtent b="0" l="0" r="0" t="0"/>
-            <wp:docPr descr="그림 22-1. 관통 문제해결 5단계" title="" id="96" name="Picture"/>
+            <wp:docPr descr="그림 22-1. 관통 문제해결 5단계" title="" id="97" name="Picture"/>
             <a:graphic>
               <a:graphicData uri="http://schemas.openxmlformats.org/drawingml/2006/picture">
                 <pic:pic>
                   <pic:nvPicPr>
-                    <pic:cNvPr descr="figures/fig_221_five_steps.png" id="97" name="Picture"/>
+                    <pic:cNvPr descr="figures/fig_221_five_steps.png" id="98" name="Picture"/>
                     <pic:cNvPicPr>
                       <a:picLocks noChangeArrowheads="1" noChangeAspect="1"/>
                     </pic:cNvPicPr>
                   </pic:nvPicPr>
                   <pic:blipFill>
-                    <a:blip r:embed="rId95"/>
+                    <a:blip r:embed="rId96"/>
                     <a:stretch>
                       <a:fillRect/>
                     </a:stretch>
@@ -8757,8 +9196,8 @@
         <w:t xml:space="preserve">라는 질문으로 접근해야 한다. 이하의 절들이 그 질문에 답한다.</w:t>
       </w:r>
     </w:p>
-    <w:bookmarkEnd w:id="98"/>
-    <w:bookmarkStart w:id="99" w:name="통합-로드맵-1부-6장의-5단계-위에-jedaix를-배치한다"/>
+    <w:bookmarkEnd w:id="99"/>
+    <w:bookmarkStart w:id="100" w:name="통합-로드맵-1부-6장의-5단계-위에-jedaix를-배치한다"/>
     <w:p>
       <w:pPr>
         <w:pStyle w:val="Heading2"/>
@@ -9145,8 +9584,8 @@
         <w:t xml:space="preserve">단, 이 순서에는 중요한 예외가 있다. ERP가 아예 없는 조직이다. 이 경우 JEDAIX는 4단계가 아니라 사실상 2단계의 자리 — 표준 프로세스와 데이터 기반을 처음 만드는 자리 — 에서 시작할 수 있으며, 이것이 22.4절의 첫 번째 시나리오다.</w:t>
       </w:r>
     </w:p>
-    <w:bookmarkEnd w:id="99"/>
-    <w:bookmarkStart w:id="100" w:name="dmaic-대응-1부-5장의-무한-루프가-제품이-된-모습"/>
+    <w:bookmarkEnd w:id="100"/>
+    <w:bookmarkStart w:id="101" w:name="dmaic-대응-1부-5장의-무한-루프가-제품이-된-모습"/>
     <w:p>
       <w:pPr>
         <w:pStyle w:val="Heading2"/>
@@ -9490,8 +9929,8 @@
         <w:t xml:space="preserve">를 판별할 수 있다.</w:t>
       </w:r>
     </w:p>
-    <w:bookmarkEnd w:id="100"/>
-    <w:bookmarkStart w:id="106" w:name="도입-유형별-시나리오-두-개의-출발점"/>
+    <w:bookmarkEnd w:id="101"/>
+    <w:bookmarkStart w:id="107" w:name="도입-유형별-시나리오-두-개의-출발점"/>
     <w:p>
       <w:pPr>
         <w:pStyle w:val="Heading2"/>
@@ -9509,18 +9948,18 @@
           <wp:inline>
             <wp:extent cx="4206240" cy="2804160"/>
             <wp:effectExtent b="0" l="0" r="0" t="0"/>
-            <wp:docPr descr="그림 22-2. 도입 유형 2경로" title="" id="102" name="Picture"/>
+            <wp:docPr descr="그림 22-2. 도입 유형 2경로" title="" id="103" name="Picture"/>
             <a:graphic>
               <a:graphicData uri="http://schemas.openxmlformats.org/drawingml/2006/picture">
                 <pic:pic>
                   <pic:nvPicPr>
-                    <pic:cNvPr descr="figures/fig_222_two_paths.png" id="103" name="Picture"/>
+                    <pic:cNvPr descr="figures/fig_222_two_paths.png" id="104" name="Picture"/>
                     <pic:cNvPicPr>
                       <a:picLocks noChangeArrowheads="1" noChangeAspect="1"/>
                     </pic:cNvPicPr>
                   </pic:nvPicPr>
                   <pic:blipFill>
-                    <a:blip r:embed="rId101"/>
+                    <a:blip r:embed="rId102"/>
                     <a:stretch>
                       <a:fillRect/>
                     </a:stretch>
@@ -9563,7 +10002,7 @@
         <w:t xml:space="preserve">18장에서 확인했듯 온톨로지 메커니즘 툴의 가치는 두 종류의 조직에게 서로 다른 방식으로 성립한다. ERP가 없는 조직에게는 표준 프로세스와 데이터 기반을 대화만으로 처음 세우는 가치, ERP가 있는 조직에게는 시스템이 기록하지 못하는 암묵 영역을 통합하는 가치다. 도입 시나리오도 둘로 갈라진다.</w:t>
       </w:r>
     </w:p>
-    <w:bookmarkStart w:id="104" w:name="X910ff502f4145e2e13975be8ba27f7fbc74cd42"/>
+    <w:bookmarkStart w:id="105" w:name="X910ff502f4145e2e13975be8ba27f7fbc74cd42"/>
     <w:p>
       <w:pPr>
         <w:pStyle w:val="Heading3"/>
@@ -9935,8 +10374,8 @@
         <w:t xml:space="preserve">이 설계 원리다.</w:t>
       </w:r>
     </w:p>
-    <w:bookmarkEnd w:id="104"/>
-    <w:bookmarkStart w:id="105" w:name="시나리오-2-erp-보유-중소기업-odoo와-jedaix의-병행"/>
+    <w:bookmarkEnd w:id="105"/>
+    <w:bookmarkStart w:id="106" w:name="시나리오-2-erp-보유-중소기업-odoo와-jedaix의-병행"/>
     <w:p>
       <w:pPr>
         <w:pStyle w:val="Heading3"/>
@@ -10281,9 +10720,9 @@
         <w:t xml:space="preserve">(4단계의 KGI 개선)에 있다. 어느 쪽이든 공통 원칙은 1부·2부와 동일하다. 작게 시작해 얇게 완주한다 — 전 부서 동시 전개가 아니라 부서 두 곳, 질문 몇 개로 시작해 첫 확정과 첫 승인 실행까지를 6개월 이내에 통과하는 것이 거대한 일괄 구축보다 언제나 낫다. 그리고 어느 쪽이든, 시나리오는 출발점이지 처방전이 아니다. 2부 17장이 업종 전형의 맹신을 경계했듯, 1단계 진단의 결과가 시나리오를 수정할 권한을 언제나 갖는다.</w:t>
       </w:r>
     </w:p>
-    <w:bookmarkEnd w:id="105"/>
     <w:bookmarkEnd w:id="106"/>
-    <w:bookmarkStart w:id="107" w:name="운영환경의-맞춤-매트릭스-대화형-설정-데이터-매핑"/>
+    <w:bookmarkEnd w:id="107"/>
+    <w:bookmarkStart w:id="108" w:name="운영환경의-맞춤-매트릭스-대화형-설정-데이터-매핑"/>
     <w:p>
       <w:pPr>
         <w:pStyle w:val="Heading2"/>
@@ -10401,8 +10840,8 @@
         <w:t xml:space="preserve">사고 — 이관 완료 후에야 발견되던 전형적 실패 — 를 편입 시점에 차단하는 장치다(JEDAIX 운영 매뉴얼 v9). Odoo 병행 시나리오에서 이 마법사는 Odoo의 마스터·트랜잭션을 온톨로지의 표준 속성에 정렬시키는 연계 경로이기도 하다(21장). 1부 2장의 언어로 말하면, 매핑 마법사는 데이터의 정돈 — 모든 데이터에 정위치를 부여하는 작업 — 을 반자동화한 것이고, 검증 단계는 청소·청결의 자동화다. 방법론의 계보가 여기서도 이어진다.</w:t>
       </w:r>
     </w:p>
-    <w:bookmarkEnd w:id="107"/>
-    <w:bookmarkStart w:id="110" w:name="성공-판정-kpi와-정직한-평가"/>
+    <w:bookmarkEnd w:id="108"/>
+    <w:bookmarkStart w:id="111" w:name="성공-판정-kpi와-정직한-평가"/>
     <w:p>
       <w:pPr>
         <w:pStyle w:val="Heading2"/>
@@ -10411,7 +10850,7 @@
         <w:t xml:space="preserve">22.6 성공 판정 KPI와 정직한 평가</w:t>
       </w:r>
     </w:p>
-    <w:bookmarkStart w:id="108" w:name="무엇으로-성공을-판정하는가"/>
+    <w:bookmarkStart w:id="109" w:name="무엇으로-성공을-판정하는가"/>
     <w:p>
       <w:pPr>
         <w:pStyle w:val="Heading3"/>
@@ -10756,8 +11195,8 @@
         <w:t xml:space="preserve">승인율은 특히 이중의 의미를 갖는다. 너무 낮으면 발굴의 품질이 낮다는 신호이고, 수정·반려 없이 100%에 가깝다면 사람의 검토가 형식화되었다는 — 1부 6장이 경계한 새로운 타자의존의 — 신호일 수 있다. 건강한 루프는 승인 속에 기록된 수정과 그 이유를 남기며, 그 기록이 다음 제안의 정확도를 올린다(1부 5장).</w:t>
       </w:r>
     </w:p>
-    <w:bookmarkEnd w:id="108"/>
-    <w:bookmarkStart w:id="109" w:name="정직한-평가-방법론이-말해주지-않는-비용"/>
+    <w:bookmarkEnd w:id="109"/>
+    <w:bookmarkStart w:id="110" w:name="정직한-평가-방법론이-말해주지-않는-비용"/>
     <w:p>
       <w:pPr>
         <w:pStyle w:val="Heading3"/>
@@ -10810,9 +11249,9 @@
         <w:t xml:space="preserve">이 한계들을 감수할 가치가 있는가의 판단 기준은 결국 18장의 질문으로 돌아간다 — 우리 회사의 손실 중 얼마가 ERP가 비추지 못하는 곳에서 발생하는가. 그 답이 크다면, 이 장의 방법론은 그 손실에 접근하는 현재로서 가장 체계적인 경로다. 다음 장에서 그 경로가 실제로 어떻게 성과가 되는지를 사례로 확인한다.</w:t>
       </w:r>
     </w:p>
-    <w:bookmarkEnd w:id="109"/>
     <w:bookmarkEnd w:id="110"/>
-    <w:bookmarkStart w:id="111" w:name="핵심-요약-4"/>
+    <w:bookmarkEnd w:id="111"/>
+    <w:bookmarkStart w:id="112" w:name="핵심-요약-4"/>
     <w:p>
       <w:pPr>
         <w:pStyle w:val="Heading2"/>
@@ -10920,8 +11359,8 @@
         <w:t xml:space="preserve">는 정상 상태다.</w:t>
       </w:r>
     </w:p>
-    <w:bookmarkEnd w:id="111"/>
-    <w:bookmarkStart w:id="112" w:name="이-장의-참고문헌-4"/>
+    <w:bookmarkEnd w:id="112"/>
+    <w:bookmarkStart w:id="113" w:name="이-장의-참고문헌-4"/>
     <w:p>
       <w:pPr>
         <w:pStyle w:val="Heading2"/>
@@ -11053,9 +11492,9 @@
         <w:t xml:space="preserve">일본 생산관리 고전. 『다품종소량·수주생산의 생산관리』 (본서 연구자료).</w:t>
       </w:r>
     </w:p>
-    <w:bookmarkEnd w:id="112"/>
     <w:bookmarkEnd w:id="113"/>
-    <w:bookmarkStart w:id="142" w:name="제23장.-성공사례-연구-사각지대에서-성과로"/>
+    <w:bookmarkEnd w:id="114"/>
+    <w:bookmarkStart w:id="143" w:name="제23장.-성공사례-연구-사각지대에서-성과로"/>
     <w:p>
       <w:pPr>
         <w:pStyle w:val="Heading1"/>
@@ -11152,7 +11591,7 @@
         <w:t xml:space="preserve">에 있다 — 매뉴얼이 실제 코드 실행 결과를 근거로 검증한 시스템 동작의 기록이라는 점에서, 개념도가 아니라 작동하는 기계의 관찰기다. 두 번째 층위는 실측 수치의 사례다. 중소벤처기업부의 5,003개사 성과분석과 Odoo 공식 고객 사례처럼 공개 출처에서 정량 성과가 확인된 것들로, 부문별 성과 메커니즘(23.3)에서 다룬다. 이 층위의 한계도 미리 밝힌다 — 이 수치들은 온톨로지 메커니즘 툴 자체의 성과가 아니라 데이터 통합과 스마트공장화의 성과이며, 온톨로지는 그 통합된 기록 위에 판단을 얹는 다음 단계다. 두 층위를 섞지 않고 나란히 놓는 것, 그것이 이 장의 서술 원칙이다.</w:t>
       </w:r>
     </w:p>
-    <w:bookmarkStart w:id="123" w:name="사례-연구-1-반복되는-품질-클레임-그리고-안전재고의-진실"/>
+    <w:bookmarkStart w:id="124" w:name="사례-연구-1-반복되는-품질-클레임-그리고-안전재고의-진실"/>
     <w:p>
       <w:pPr>
         <w:pStyle w:val="Heading2"/>
@@ -11170,18 +11609,18 @@
           <wp:inline>
             <wp:extent cx="4206240" cy="2231882"/>
             <wp:effectExtent b="0" l="0" r="0" t="0"/>
-            <wp:docPr descr="그림 23-1. 안전재고 사례 타임라인" title="" id="115" name="Picture"/>
+            <wp:docPr descr="그림 23-1. 안전재고 사례 타임라인" title="" id="116" name="Picture"/>
             <a:graphic>
               <a:graphicData uri="http://schemas.openxmlformats.org/drawingml/2006/picture">
                 <pic:pic>
                   <pic:nvPicPr>
-                    <pic:cNvPr descr="figures/fig_231_case_timeline.png" id="116" name="Picture"/>
+                    <pic:cNvPr descr="figures/fig_231_case_timeline.png" id="117" name="Picture"/>
                     <pic:cNvPicPr>
                       <a:picLocks noChangeArrowheads="1" noChangeAspect="1"/>
                     </pic:cNvPicPr>
                   </pic:nvPicPr>
                   <pic:blipFill>
-                    <a:blip r:embed="rId114"/>
+                    <a:blip r:embed="rId115"/>
                     <a:stretch>
                       <a:fillRect/>
                     </a:stretch>
@@ -11216,7 +11655,7 @@
         <w:t xml:space="preserve">그림 23-1. 안전재고 사례 타임라인</w:t>
       </w:r>
     </w:p>
-    <w:bookmarkStart w:id="117" w:name="배경-전부-합격인데-클레임은-반복된다"/>
+    <w:bookmarkStart w:id="118" w:name="배경-전부-합격인데-클레임은-반복된다"/>
     <w:p>
       <w:pPr>
         <w:pStyle w:val="Heading3"/>
@@ -11263,8 +11702,8 @@
         <w:t xml:space="preserve">으로 찍혀 있었기 때문이다. 이것이 18장에서 정의한 경영 사각지대의 전형이다. 형식지의 기록은 완벽한데 손실은 반복된다면, 원인은 기록 바깥 — 사람들의 관행과 눈치와 암묵적 판단 — 에 있다.</w:t>
       </w:r>
     </w:p>
-    <w:bookmarkEnd w:id="117"/>
-    <w:bookmarkStart w:id="118" w:name="station-대화-위화감이-언어가-되는-순간"/>
+    <w:bookmarkEnd w:id="118"/>
+    <w:bookmarkStart w:id="119" w:name="station-대화-위화감이-언어가-되는-순간"/>
     <w:p>
       <w:pPr>
         <w:pStyle w:val="Heading3"/>
@@ -11357,8 +11796,8 @@
         <w:t xml:space="preserve">를 감각적으로 느끼도록 돕는 장치다. 사각지대 발굴의 첫 단계가 데이터 분석이 아니라 대화라는 것 — 그리고 대화를 파고들 방향을 시스템이 실시간으로 되비춰 준다는 것 — 이 이 방법론과 통상의 BI 도구가 갈라지는 지점이다.</w:t>
       </w:r>
     </w:p>
-    <w:bookmarkEnd w:id="118"/>
-    <w:bookmarkStart w:id="119" w:name="발굴-ta-확정과-손실의-금액화"/>
+    <w:bookmarkEnd w:id="119"/>
+    <w:bookmarkStart w:id="120" w:name="발굴-ta-확정과-손실의-금액화"/>
     <w:p>
       <w:pPr>
         <w:pStyle w:val="Heading3"/>
@@ -11432,8 +11871,8 @@
         <w:t xml:space="preserve">는 숫자는 즉각적인 의사결정 근거가 된다. 암묵지의 형식지화가 완결되는 지점은 서술이 아니라 금액이다.</w:t>
       </w:r>
     </w:p>
-    <w:bookmarkEnd w:id="119"/>
-    <w:bookmarkStart w:id="120" w:name="실행-inventorybufferagent의-4단계와-사람의-승인"/>
+    <w:bookmarkEnd w:id="120"/>
+    <w:bookmarkStart w:id="121" w:name="실행-inventorybufferagent의-4단계와-사람의-승인"/>
     <w:p>
       <w:pPr>
         <w:pStyle w:val="Heading3"/>
@@ -11450,8 +11889,8 @@
         <w:t xml:space="preserve">확정된 문제는 알림으로 끝나지 않는다. InventoryBufferAgent라는 실행 주체(Skill)가 네 단계를 자동 수행한다. ①증거 정량화 — 이 유형의 신호가 최근 얼마나 자주 발생했는지 수치화한다. ②보정계수 계산 — 그 수치를 근거로 안전재고와 재주문점(ROP)을 얼마나 올려야 하는지 구체적 숫자를 계산한다. ③가상 시뮬레이션 — 디지털 트윈 위에서, 보정을 적용하면 재고 소진 예측이 어떻게 달라지는지 미리 보여준다. 이 단계까지 실제 시스템은 전혀 바뀌지 않는다. ④사람의 승인(HITL) — 담당자가 시뮬레이션 결과를 보고 승인해야만 실제 값이 바뀐다. 이 사례에서는 안전재고를 100개에서 115개로, 재주문점을 150개에서 173개로 올리는 제안이 나왔고, 시뮬레이션에서 재고 소진까지의 여유가 늘어나는 것이 확인되어 담당자가 승인했다. 승인의 순간 실제 재고 시스템의 값이 정확히 그 숫자로 갱신된다.</w:t>
       </w:r>
     </w:p>
-    <w:bookmarkEnd w:id="120"/>
-    <w:bookmarkStart w:id="121" w:name="파이프라인으로-다시-읽기-seed에서-실행까지"/>
+    <w:bookmarkEnd w:id="121"/>
+    <w:bookmarkStart w:id="122" w:name="파이프라인으로-다시-읽기-seed에서-실행까지"/>
     <w:p>
       <w:pPr>
         <w:pStyle w:val="Heading3"/>
@@ -11541,8 +11980,8 @@
         <w:t xml:space="preserve">한 문장의 발화가 일곱 구간을 거쳐 실행 값이 되기까지, 사람이 개입한 지점은 대화(①~③의 응답)와 승인(⑥)뿐이다. 나머지는 시스템의 일이었다. 그리고 이 과정 전체 — 어떤 발화가, 어떤 확인을 거쳐, 어떤 근거로, 누구의 승인 아래 값을 바꿨는지 — 가 재구성 가능한 기록으로 남는다. 1부 5장이 루프의 안전장치로 요구했던 감사 가능성이, 여기서는 파이프라인의 부산물로 자동 확보되는 것이다.</w:t>
       </w:r>
     </w:p>
-    <w:bookmarkEnd w:id="121"/>
-    <w:bookmarkStart w:id="122" w:name="성과-구조-o2c로의-환류와-조직-지식의-자산화"/>
+    <w:bookmarkEnd w:id="122"/>
+    <w:bookmarkStart w:id="123" w:name="성과-구조-o2c로의-환류와-조직-지식의-자산화"/>
     <w:p>
       <w:pPr>
         <w:pStyle w:val="Heading3"/>
@@ -11574,9 +12013,9 @@
         <w:t xml:space="preserve">이 아니라 검증된 근거로 조정되었다. 중층에서는 품질-납기-재고를 관통하는 조직적 패턴 — 납기 압박이 품질 이의를 누른다 — 이 형식지가 되어, 담당자가 퇴사해도 사라지지 않는 시스템의 자산이 되었다. 심층에서는 22장의 관통 5단계가 한 회전을 완주했다. 위화감의 언어화(①)에서 확정(②), Agent의 대안(③), 승인(④), 표준 반영(⑤)까지 — 1부 5장의 DMAIC 루프가 사람의 프로젝트가 아니라 시스템의 상시 사이클로 돈 것이다.</w:t>
       </w:r>
     </w:p>
-    <w:bookmarkEnd w:id="122"/>
     <w:bookmarkEnd w:id="123"/>
-    <w:bookmarkStart w:id="130" w:name="사례-연구-2-조립-공정의-병목-계산할-수-없는-것을-사람에게-넘기다"/>
+    <w:bookmarkEnd w:id="124"/>
+    <w:bookmarkStart w:id="131" w:name="사례-연구-2-조립-공정의-병목-계산할-수-없는-것을-사람에게-넘기다"/>
     <w:p>
       <w:pPr>
         <w:pStyle w:val="Heading2"/>
@@ -11594,18 +12033,18 @@
           <wp:inline>
             <wp:extent cx="4206240" cy="2716530"/>
             <wp:effectExtent b="0" l="0" r="0" t="0"/>
-            <wp:docPr descr="그림 23-2. 조립 병목 사례 — TOC 전후 비교" title="" id="125" name="Picture"/>
+            <wp:docPr descr="그림 23-2. 조립 병목 사례 — TOC 전후 비교" title="" id="126" name="Picture"/>
             <a:graphic>
               <a:graphicData uri="http://schemas.openxmlformats.org/drawingml/2006/picture">
                 <pic:pic>
                   <pic:nvPicPr>
-                    <pic:cNvPr descr="figures/fig_232_toc_before_after.png" id="126" name="Picture"/>
+                    <pic:cNvPr descr="figures/fig_232_toc_before_after.png" id="127" name="Picture"/>
                     <pic:cNvPicPr>
                       <a:picLocks noChangeArrowheads="1" noChangeAspect="1"/>
                     </pic:cNvPicPr>
                   </pic:nvPicPr>
                   <pic:blipFill>
-                    <a:blip r:embed="rId124"/>
+                    <a:blip r:embed="rId125"/>
                     <a:stretch>
                       <a:fillRect/>
                     </a:stretch>
@@ -11640,7 +12079,7 @@
         <w:t xml:space="preserve">그림 23-2. 조립 병목 사례 — TOC 전후 비교</w:t>
       </w:r>
     </w:p>
-    <w:bookmarkStart w:id="127" w:name="배경과-대화-가동률은-정상인데-납기가-늦는다"/>
+    <w:bookmarkStart w:id="128" w:name="배경과-대화-가동률은-정상인데-납기가-늦는다"/>
     <w:p>
       <w:pPr>
         <w:pStyle w:val="Heading3"/>
@@ -11703,8 +12142,8 @@
         <w:t xml:space="preserve">이 증언은 제약이론(TOC, Theory of Constraints) 관점에서 결정적 신호다. 골드랫이 정식화했듯 전체 시스템의 산출은 가장 느린 공정 — 병목 — 이 결정하며, 병목이 아닌 공정의 속도로 계획을 세우는 것은 달성 불가능한 계획을 세우는 것과 같다(Goldratt &amp; Cox, 1984). JEDAIX는 네 개 공정(재단·조립·품질검사·포장)의 실제 처리능력을 대조해, 조립 공정이 시간당 처리량이 가장 낮은 병목임을 확인한다. 기존 생산계획은 이 병목을 고려하지 않고 재단 공정의 속도를 기준으로 짜여 있었다.</w:t>
       </w:r>
     </w:p>
-    <w:bookmarkEnd w:id="127"/>
-    <w:bookmarkStart w:id="128" w:name="정량화-그리고-자동화의-경계선"/>
+    <w:bookmarkEnd w:id="128"/>
+    <w:bookmarkStart w:id="129" w:name="정량화-그리고-자동화의-경계선"/>
     <w:p>
       <w:pPr>
         <w:pStyle w:val="Heading3"/>
@@ -11751,8 +12190,8 @@
         <w:t xml:space="preserve">하기로 결정하자, 그 결정이 반영되어 병목 공정의 처리능력 수치가 갱신되고, 이후 생산계획(MPS)은 새로운 병목 능력을 기준으로 다시 산출된다.</w:t>
       </w:r>
     </w:p>
-    <w:bookmarkEnd w:id="128"/>
-    <w:bookmarkStart w:id="129" w:name="두-사례의-대비가-말하는-것"/>
+    <w:bookmarkEnd w:id="129"/>
+    <w:bookmarkStart w:id="130" w:name="두-사례의-대비가-말하는-것"/>
     <w:p>
       <w:pPr>
         <w:pStyle w:val="Heading3"/>
@@ -11792,9 +12231,9 @@
         <w:t xml:space="preserve">사례 1은 자동 조정형이다 — Agent가 계산하고 담당자가 승인했다. 사례 2는 경영판단형이다 — 시스템은 정량 근거까지만 만들고 결정은 경영진에게 넘겼다. 이 대비가 보여주는 것은 JEDAIX가 자동화할 수 있는 것과 사람이 결정해야 하는 것을 온톨로지 층위에서부터 구분해 처리한다는 사실이며(JEDAIX 온톨로지 아키텍처 문서 v9), 이것이 22장에서 방법론의 안전핀이라 불렀던 3~4단계의 분기다. 동시에 두 사례는 같은 뼈대를 공유한다. 현장의 위화감 → 반복 확인과 확신도 축적 → 확정과 정량 근거 → 실행 가능한 대안(자동 조정 또는 결정 요청) → 표준 흐름 반영. 문제의 성격 — 재고 정책과 공정 병목이라는 전혀 다른 주제 — 과 무관하게 같은 5단계가 관통했다는 것, 이것이 두 사례를 나란히 읽을 때 얻는 방법론적 결론이다.</w:t>
       </w:r>
     </w:p>
-    <w:bookmarkEnd w:id="129"/>
     <w:bookmarkEnd w:id="130"/>
-    <w:bookmarkStart w:id="138" w:name="부문별-성과-메커니즘-사각지대-발굴-실행-kpi"/>
+    <w:bookmarkEnd w:id="131"/>
+    <w:bookmarkStart w:id="139" w:name="부문별-성과-메커니즘-사각지대-발굴-실행-kpi"/>
     <w:p>
       <w:pPr>
         <w:pStyle w:val="Heading2"/>
@@ -11812,18 +12251,18 @@
           <wp:inline>
             <wp:extent cx="4206240" cy="2979419"/>
             <wp:effectExtent b="0" l="0" r="0" t="0"/>
-            <wp:docPr descr="그림 23-3. 성과 수치 한눈에" title="" id="132" name="Picture"/>
+            <wp:docPr descr="그림 23-3. 성과 수치 한눈에" title="" id="133" name="Picture"/>
             <a:graphic>
               <a:graphicData uri="http://schemas.openxmlformats.org/drawingml/2006/picture">
                 <pic:pic>
                   <pic:nvPicPr>
-                    <pic:cNvPr descr="figures/fig_233_results_chart.png" id="133" name="Picture"/>
+                    <pic:cNvPr descr="figures/fig_233_results_chart.png" id="134" name="Picture"/>
                     <pic:cNvPicPr>
                       <a:picLocks noChangeArrowheads="1" noChangeAspect="1"/>
                     </pic:cNvPicPr>
                   </pic:nvPicPr>
                   <pic:blipFill>
-                    <a:blip r:embed="rId131"/>
+                    <a:blip r:embed="rId132"/>
                     <a:stretch>
                       <a:fillRect/>
                     </a:stretch>
@@ -11881,7 +12320,7 @@
         <w:t xml:space="preserve">의 공통 프레임으로 재구성했다. 각 부문의 성과 수치는 스마트공장·통합 ERP 도입의 공개 실측치이며, 발굴·실행 열은 그 기록 위에 3부의 온톨로지 메커니즘을 얹었을 때의 작동 경로다.</w:t>
       </w:r>
     </w:p>
-    <w:bookmarkStart w:id="134" w:name="영업-매출-증대의-메커니즘"/>
+    <w:bookmarkStart w:id="135" w:name="영업-매출-증대의-메커니즘"/>
     <w:p>
       <w:pPr>
         <w:pStyle w:val="Heading3"/>
@@ -11916,8 +12355,8 @@
         <w:t xml:space="preserve">같은 담당자의 경험칙이 리드 스코어링과 수요예측의 입력이 된다. 실행은 우선순위 큐와 다음 액션 제안으로 환류된다. 실측 성과의 수준을 보면, 패션 기업 Zeitgeist는 재고·구매·회계·판매에서 시작해 제조·이커머스·CRM으로 확장한 뒤 2021년 도입 이후 매출 3배 성장과 원가 데이터 기반 마진 15% 개선을 동시에 달성했고, UAE의 기업 서비스사 MSZ는 CRM·판매·재고·회계 통합으로 매출 30~40% 증가, 미국 A Tech Authority는 도입 1년 만에 매출 22% 증가, 독일 pro Wirtschaft GT는 영업 효율 40% 향상을 보고했다(Odoo 공식 고객 사례). 국내 근거로는 중소기업중앙회의 2022년 분석이 있다 — 대·중소 상생형 스마트공장을 도입한 중소기업은 매출액 23.7% 증가를 보였는데, 생산 부문 중심의 디지털화가 수주 대응력을 거쳐 매출로 파급된 결과다. 이 사례들의 공통점은 CRM 단독이 아니라 판매·재고·회계와의 통합 위에서 성과가 났다는 것 — 영업 데이터는 다른 부문 데이터와 연결될 때 가치가 배가된다는 온톨로지의 명제 그대로다. 그리고 어느 사례도 영업 인력을 줄여서 성과를 내지 않았다. 같은 인력이 더 좋은 판단 재료를 갖게 된 결과이며, AI ERP의 목적이 대체가 아니라 증강이라는 1부 이래의 명제가 매출 지표에서도 확인된다.</w:t>
       </w:r>
     </w:p>
-    <w:bookmarkEnd w:id="134"/>
-    <w:bookmarkStart w:id="135" w:name="구매재고-원가절감의-메커니즘"/>
+    <w:bookmarkEnd w:id="135"/>
+    <w:bookmarkStart w:id="136" w:name="구매재고-원가절감의-메커니즘"/>
     <w:p>
       <w:pPr>
         <w:pStyle w:val="Heading3"/>
@@ -11970,8 +12409,8 @@
         <w:t xml:space="preserve">쌓아 두는 운영, 그리고 비공식 구매 경로나 특정 고객의 비정기 주문 패턴처럼 ERP가 기록하지 못하는 원인들이다. 발굴은 안전재고/ROP·EOQ 같은 SCM Backbone 계산 도구(21장)에 6 Station이 확인한 암묵 요인 — 사례 1의 품질-납기 충돌 같은 — 을 보정계수로 결합하는 경로를 거치며, 실행은 InventoryBufferAgent류의 조정 제안과 재주문 자동화다. 실측 성과의 수준은 국내 통계가 보여준다. 중소벤처기업부의 스마트공장 보급사업 성과분석(2014~2017년 도입 5,003개사)은 평균 원가 15.9% 감소·납기준수율 15.5% 향상을 보고했고, 경상남도의 2022~2023년 도입 439개사 집계에서는 원가 32.5% 절감이 나타났다. 개별 기업으로는 진단키트 제조사 솔젠트가 바코드 자재관리·물류동선 최적화(148m→98m) 등 73개 과제로 원가 55% 감소를 기록했다(중소벤처기업부). 해외에서는 Lotus Cruises가 구매 승인 자동화로 주문 처리 시간을 1개월에서 1~2일로 단축했고, Odoo의 피킹 전략 최적화는 같은 인원으로 피킹·포장 효율을 최대 30% 높인다. 원가절감은 단가 후려치기가 아니라 정보의 정확도 — 재고 정확도, 소요량 자동 전개, 승인 속도 — 에서 나온다는 v1 이래의 결론이 여기서도 유지된다.</w:t>
       </w:r>
     </w:p>
-    <w:bookmarkEnd w:id="135"/>
-    <w:bookmarkStart w:id="136" w:name="제조-생산성-향상의-메커니즘"/>
+    <w:bookmarkEnd w:id="136"/>
+    <w:bookmarkStart w:id="137" w:name="제조-생산성-향상의-메커니즘"/>
     <w:p>
       <w:pPr>
         <w:pStyle w:val="Heading3"/>
@@ -12039,8 +12478,8 @@
         <w:t xml:space="preserve">솔젠트의 73% 생산성 향상에서 주목할 점은, 성과의 중심이 새 설비의 대량 도입이 아니라 데이터와 동선 — 즉 흐름의 재설계 — 이었다는 사실이다. 바코드 자재관리가 수작업 기록을 없애고, 물류동선 분석이 34%의 이동을 걷어냈으며, 자동화는 그렇게 가시화된 흐름 위에 얹혔다. 3부의 언어로 옮기면, 사각지대를 비추는 데이터 계층이 먼저였고 실행은 그 다음이었다 — 발굴 없는 자동화는 혼돈을 빠르게 만들 뿐이라는, 이 책이 1부 6장의 첫 장면부터 반복해 온 순서다.</w:t>
       </w:r>
     </w:p>
-    <w:bookmarkEnd w:id="136"/>
-    <w:bookmarkStart w:id="137" w:name="품질-불량률-감소의-메커니즘"/>
+    <w:bookmarkEnd w:id="137"/>
+    <w:bookmarkStart w:id="138" w:name="품질-불량률-감소의-메커니즘"/>
     <w:p>
       <w:pPr>
         <w:pStyle w:val="Heading3"/>
@@ -12393,9 +12832,9 @@
         </w:tc>
       </w:tr>
     </w:tbl>
-    <w:bookmarkEnd w:id="137"/>
     <w:bookmarkEnd w:id="138"/>
-    <w:bookmarkStart w:id="139" w:name="사례-종합-공통-성공요인과-3부작의-실증적-결론"/>
+    <w:bookmarkEnd w:id="139"/>
+    <w:bookmarkStart w:id="140" w:name="사례-종합-공통-성공요인과-3부작의-실증적-결론"/>
     <w:p>
       <w:pPr>
         <w:pStyle w:val="Heading2"/>
@@ -12657,8 +13096,8 @@
         <w:t xml:space="preserve">이제 3부작 전체의 실증적 결론을 맺을 수 있다. 1부는 방법론을 세웠다 — 3정5S로 데이터의 품질을, DMAIC 루프로 개선의 회전을, 5단계 로드맵으로 실행의 순서를. 2부는 그 방법론을 Odoo의 모듈 위에 적용해 기업의 기록(2nd Brain)을 단일 원장으로 통합했다. 그리고 실측 사례들이 보여주듯, 기록의 통합만으로도 생산성 30%·품질 43.5%·원가 15.9% 수준의 성과가 실재한다. 그러나 같은 사례들은 그 성과의 경계도 보여준다 — 검사 기록이 전부 합격인데 클레임이 반복되는 문제, 가동률이 정상인데 납기가 늦는 문제는 기록의 통합이 닿지 못하는 곳에 있다. 3부가 다룬 온톨로지 메커니즘은 바로 그곳, 경영 사각지대의 암묵지를 대화로 발굴해 검증하고, 금액으로 확정하고, 실행으로 연결하고, 사람의 승인 아래 표준으로 통치하는 층이다. 기록하는 ERP(2nd Brain)가 필요조건이라면, 판단하는 층(3rd Brain)은 그 위에서 성과의 다음 자릿수를 여는 충분조건의 후보다. 아직 온톨로지 계층까지 갖춘 실측 사례가 공개 통계로 축적되지 않았다는 사실은 이 책이 숨기지 않는 한계이자, 동시에 지금 시작하는 조직이 선점할 수 있는 여백이다. 중소 제조기업의 AI 도입률이 1% 수준(중소벤처기업부, 2025)인 오늘, 사각지대는 대부분의 기업에서 아직 비추어지지 않은 채 남아 있다.</w:t>
       </w:r>
     </w:p>
-    <w:bookmarkEnd w:id="139"/>
-    <w:bookmarkStart w:id="140" w:name="핵심-요약-5"/>
+    <w:bookmarkEnd w:id="140"/>
+    <w:bookmarkStart w:id="141" w:name="핵심-요약-5"/>
     <w:p>
       <w:pPr>
         <w:pStyle w:val="Heading2"/>
@@ -12796,8 +13235,8 @@
         <w:t xml:space="preserve">3부작의 실증적 결론: 기록하는 ERP는 성과의 필요조건이고, 사각지대를 통치하는 판단의 층이 다음 단계다. 온톨로지 계층의 공개 실측 사례가 아직 드물다는 것은 한계이자, 지금 시작하는 기업의 여백이다.</w:t>
       </w:r>
     </w:p>
-    <w:bookmarkEnd w:id="140"/>
-    <w:bookmarkStart w:id="141" w:name="이-장의-참고문헌-5"/>
+    <w:bookmarkEnd w:id="141"/>
+    <w:bookmarkStart w:id="142" w:name="이-장의-참고문헌-5"/>
     <w:p>
       <w:pPr>
         <w:pStyle w:val="Heading2"/>
@@ -13014,9 +13453,9 @@
         <w:t xml:space="preserve">. Oxford University Press.</w:t>
       </w:r>
     </w:p>
-    <w:bookmarkEnd w:id="141"/>
     <w:bookmarkEnd w:id="142"/>
-    <w:bookmarkStart w:id="154" w:name="에필로그.-두-개의-뇌-하나의-기업"/>
+    <w:bookmarkEnd w:id="143"/>
+    <w:bookmarkStart w:id="155" w:name="에필로그.-두-개의-뇌-하나의-기업"/>
     <w:p>
       <w:pPr>
         <w:pStyle w:val="Heading1"/>
@@ -13053,7 +13492,7 @@
         <w:t xml:space="preserve">이 책의 여정은 결국 이 한 문장에 대한 두 사람의 응답이었다.</w:t>
       </w:r>
     </w:p>
-    <w:bookmarkStart w:id="143" w:name="첫-번째-목소리-형식지의-길을-걸어온-사람-이형근"/>
+    <w:bookmarkStart w:id="144" w:name="첫-번째-목소리-형식지의-길을-걸어온-사람-이형근"/>
     <w:p>
       <w:pPr>
         <w:pStyle w:val="Heading2"/>
@@ -13104,8 +13543,8 @@
         <w:t xml:space="preserve">영역이다. 제2부 15장에서 우리는 이것을 정직하게 인정했다. Odoo의 AI는 정의하고 측정하고 통제하는 데 유능하지만, 사각지대를 분석하고 개선하는 데는 온톨로지라는 다른 층위가 필요하다고. 그 층위를 채워 준 것이 두 번째 목소리다.</w:t>
       </w:r>
     </w:p>
-    <w:bookmarkEnd w:id="143"/>
-    <w:bookmarkStart w:id="144" w:name="두-번째-목소리-암묵지의-길을-걸어온-사람-정인호"/>
+    <w:bookmarkEnd w:id="144"/>
+    <w:bookmarkStart w:id="145" w:name="두-번째-목소리-암묵지의-길을-걸어온-사람-정인호"/>
     <w:p>
       <w:pPr>
         <w:pStyle w:val="Heading2"/>
@@ -13205,8 +13644,8 @@
         <w:t xml:space="preserve">이형근 저자의 30년이 형식지의 정돈이었다면, 나의 작업은 암묵지의 발굴이었다. 이 책에서 두 작업이 만난 것은 우연이 아니다. 데이터의 3정5S 없이 온톨로지는 설 자리가 없고, 온톨로지 없이 형식지는 판단에 이르지 못한다. 두 길은 처음부터 서로를 기다리고 있었다.</w:t>
       </w:r>
     </w:p>
-    <w:bookmarkEnd w:id="144"/>
-    <w:bookmarkStart w:id="148" w:name="합류-기록하는-erp에서-판단하는-erp로"/>
+    <w:bookmarkEnd w:id="145"/>
+    <w:bookmarkStart w:id="149" w:name="합류-기록하는-erp에서-판단하는-erp로"/>
     <w:p>
       <w:pPr>
         <w:pStyle w:val="Heading2"/>
@@ -13232,18 +13671,18 @@
           <wp:inline>
             <wp:extent cx="4206240" cy="2991104"/>
             <wp:effectExtent b="0" l="0" r="0" t="0"/>
-            <wp:docPr descr="그림 E-1. 서드브레인 — 세 갈래 길의 합류" title="" id="146" name="Picture"/>
+            <wp:docPr descr="그림 E-1. 서드브레인 — 세 갈래 길의 합류" title="" id="147" name="Picture"/>
             <a:graphic>
               <a:graphicData uri="http://schemas.openxmlformats.org/drawingml/2006/picture">
                 <pic:pic>
                   <pic:nvPicPr>
-                    <pic:cNvPr descr="figures/fig_E1_thirdbrain.png" id="147" name="Picture"/>
+                    <pic:cNvPr descr="figures/fig_E1_thirdbrain.png" id="148" name="Picture"/>
                     <pic:cNvPicPr>
                       <a:picLocks noChangeArrowheads="1" noChangeAspect="1"/>
                     </pic:cNvPicPr>
                   </pic:nvPicPr>
                   <pic:blipFill>
-                    <a:blip r:embed="rId145"/>
+                    <a:blip r:embed="rId146"/>
                     <a:stretch>
                       <a:fillRect/>
                     </a:stretch>
@@ -13286,8 +13725,8 @@
         <w:t xml:space="preserve">기록하는 ERP는 과거를 말하고, 판단하는 ERP는 미래를 말한다. 매출은 어디서 늘릴 수 있는가, 원가는 어디서 새는가, 납기는 지켜질 것인가, 불량은 어디서 오는가 — 경영의 네 가지 영원한 질문에, 형식지와 암묵지가 하나의 그래프 위에서 만나 근거를 가지고 답하는 시스템. 그것이 우리가 이 책 전체에 걸쳐 그린 지능형 ERP의 완성형이며, 제3부의 사례들이 보여 준 것처럼 그것은 이미 관념이 아니라 구축 가능한 현실이다.</w:t>
       </w:r>
     </w:p>
-    <w:bookmarkEnd w:id="148"/>
-    <w:bookmarkStart w:id="149" w:name="부작이-걸어온-길-한-페이지-결산"/>
+    <w:bookmarkEnd w:id="149"/>
+    <w:bookmarkStart w:id="150" w:name="부작이-걸어온-길-한-페이지-결산"/>
     <w:p>
       <w:pPr>
         <w:pStyle w:val="Heading2"/>
@@ -13382,8 +13821,8 @@
         <w:t xml:space="preserve">그 전환의 전제는 데이터의 규율(1부)이고, 몸체는 열린 플랫폼(2부)이며, 완성은 의미의 층위(3부)다.</w:t>
       </w:r>
     </w:p>
-    <w:bookmarkEnd w:id="149"/>
-    <w:bookmarkStart w:id="150" w:name="서드브레인-기업의-하루-우리가-그리는-미래상"/>
+    <w:bookmarkEnd w:id="150"/>
+    <w:bookmarkStart w:id="151" w:name="서드브레인-기업의-하루-우리가-그리는-미래상"/>
     <w:p>
       <w:pPr>
         <w:pStyle w:val="Heading2"/>
@@ -13483,8 +13922,8 @@
         <w:t xml:space="preserve">과장된 미래가 아니다. 이 책의 1부가 방법론을, 2부가 플랫폼을, 3부가 온톨로지 메커니즘을 제시했듯, 이 하루의 모든 장면은 오늘의 기술로 구축 가능한 현실이다. 남은 것은 결단과 순서뿐이다.</w:t>
       </w:r>
     </w:p>
-    <w:bookmarkEnd w:id="150"/>
-    <w:bookmarkStart w:id="151" w:name="내일-아침에-시작하는-사람을-위하여-첫-90일"/>
+    <w:bookmarkEnd w:id="151"/>
+    <w:bookmarkStart w:id="152" w:name="내일-아침에-시작하는-사람을-위하여-첫-90일"/>
     <w:p>
       <w:pPr>
         <w:pStyle w:val="Heading2"/>
@@ -13715,8 +14154,8 @@
         <w:t xml:space="preserve">90일 뒤 당신의 회사에는 네 가지가 생긴다. 정돈된 코드체계, 믿을 수 있는 실시간 데이터, 스스로 말하는 첫 번째 경보, 그리고 자라기 시작한 온톨로지의 씨앗. 그것이 서드브레인의 태아다.</w:t>
       </w:r>
     </w:p>
-    <w:bookmarkEnd w:id="151"/>
-    <w:bookmarkStart w:id="152" w:name="독자에게-세-가지-당부"/>
+    <w:bookmarkEnd w:id="152"/>
+    <w:bookmarkStart w:id="153" w:name="독자에게-세-가지-당부"/>
     <w:p>
       <w:pPr>
         <w:pStyle w:val="Heading2"/>
@@ -13839,8 +14278,8 @@
         <w:t xml:space="preserve">이 문장을 3부작의 마지막 문장이자, 독자의 프로젝트의 첫 문장으로 남긴다.</w:t>
       </w:r>
     </w:p>
-    <w:bookmarkEnd w:id="152"/>
-    <w:bookmarkStart w:id="153" w:name="감사의-글"/>
+    <w:bookmarkEnd w:id="153"/>
+    <w:bookmarkStart w:id="154" w:name="감사의-글"/>
     <w:p>
       <w:pPr>
         <w:pStyle w:val="Heading2"/>
@@ -13881,8 +14320,8 @@
         <w:t xml:space="preserve">이형근 · 정인호</w:t>
       </w:r>
     </w:p>
-    <w:bookmarkEnd w:id="153"/>
     <w:bookmarkEnd w:id="154"/>
+    <w:bookmarkEnd w:id="155"/>
     <w:sectPr/>
   </w:body>
 </w:document>

--- a/book/v2/AI_ERP_혁명_Odoo와_지능형ERP_3부_에필로그.docx
+++ b/book/v2/AI_ERP_혁명_Odoo와_지능형ERP_3부_에필로그.docx
@@ -5970,7 +5970,7 @@
     </w:p>
     <w:bookmarkEnd w:id="74"/>
     <w:bookmarkEnd w:id="75"/>
-    <w:bookmarkStart w:id="95" w:name="X4635f748735780d60ec3535c91168f97134c075"/>
+    <w:bookmarkStart w:id="98" w:name="X4635f748735780d60ec3535c91168f97134c075"/>
     <w:p>
       <w:pPr>
         <w:pStyle w:val="Heading1"/>
@@ -7919,7 +7919,7 @@
       </w:r>
     </w:p>
     <w:bookmarkEnd w:id="91"/>
-    <w:bookmarkStart w:id="92" w:name="온톨로지-다음의-세상-뉴로-심볼릭-ai와-우리의-자리"/>
+    <w:bookmarkStart w:id="95" w:name="온톨로지-다음의-세상-뉴로-심볼릭-ai와-우리의-자리"/>
     <w:p>
       <w:pPr>
         <w:pStyle w:val="Heading2"/>
@@ -8226,6 +8226,61 @@
     </w:p>
     <w:p>
       <w:pPr>
+        <w:pStyle w:val="CaptionedFigure"/>
+      </w:pPr>
+      <w:r>
+        <w:drawing>
+          <wp:inline>
+            <wp:extent cx="4206240" cy="3280867"/>
+            <wp:effectExtent b="0" l="0" r="0" t="0"/>
+            <wp:docPr descr="그림 21-4. 근거 UI 화면 목업 — 설명 가능한 AI: 판단과 함께 근거를 보여준다" title="" id="93" name="Picture"/>
+            <a:graphic>
+              <a:graphicData uri="http://schemas.openxmlformats.org/drawingml/2006/picture">
+                <pic:pic>
+                  <pic:nvPicPr>
+                    <pic:cNvPr descr="figures/fig_214_evidence_ui.png" id="94" name="Picture"/>
+                    <pic:cNvPicPr>
+                      <a:picLocks noChangeArrowheads="1" noChangeAspect="1"/>
+                    </pic:cNvPicPr>
+                  </pic:nvPicPr>
+                  <pic:blipFill>
+                    <a:blip r:embed="rId92"/>
+                    <a:stretch>
+                      <a:fillRect/>
+                    </a:stretch>
+                  </pic:blipFill>
+                  <pic:spPr bwMode="auto">
+                    <a:xfrm>
+                      <a:off x="0" y="0"/>
+                      <a:ext cx="4206240" cy="3280867"/>
+                    </a:xfrm>
+                    <a:prstGeom prst="rect">
+                      <a:avLst/>
+                    </a:prstGeom>
+                    <a:noFill/>
+                    <a:ln w="9525">
+                      <a:noFill/>
+                      <a:headEnd/>
+                      <a:tailEnd/>
+                    </a:ln>
+                  </pic:spPr>
+                </pic:pic>
+              </a:graphicData>
+            </a:graphic>
+          </wp:inline>
+        </w:drawing>
+      </w:r>
+    </w:p>
+    <w:p>
+      <w:pPr>
+        <w:pStyle w:val="ImageCaption"/>
+      </w:pPr>
+      <w:r>
+        <w:t xml:space="preserve">그림 21-4. 근거 UI 화면 목업 — 설명 가능한 AI: 판단과 함께 근거를 보여준다</w:t>
+      </w:r>
+    </w:p>
+    <w:p>
+      <w:pPr>
         <w:pStyle w:val="BodyText"/>
       </w:pPr>
       <w:r>
@@ -8248,8 +8303,8 @@
         <w:t xml:space="preserve">우리가 1부에서 심고 3부에서 키운 온톨로지는, 뉴럴의 직관이 폭주하지 않도록 붙잡는 시스템 2 — 기업의 이성 — 로 완성된다.</w:t>
       </w:r>
     </w:p>
-    <w:bookmarkEnd w:id="92"/>
-    <w:bookmarkStart w:id="93" w:name="핵심-요약-3"/>
+    <w:bookmarkEnd w:id="95"/>
+    <w:bookmarkStart w:id="96" w:name="핵심-요약-3"/>
     <w:p>
       <w:pPr>
         <w:pStyle w:val="Heading2"/>
@@ -8354,8 +8409,8 @@
         <w:t xml:space="preserve">이 통합 아키텍처는 의사결정 AI의 다음 단계인 뉴로-심볼릭 AI(뉴럴이 제안하고 심볼릭이 검증하는 환각 차단 구조)의 골격을 이미 갖추고 있다. 남은 보강은 SHACL·규칙 엔진(검증의 형식화), 근거 UI(설명의 제품화), 시맨틱 카탈로그·계보, 최적화 솔버의 네 가지다 — 온톨로지 다음의 세상은 온톨로지가 검증자가 되는 세상이다.</w:t>
       </w:r>
     </w:p>
-    <w:bookmarkEnd w:id="93"/>
-    <w:bookmarkStart w:id="94" w:name="이-장의-참고문헌-3"/>
+    <w:bookmarkEnd w:id="96"/>
+    <w:bookmarkStart w:id="97" w:name="이-장의-참고문헌-3"/>
     <w:p>
       <w:pPr>
         <w:pStyle w:val="Heading2"/>
@@ -8587,9 +8642,9 @@
         <w:t xml:space="preserve">(3rd ed.). Wiley.</w:t>
       </w:r>
     </w:p>
-    <w:bookmarkEnd w:id="94"/>
-    <w:bookmarkEnd w:id="95"/>
-    <w:bookmarkStart w:id="114" w:name="제22장.-ax-성공-방법론-진단에서-가치-창출까지"/>
+    <w:bookmarkEnd w:id="97"/>
+    <w:bookmarkEnd w:id="98"/>
+    <w:bookmarkStart w:id="117" w:name="제22장.-ax-성공-방법론-진단에서-가치-창출까지"/>
     <w:p>
       <w:pPr>
         <w:pStyle w:val="Heading1"/>
@@ -8641,7 +8696,7 @@
         <w:t xml:space="preserve">에 답하는 실행의 문법이며, 컨설턴트가 제안서를 쓰고 경영자가 투자를 판단할 수 있는 수준의 구체성을 갖추어야 한다. 1부 6장이 AX 컨설팅 전체의 5단계 로드맵으로 그 문법을 세웠다면, 이 장은 온톨로지 메커니즘 툴이 그 로드맵의 어느 자리에서 어떻게 작동하는지를 확정한다. 먼저 JEDAIX를 관통하는 문제해결 5단계를 전사 AX 방법론으로 일반화하고(22.1), 1부 6장의 로드맵과 결합한 통합 로드맵(22.2), 1부 5장 DMAIC와의 단계 대응(22.3)을 세운 뒤, 도입 유형별 시나리오 두 가지(22.4), 운영환경 맞춤의 실무(22.5), 그리고 성공 판정 KPI와 정직한 평가(22.6)로 마무리한다.</w:t>
       </w:r>
     </w:p>
-    <w:bookmarkStart w:id="99" w:name="관통하는-문제해결-5단계-전사-ax-방법론으로의-일반화"/>
+    <w:bookmarkStart w:id="102" w:name="관통하는-문제해결-5단계-전사-ax-방법론으로의-일반화"/>
     <w:p>
       <w:pPr>
         <w:pStyle w:val="Heading2"/>
@@ -8659,18 +8714,18 @@
           <wp:inline>
             <wp:extent cx="4206240" cy="1888515"/>
             <wp:effectExtent b="0" l="0" r="0" t="0"/>
-            <wp:docPr descr="그림 22-1. 관통 문제해결 5단계" title="" id="97" name="Picture"/>
+            <wp:docPr descr="그림 22-1. 관통 문제해결 5단계" title="" id="100" name="Picture"/>
             <a:graphic>
               <a:graphicData uri="http://schemas.openxmlformats.org/drawingml/2006/picture">
                 <pic:pic>
                   <pic:nvPicPr>
-                    <pic:cNvPr descr="figures/fig_221_five_steps.png" id="98" name="Picture"/>
+                    <pic:cNvPr descr="figures/fig_221_five_steps.png" id="101" name="Picture"/>
                     <pic:cNvPicPr>
                       <a:picLocks noChangeArrowheads="1" noChangeAspect="1"/>
                     </pic:cNvPicPr>
                   </pic:nvPicPr>
                   <pic:blipFill>
-                    <a:blip r:embed="rId96"/>
+                    <a:blip r:embed="rId99"/>
                     <a:stretch>
                       <a:fillRect/>
                     </a:stretch>
@@ -9196,8 +9251,8 @@
         <w:t xml:space="preserve">라는 질문으로 접근해야 한다. 이하의 절들이 그 질문에 답한다.</w:t>
       </w:r>
     </w:p>
-    <w:bookmarkEnd w:id="99"/>
-    <w:bookmarkStart w:id="100" w:name="통합-로드맵-1부-6장의-5단계-위에-jedaix를-배치한다"/>
+    <w:bookmarkEnd w:id="102"/>
+    <w:bookmarkStart w:id="103" w:name="통합-로드맵-1부-6장의-5단계-위에-jedaix를-배치한다"/>
     <w:p>
       <w:pPr>
         <w:pStyle w:val="Heading2"/>
@@ -9584,8 +9639,8 @@
         <w:t xml:space="preserve">단, 이 순서에는 중요한 예외가 있다. ERP가 아예 없는 조직이다. 이 경우 JEDAIX는 4단계가 아니라 사실상 2단계의 자리 — 표준 프로세스와 데이터 기반을 처음 만드는 자리 — 에서 시작할 수 있으며, 이것이 22.4절의 첫 번째 시나리오다.</w:t>
       </w:r>
     </w:p>
-    <w:bookmarkEnd w:id="100"/>
-    <w:bookmarkStart w:id="101" w:name="dmaic-대응-1부-5장의-무한-루프가-제품이-된-모습"/>
+    <w:bookmarkEnd w:id="103"/>
+    <w:bookmarkStart w:id="104" w:name="dmaic-대응-1부-5장의-무한-루프가-제품이-된-모습"/>
     <w:p>
       <w:pPr>
         <w:pStyle w:val="Heading2"/>
@@ -9929,8 +9984,8 @@
         <w:t xml:space="preserve">를 판별할 수 있다.</w:t>
       </w:r>
     </w:p>
-    <w:bookmarkEnd w:id="101"/>
-    <w:bookmarkStart w:id="107" w:name="도입-유형별-시나리오-두-개의-출발점"/>
+    <w:bookmarkEnd w:id="104"/>
+    <w:bookmarkStart w:id="110" w:name="도입-유형별-시나리오-두-개의-출발점"/>
     <w:p>
       <w:pPr>
         <w:pStyle w:val="Heading2"/>
@@ -9948,18 +10003,18 @@
           <wp:inline>
             <wp:extent cx="4206240" cy="2804160"/>
             <wp:effectExtent b="0" l="0" r="0" t="0"/>
-            <wp:docPr descr="그림 22-2. 도입 유형 2경로" title="" id="103" name="Picture"/>
+            <wp:docPr descr="그림 22-2. 도입 유형 2경로" title="" id="106" name="Picture"/>
             <a:graphic>
               <a:graphicData uri="http://schemas.openxmlformats.org/drawingml/2006/picture">
                 <pic:pic>
                   <pic:nvPicPr>
-                    <pic:cNvPr descr="figures/fig_222_two_paths.png" id="104" name="Picture"/>
+                    <pic:cNvPr descr="figures/fig_222_two_paths.png" id="107" name="Picture"/>
                     <pic:cNvPicPr>
                       <a:picLocks noChangeArrowheads="1" noChangeAspect="1"/>
                     </pic:cNvPicPr>
                   </pic:nvPicPr>
                   <pic:blipFill>
-                    <a:blip r:embed="rId102"/>
+                    <a:blip r:embed="rId105"/>
                     <a:stretch>
                       <a:fillRect/>
                     </a:stretch>
@@ -10002,7 +10057,7 @@
         <w:t xml:space="preserve">18장에서 확인했듯 온톨로지 메커니즘 툴의 가치는 두 종류의 조직에게 서로 다른 방식으로 성립한다. ERP가 없는 조직에게는 표준 프로세스와 데이터 기반을 대화만으로 처음 세우는 가치, ERP가 있는 조직에게는 시스템이 기록하지 못하는 암묵 영역을 통합하는 가치다. 도입 시나리오도 둘로 갈라진다.</w:t>
       </w:r>
     </w:p>
-    <w:bookmarkStart w:id="105" w:name="X910ff502f4145e2e13975be8ba27f7fbc74cd42"/>
+    <w:bookmarkStart w:id="108" w:name="X910ff502f4145e2e13975be8ba27f7fbc74cd42"/>
     <w:p>
       <w:pPr>
         <w:pStyle w:val="Heading3"/>
@@ -10374,8 +10429,8 @@
         <w:t xml:space="preserve">이 설계 원리다.</w:t>
       </w:r>
     </w:p>
-    <w:bookmarkEnd w:id="105"/>
-    <w:bookmarkStart w:id="106" w:name="시나리오-2-erp-보유-중소기업-odoo와-jedaix의-병행"/>
+    <w:bookmarkEnd w:id="108"/>
+    <w:bookmarkStart w:id="109" w:name="시나리오-2-erp-보유-중소기업-odoo와-jedaix의-병행"/>
     <w:p>
       <w:pPr>
         <w:pStyle w:val="Heading3"/>
@@ -10720,9 +10775,9 @@
         <w:t xml:space="preserve">(4단계의 KGI 개선)에 있다. 어느 쪽이든 공통 원칙은 1부·2부와 동일하다. 작게 시작해 얇게 완주한다 — 전 부서 동시 전개가 아니라 부서 두 곳, 질문 몇 개로 시작해 첫 확정과 첫 승인 실행까지를 6개월 이내에 통과하는 것이 거대한 일괄 구축보다 언제나 낫다. 그리고 어느 쪽이든, 시나리오는 출발점이지 처방전이 아니다. 2부 17장이 업종 전형의 맹신을 경계했듯, 1단계 진단의 결과가 시나리오를 수정할 권한을 언제나 갖는다.</w:t>
       </w:r>
     </w:p>
-    <w:bookmarkEnd w:id="106"/>
-    <w:bookmarkEnd w:id="107"/>
-    <w:bookmarkStart w:id="108" w:name="운영환경의-맞춤-매트릭스-대화형-설정-데이터-매핑"/>
+    <w:bookmarkEnd w:id="109"/>
+    <w:bookmarkEnd w:id="110"/>
+    <w:bookmarkStart w:id="111" w:name="운영환경의-맞춤-매트릭스-대화형-설정-데이터-매핑"/>
     <w:p>
       <w:pPr>
         <w:pStyle w:val="Heading2"/>
@@ -10840,8 +10895,8 @@
         <w:t xml:space="preserve">사고 — 이관 완료 후에야 발견되던 전형적 실패 — 를 편입 시점에 차단하는 장치다(JEDAIX 운영 매뉴얼 v9). Odoo 병행 시나리오에서 이 마법사는 Odoo의 마스터·트랜잭션을 온톨로지의 표준 속성에 정렬시키는 연계 경로이기도 하다(21장). 1부 2장의 언어로 말하면, 매핑 마법사는 데이터의 정돈 — 모든 데이터에 정위치를 부여하는 작업 — 을 반자동화한 것이고, 검증 단계는 청소·청결의 자동화다. 방법론의 계보가 여기서도 이어진다.</w:t>
       </w:r>
     </w:p>
-    <w:bookmarkEnd w:id="108"/>
-    <w:bookmarkStart w:id="111" w:name="성공-판정-kpi와-정직한-평가"/>
+    <w:bookmarkEnd w:id="111"/>
+    <w:bookmarkStart w:id="114" w:name="성공-판정-kpi와-정직한-평가"/>
     <w:p>
       <w:pPr>
         <w:pStyle w:val="Heading2"/>
@@ -10850,7 +10905,7 @@
         <w:t xml:space="preserve">22.6 성공 판정 KPI와 정직한 평가</w:t>
       </w:r>
     </w:p>
-    <w:bookmarkStart w:id="109" w:name="무엇으로-성공을-판정하는가"/>
+    <w:bookmarkStart w:id="112" w:name="무엇으로-성공을-판정하는가"/>
     <w:p>
       <w:pPr>
         <w:pStyle w:val="Heading3"/>
@@ -11195,8 +11250,8 @@
         <w:t xml:space="preserve">승인율은 특히 이중의 의미를 갖는다. 너무 낮으면 발굴의 품질이 낮다는 신호이고, 수정·반려 없이 100%에 가깝다면 사람의 검토가 형식화되었다는 — 1부 6장이 경계한 새로운 타자의존의 — 신호일 수 있다. 건강한 루프는 승인 속에 기록된 수정과 그 이유를 남기며, 그 기록이 다음 제안의 정확도를 올린다(1부 5장).</w:t>
       </w:r>
     </w:p>
-    <w:bookmarkEnd w:id="109"/>
-    <w:bookmarkStart w:id="110" w:name="정직한-평가-방법론이-말해주지-않는-비용"/>
+    <w:bookmarkEnd w:id="112"/>
+    <w:bookmarkStart w:id="113" w:name="정직한-평가-방법론이-말해주지-않는-비용"/>
     <w:p>
       <w:pPr>
         <w:pStyle w:val="Heading3"/>
@@ -11249,9 +11304,9 @@
         <w:t xml:space="preserve">이 한계들을 감수할 가치가 있는가의 판단 기준은 결국 18장의 질문으로 돌아간다 — 우리 회사의 손실 중 얼마가 ERP가 비추지 못하는 곳에서 발생하는가. 그 답이 크다면, 이 장의 방법론은 그 손실에 접근하는 현재로서 가장 체계적인 경로다. 다음 장에서 그 경로가 실제로 어떻게 성과가 되는지를 사례로 확인한다.</w:t>
       </w:r>
     </w:p>
-    <w:bookmarkEnd w:id="110"/>
-    <w:bookmarkEnd w:id="111"/>
-    <w:bookmarkStart w:id="112" w:name="핵심-요약-4"/>
+    <w:bookmarkEnd w:id="113"/>
+    <w:bookmarkEnd w:id="114"/>
+    <w:bookmarkStart w:id="115" w:name="핵심-요약-4"/>
     <w:p>
       <w:pPr>
         <w:pStyle w:val="Heading2"/>
@@ -11359,8 +11414,8 @@
         <w:t xml:space="preserve">는 정상 상태다.</w:t>
       </w:r>
     </w:p>
-    <w:bookmarkEnd w:id="112"/>
-    <w:bookmarkStart w:id="113" w:name="이-장의-참고문헌-4"/>
+    <w:bookmarkEnd w:id="115"/>
+    <w:bookmarkStart w:id="116" w:name="이-장의-참고문헌-4"/>
     <w:p>
       <w:pPr>
         <w:pStyle w:val="Heading2"/>
@@ -11492,9 +11547,9 @@
         <w:t xml:space="preserve">일본 생산관리 고전. 『다품종소량·수주생산의 생산관리』 (본서 연구자료).</w:t>
       </w:r>
     </w:p>
-    <w:bookmarkEnd w:id="113"/>
-    <w:bookmarkEnd w:id="114"/>
-    <w:bookmarkStart w:id="143" w:name="제23장.-성공사례-연구-사각지대에서-성과로"/>
+    <w:bookmarkEnd w:id="116"/>
+    <w:bookmarkEnd w:id="117"/>
+    <w:bookmarkStart w:id="146" w:name="제23장.-성공사례-연구-사각지대에서-성과로"/>
     <w:p>
       <w:pPr>
         <w:pStyle w:val="Heading1"/>
@@ -11591,7 +11646,7 @@
         <w:t xml:space="preserve">에 있다 — 매뉴얼이 실제 코드 실행 결과를 근거로 검증한 시스템 동작의 기록이라는 점에서, 개념도가 아니라 작동하는 기계의 관찰기다. 두 번째 층위는 실측 수치의 사례다. 중소벤처기업부의 5,003개사 성과분석과 Odoo 공식 고객 사례처럼 공개 출처에서 정량 성과가 확인된 것들로, 부문별 성과 메커니즘(23.3)에서 다룬다. 이 층위의 한계도 미리 밝힌다 — 이 수치들은 온톨로지 메커니즘 툴 자체의 성과가 아니라 데이터 통합과 스마트공장화의 성과이며, 온톨로지는 그 통합된 기록 위에 판단을 얹는 다음 단계다. 두 층위를 섞지 않고 나란히 놓는 것, 그것이 이 장의 서술 원칙이다.</w:t>
       </w:r>
     </w:p>
-    <w:bookmarkStart w:id="124" w:name="사례-연구-1-반복되는-품질-클레임-그리고-안전재고의-진실"/>
+    <w:bookmarkStart w:id="127" w:name="사례-연구-1-반복되는-품질-클레임-그리고-안전재고의-진실"/>
     <w:p>
       <w:pPr>
         <w:pStyle w:val="Heading2"/>
@@ -11609,18 +11664,18 @@
           <wp:inline>
             <wp:extent cx="4206240" cy="2231882"/>
             <wp:effectExtent b="0" l="0" r="0" t="0"/>
-            <wp:docPr descr="그림 23-1. 안전재고 사례 타임라인" title="" id="116" name="Picture"/>
+            <wp:docPr descr="그림 23-1. 안전재고 사례 타임라인" title="" id="119" name="Picture"/>
             <a:graphic>
               <a:graphicData uri="http://schemas.openxmlformats.org/drawingml/2006/picture">
                 <pic:pic>
                   <pic:nvPicPr>
-                    <pic:cNvPr descr="figures/fig_231_case_timeline.png" id="117" name="Picture"/>
+                    <pic:cNvPr descr="figures/fig_231_case_timeline.png" id="120" name="Picture"/>
                     <pic:cNvPicPr>
                       <a:picLocks noChangeArrowheads="1" noChangeAspect="1"/>
                     </pic:cNvPicPr>
                   </pic:nvPicPr>
                   <pic:blipFill>
-                    <a:blip r:embed="rId115"/>
+                    <a:blip r:embed="rId118"/>
                     <a:stretch>
                       <a:fillRect/>
                     </a:stretch>
@@ -11655,7 +11710,7 @@
         <w:t xml:space="preserve">그림 23-1. 안전재고 사례 타임라인</w:t>
       </w:r>
     </w:p>
-    <w:bookmarkStart w:id="118" w:name="배경-전부-합격인데-클레임은-반복된다"/>
+    <w:bookmarkStart w:id="121" w:name="배경-전부-합격인데-클레임은-반복된다"/>
     <w:p>
       <w:pPr>
         <w:pStyle w:val="Heading3"/>
@@ -11702,8 +11757,8 @@
         <w:t xml:space="preserve">으로 찍혀 있었기 때문이다. 이것이 18장에서 정의한 경영 사각지대의 전형이다. 형식지의 기록은 완벽한데 손실은 반복된다면, 원인은 기록 바깥 — 사람들의 관행과 눈치와 암묵적 판단 — 에 있다.</w:t>
       </w:r>
     </w:p>
-    <w:bookmarkEnd w:id="118"/>
-    <w:bookmarkStart w:id="119" w:name="station-대화-위화감이-언어가-되는-순간"/>
+    <w:bookmarkEnd w:id="121"/>
+    <w:bookmarkStart w:id="122" w:name="station-대화-위화감이-언어가-되는-순간"/>
     <w:p>
       <w:pPr>
         <w:pStyle w:val="Heading3"/>
@@ -11796,8 +11851,8 @@
         <w:t xml:space="preserve">를 감각적으로 느끼도록 돕는 장치다. 사각지대 발굴의 첫 단계가 데이터 분석이 아니라 대화라는 것 — 그리고 대화를 파고들 방향을 시스템이 실시간으로 되비춰 준다는 것 — 이 이 방법론과 통상의 BI 도구가 갈라지는 지점이다.</w:t>
       </w:r>
     </w:p>
-    <w:bookmarkEnd w:id="119"/>
-    <w:bookmarkStart w:id="120" w:name="발굴-ta-확정과-손실의-금액화"/>
+    <w:bookmarkEnd w:id="122"/>
+    <w:bookmarkStart w:id="123" w:name="발굴-ta-확정과-손실의-금액화"/>
     <w:p>
       <w:pPr>
         <w:pStyle w:val="Heading3"/>
@@ -11871,8 +11926,8 @@
         <w:t xml:space="preserve">는 숫자는 즉각적인 의사결정 근거가 된다. 암묵지의 형식지화가 완결되는 지점은 서술이 아니라 금액이다.</w:t>
       </w:r>
     </w:p>
-    <w:bookmarkEnd w:id="120"/>
-    <w:bookmarkStart w:id="121" w:name="실행-inventorybufferagent의-4단계와-사람의-승인"/>
+    <w:bookmarkEnd w:id="123"/>
+    <w:bookmarkStart w:id="124" w:name="실행-inventorybufferagent의-4단계와-사람의-승인"/>
     <w:p>
       <w:pPr>
         <w:pStyle w:val="Heading3"/>
@@ -11889,8 +11944,8 @@
         <w:t xml:space="preserve">확정된 문제는 알림으로 끝나지 않는다. InventoryBufferAgent라는 실행 주체(Skill)가 네 단계를 자동 수행한다. ①증거 정량화 — 이 유형의 신호가 최근 얼마나 자주 발생했는지 수치화한다. ②보정계수 계산 — 그 수치를 근거로 안전재고와 재주문점(ROP)을 얼마나 올려야 하는지 구체적 숫자를 계산한다. ③가상 시뮬레이션 — 디지털 트윈 위에서, 보정을 적용하면 재고 소진 예측이 어떻게 달라지는지 미리 보여준다. 이 단계까지 실제 시스템은 전혀 바뀌지 않는다. ④사람의 승인(HITL) — 담당자가 시뮬레이션 결과를 보고 승인해야만 실제 값이 바뀐다. 이 사례에서는 안전재고를 100개에서 115개로, 재주문점을 150개에서 173개로 올리는 제안이 나왔고, 시뮬레이션에서 재고 소진까지의 여유가 늘어나는 것이 확인되어 담당자가 승인했다. 승인의 순간 실제 재고 시스템의 값이 정확히 그 숫자로 갱신된다.</w:t>
       </w:r>
     </w:p>
-    <w:bookmarkEnd w:id="121"/>
-    <w:bookmarkStart w:id="122" w:name="파이프라인으로-다시-읽기-seed에서-실행까지"/>
+    <w:bookmarkEnd w:id="124"/>
+    <w:bookmarkStart w:id="125" w:name="파이프라인으로-다시-읽기-seed에서-실행까지"/>
     <w:p>
       <w:pPr>
         <w:pStyle w:val="Heading3"/>
@@ -11980,8 +12035,8 @@
         <w:t xml:space="preserve">한 문장의 발화가 일곱 구간을 거쳐 실행 값이 되기까지, 사람이 개입한 지점은 대화(①~③의 응답)와 승인(⑥)뿐이다. 나머지는 시스템의 일이었다. 그리고 이 과정 전체 — 어떤 발화가, 어떤 확인을 거쳐, 어떤 근거로, 누구의 승인 아래 값을 바꿨는지 — 가 재구성 가능한 기록으로 남는다. 1부 5장이 루프의 안전장치로 요구했던 감사 가능성이, 여기서는 파이프라인의 부산물로 자동 확보되는 것이다.</w:t>
       </w:r>
     </w:p>
-    <w:bookmarkEnd w:id="122"/>
-    <w:bookmarkStart w:id="123" w:name="성과-구조-o2c로의-환류와-조직-지식의-자산화"/>
+    <w:bookmarkEnd w:id="125"/>
+    <w:bookmarkStart w:id="126" w:name="성과-구조-o2c로의-환류와-조직-지식의-자산화"/>
     <w:p>
       <w:pPr>
         <w:pStyle w:val="Heading3"/>
@@ -12013,9 +12068,9 @@
         <w:t xml:space="preserve">이 아니라 검증된 근거로 조정되었다. 중층에서는 품질-납기-재고를 관통하는 조직적 패턴 — 납기 압박이 품질 이의를 누른다 — 이 형식지가 되어, 담당자가 퇴사해도 사라지지 않는 시스템의 자산이 되었다. 심층에서는 22장의 관통 5단계가 한 회전을 완주했다. 위화감의 언어화(①)에서 확정(②), Agent의 대안(③), 승인(④), 표준 반영(⑤)까지 — 1부 5장의 DMAIC 루프가 사람의 프로젝트가 아니라 시스템의 상시 사이클로 돈 것이다.</w:t>
       </w:r>
     </w:p>
-    <w:bookmarkEnd w:id="123"/>
-    <w:bookmarkEnd w:id="124"/>
-    <w:bookmarkStart w:id="131" w:name="사례-연구-2-조립-공정의-병목-계산할-수-없는-것을-사람에게-넘기다"/>
+    <w:bookmarkEnd w:id="126"/>
+    <w:bookmarkEnd w:id="127"/>
+    <w:bookmarkStart w:id="134" w:name="사례-연구-2-조립-공정의-병목-계산할-수-없는-것을-사람에게-넘기다"/>
     <w:p>
       <w:pPr>
         <w:pStyle w:val="Heading2"/>
@@ -12033,18 +12088,18 @@
           <wp:inline>
             <wp:extent cx="4206240" cy="2716530"/>
             <wp:effectExtent b="0" l="0" r="0" t="0"/>
-            <wp:docPr descr="그림 23-2. 조립 병목 사례 — TOC 전후 비교" title="" id="126" name="Picture"/>
+            <wp:docPr descr="그림 23-2. 조립 병목 사례 — TOC 전후 비교" title="" id="129" name="Picture"/>
             <a:graphic>
               <a:graphicData uri="http://schemas.openxmlformats.org/drawingml/2006/picture">
                 <pic:pic>
                   <pic:nvPicPr>
-                    <pic:cNvPr descr="figures/fig_232_toc_before_after.png" id="127" name="Picture"/>
+                    <pic:cNvPr descr="figures/fig_232_toc_before_after.png" id="130" name="Picture"/>
                     <pic:cNvPicPr>
                       <a:picLocks noChangeArrowheads="1" noChangeAspect="1"/>
                     </pic:cNvPicPr>
                   </pic:nvPicPr>
                   <pic:blipFill>
-                    <a:blip r:embed="rId125"/>
+                    <a:blip r:embed="rId128"/>
                     <a:stretch>
                       <a:fillRect/>
                     </a:stretch>
@@ -12079,7 +12134,7 @@
         <w:t xml:space="preserve">그림 23-2. 조립 병목 사례 — TOC 전후 비교</w:t>
       </w:r>
     </w:p>
-    <w:bookmarkStart w:id="128" w:name="배경과-대화-가동률은-정상인데-납기가-늦는다"/>
+    <w:bookmarkStart w:id="131" w:name="배경과-대화-가동률은-정상인데-납기가-늦는다"/>
     <w:p>
       <w:pPr>
         <w:pStyle w:val="Heading3"/>
@@ -12142,8 +12197,8 @@
         <w:t xml:space="preserve">이 증언은 제약이론(TOC, Theory of Constraints) 관점에서 결정적 신호다. 골드랫이 정식화했듯 전체 시스템의 산출은 가장 느린 공정 — 병목 — 이 결정하며, 병목이 아닌 공정의 속도로 계획을 세우는 것은 달성 불가능한 계획을 세우는 것과 같다(Goldratt &amp; Cox, 1984). JEDAIX는 네 개 공정(재단·조립·품질검사·포장)의 실제 처리능력을 대조해, 조립 공정이 시간당 처리량이 가장 낮은 병목임을 확인한다. 기존 생산계획은 이 병목을 고려하지 않고 재단 공정의 속도를 기준으로 짜여 있었다.</w:t>
       </w:r>
     </w:p>
-    <w:bookmarkEnd w:id="128"/>
-    <w:bookmarkStart w:id="129" w:name="정량화-그리고-자동화의-경계선"/>
+    <w:bookmarkEnd w:id="131"/>
+    <w:bookmarkStart w:id="132" w:name="정량화-그리고-자동화의-경계선"/>
     <w:p>
       <w:pPr>
         <w:pStyle w:val="Heading3"/>
@@ -12190,8 +12245,8 @@
         <w:t xml:space="preserve">하기로 결정하자, 그 결정이 반영되어 병목 공정의 처리능력 수치가 갱신되고, 이후 생산계획(MPS)은 새로운 병목 능력을 기준으로 다시 산출된다.</w:t>
       </w:r>
     </w:p>
-    <w:bookmarkEnd w:id="129"/>
-    <w:bookmarkStart w:id="130" w:name="두-사례의-대비가-말하는-것"/>
+    <w:bookmarkEnd w:id="132"/>
+    <w:bookmarkStart w:id="133" w:name="두-사례의-대비가-말하는-것"/>
     <w:p>
       <w:pPr>
         <w:pStyle w:val="Heading3"/>
@@ -12231,9 +12286,9 @@
         <w:t xml:space="preserve">사례 1은 자동 조정형이다 — Agent가 계산하고 담당자가 승인했다. 사례 2는 경영판단형이다 — 시스템은 정량 근거까지만 만들고 결정은 경영진에게 넘겼다. 이 대비가 보여주는 것은 JEDAIX가 자동화할 수 있는 것과 사람이 결정해야 하는 것을 온톨로지 층위에서부터 구분해 처리한다는 사실이며(JEDAIX 온톨로지 아키텍처 문서 v9), 이것이 22장에서 방법론의 안전핀이라 불렀던 3~4단계의 분기다. 동시에 두 사례는 같은 뼈대를 공유한다. 현장의 위화감 → 반복 확인과 확신도 축적 → 확정과 정량 근거 → 실행 가능한 대안(자동 조정 또는 결정 요청) → 표준 흐름 반영. 문제의 성격 — 재고 정책과 공정 병목이라는 전혀 다른 주제 — 과 무관하게 같은 5단계가 관통했다는 것, 이것이 두 사례를 나란히 읽을 때 얻는 방법론적 결론이다.</w:t>
       </w:r>
     </w:p>
-    <w:bookmarkEnd w:id="130"/>
-    <w:bookmarkEnd w:id="131"/>
-    <w:bookmarkStart w:id="139" w:name="부문별-성과-메커니즘-사각지대-발굴-실행-kpi"/>
+    <w:bookmarkEnd w:id="133"/>
+    <w:bookmarkEnd w:id="134"/>
+    <w:bookmarkStart w:id="142" w:name="부문별-성과-메커니즘-사각지대-발굴-실행-kpi"/>
     <w:p>
       <w:pPr>
         <w:pStyle w:val="Heading2"/>
@@ -12251,18 +12306,18 @@
           <wp:inline>
             <wp:extent cx="4206240" cy="2979419"/>
             <wp:effectExtent b="0" l="0" r="0" t="0"/>
-            <wp:docPr descr="그림 23-3. 성과 수치 한눈에" title="" id="133" name="Picture"/>
+            <wp:docPr descr="그림 23-3. 성과 수치 한눈에" title="" id="136" name="Picture"/>
             <a:graphic>
               <a:graphicData uri="http://schemas.openxmlformats.org/drawingml/2006/picture">
                 <pic:pic>
                   <pic:nvPicPr>
-                    <pic:cNvPr descr="figures/fig_233_results_chart.png" id="134" name="Picture"/>
+                    <pic:cNvPr descr="figures/fig_233_results_chart.png" id="137" name="Picture"/>
                     <pic:cNvPicPr>
                       <a:picLocks noChangeArrowheads="1" noChangeAspect="1"/>
                     </pic:cNvPicPr>
                   </pic:nvPicPr>
                   <pic:blipFill>
-                    <a:blip r:embed="rId132"/>
+                    <a:blip r:embed="rId135"/>
                     <a:stretch>
                       <a:fillRect/>
                     </a:stretch>
@@ -12320,7 +12375,7 @@
         <w:t xml:space="preserve">의 공통 프레임으로 재구성했다. 각 부문의 성과 수치는 스마트공장·통합 ERP 도입의 공개 실측치이며, 발굴·실행 열은 그 기록 위에 3부의 온톨로지 메커니즘을 얹었을 때의 작동 경로다.</w:t>
       </w:r>
     </w:p>
-    <w:bookmarkStart w:id="135" w:name="영업-매출-증대의-메커니즘"/>
+    <w:bookmarkStart w:id="138" w:name="영업-매출-증대의-메커니즘"/>
     <w:p>
       <w:pPr>
         <w:pStyle w:val="Heading3"/>
@@ -12355,8 +12410,8 @@
         <w:t xml:space="preserve">같은 담당자의 경험칙이 리드 스코어링과 수요예측의 입력이 된다. 실행은 우선순위 큐와 다음 액션 제안으로 환류된다. 실측 성과의 수준을 보면, 패션 기업 Zeitgeist는 재고·구매·회계·판매에서 시작해 제조·이커머스·CRM으로 확장한 뒤 2021년 도입 이후 매출 3배 성장과 원가 데이터 기반 마진 15% 개선을 동시에 달성했고, UAE의 기업 서비스사 MSZ는 CRM·판매·재고·회계 통합으로 매출 30~40% 증가, 미국 A Tech Authority는 도입 1년 만에 매출 22% 증가, 독일 pro Wirtschaft GT는 영업 효율 40% 향상을 보고했다(Odoo 공식 고객 사례). 국내 근거로는 중소기업중앙회의 2022년 분석이 있다 — 대·중소 상생형 스마트공장을 도입한 중소기업은 매출액 23.7% 증가를 보였는데, 생산 부문 중심의 디지털화가 수주 대응력을 거쳐 매출로 파급된 결과다. 이 사례들의 공통점은 CRM 단독이 아니라 판매·재고·회계와의 통합 위에서 성과가 났다는 것 — 영업 데이터는 다른 부문 데이터와 연결될 때 가치가 배가된다는 온톨로지의 명제 그대로다. 그리고 어느 사례도 영업 인력을 줄여서 성과를 내지 않았다. 같은 인력이 더 좋은 판단 재료를 갖게 된 결과이며, AI ERP의 목적이 대체가 아니라 증강이라는 1부 이래의 명제가 매출 지표에서도 확인된다.</w:t>
       </w:r>
     </w:p>
-    <w:bookmarkEnd w:id="135"/>
-    <w:bookmarkStart w:id="136" w:name="구매재고-원가절감의-메커니즘"/>
+    <w:bookmarkEnd w:id="138"/>
+    <w:bookmarkStart w:id="139" w:name="구매재고-원가절감의-메커니즘"/>
     <w:p>
       <w:pPr>
         <w:pStyle w:val="Heading3"/>
@@ -12409,8 +12464,8 @@
         <w:t xml:space="preserve">쌓아 두는 운영, 그리고 비공식 구매 경로나 특정 고객의 비정기 주문 패턴처럼 ERP가 기록하지 못하는 원인들이다. 발굴은 안전재고/ROP·EOQ 같은 SCM Backbone 계산 도구(21장)에 6 Station이 확인한 암묵 요인 — 사례 1의 품질-납기 충돌 같은 — 을 보정계수로 결합하는 경로를 거치며, 실행은 InventoryBufferAgent류의 조정 제안과 재주문 자동화다. 실측 성과의 수준은 국내 통계가 보여준다. 중소벤처기업부의 스마트공장 보급사업 성과분석(2014~2017년 도입 5,003개사)은 평균 원가 15.9% 감소·납기준수율 15.5% 향상을 보고했고, 경상남도의 2022~2023년 도입 439개사 집계에서는 원가 32.5% 절감이 나타났다. 개별 기업으로는 진단키트 제조사 솔젠트가 바코드 자재관리·물류동선 최적화(148m→98m) 등 73개 과제로 원가 55% 감소를 기록했다(중소벤처기업부). 해외에서는 Lotus Cruises가 구매 승인 자동화로 주문 처리 시간을 1개월에서 1~2일로 단축했고, Odoo의 피킹 전략 최적화는 같은 인원으로 피킹·포장 효율을 최대 30% 높인다. 원가절감은 단가 후려치기가 아니라 정보의 정확도 — 재고 정확도, 소요량 자동 전개, 승인 속도 — 에서 나온다는 v1 이래의 결론이 여기서도 유지된다.</w:t>
       </w:r>
     </w:p>
-    <w:bookmarkEnd w:id="136"/>
-    <w:bookmarkStart w:id="137" w:name="제조-생산성-향상의-메커니즘"/>
+    <w:bookmarkEnd w:id="139"/>
+    <w:bookmarkStart w:id="140" w:name="제조-생산성-향상의-메커니즘"/>
     <w:p>
       <w:pPr>
         <w:pStyle w:val="Heading3"/>
@@ -12478,8 +12533,8 @@
         <w:t xml:space="preserve">솔젠트의 73% 생산성 향상에서 주목할 점은, 성과의 중심이 새 설비의 대량 도입이 아니라 데이터와 동선 — 즉 흐름의 재설계 — 이었다는 사실이다. 바코드 자재관리가 수작업 기록을 없애고, 물류동선 분석이 34%의 이동을 걷어냈으며, 자동화는 그렇게 가시화된 흐름 위에 얹혔다. 3부의 언어로 옮기면, 사각지대를 비추는 데이터 계층이 먼저였고 실행은 그 다음이었다 — 발굴 없는 자동화는 혼돈을 빠르게 만들 뿐이라는, 이 책이 1부 6장의 첫 장면부터 반복해 온 순서다.</w:t>
       </w:r>
     </w:p>
-    <w:bookmarkEnd w:id="137"/>
-    <w:bookmarkStart w:id="138" w:name="품질-불량률-감소의-메커니즘"/>
+    <w:bookmarkEnd w:id="140"/>
+    <w:bookmarkStart w:id="141" w:name="품질-불량률-감소의-메커니즘"/>
     <w:p>
       <w:pPr>
         <w:pStyle w:val="Heading3"/>
@@ -12832,9 +12887,9 @@
         </w:tc>
       </w:tr>
     </w:tbl>
-    <w:bookmarkEnd w:id="138"/>
-    <w:bookmarkEnd w:id="139"/>
-    <w:bookmarkStart w:id="140" w:name="사례-종합-공통-성공요인과-3부작의-실증적-결론"/>
+    <w:bookmarkEnd w:id="141"/>
+    <w:bookmarkEnd w:id="142"/>
+    <w:bookmarkStart w:id="143" w:name="사례-종합-공통-성공요인과-3부작의-실증적-결론"/>
     <w:p>
       <w:pPr>
         <w:pStyle w:val="Heading2"/>
@@ -13096,8 +13151,8 @@
         <w:t xml:space="preserve">이제 3부작 전체의 실증적 결론을 맺을 수 있다. 1부는 방법론을 세웠다 — 3정5S로 데이터의 품질을, DMAIC 루프로 개선의 회전을, 5단계 로드맵으로 실행의 순서를. 2부는 그 방법론을 Odoo의 모듈 위에 적용해 기업의 기록(2nd Brain)을 단일 원장으로 통합했다. 그리고 실측 사례들이 보여주듯, 기록의 통합만으로도 생산성 30%·품질 43.5%·원가 15.9% 수준의 성과가 실재한다. 그러나 같은 사례들은 그 성과의 경계도 보여준다 — 검사 기록이 전부 합격인데 클레임이 반복되는 문제, 가동률이 정상인데 납기가 늦는 문제는 기록의 통합이 닿지 못하는 곳에 있다. 3부가 다룬 온톨로지 메커니즘은 바로 그곳, 경영 사각지대의 암묵지를 대화로 발굴해 검증하고, 금액으로 확정하고, 실행으로 연결하고, 사람의 승인 아래 표준으로 통치하는 층이다. 기록하는 ERP(2nd Brain)가 필요조건이라면, 판단하는 층(3rd Brain)은 그 위에서 성과의 다음 자릿수를 여는 충분조건의 후보다. 아직 온톨로지 계층까지 갖춘 실측 사례가 공개 통계로 축적되지 않았다는 사실은 이 책이 숨기지 않는 한계이자, 동시에 지금 시작하는 조직이 선점할 수 있는 여백이다. 중소 제조기업의 AI 도입률이 1% 수준(중소벤처기업부, 2025)인 오늘, 사각지대는 대부분의 기업에서 아직 비추어지지 않은 채 남아 있다.</w:t>
       </w:r>
     </w:p>
-    <w:bookmarkEnd w:id="140"/>
-    <w:bookmarkStart w:id="141" w:name="핵심-요약-5"/>
+    <w:bookmarkEnd w:id="143"/>
+    <w:bookmarkStart w:id="144" w:name="핵심-요약-5"/>
     <w:p>
       <w:pPr>
         <w:pStyle w:val="Heading2"/>
@@ -13235,8 +13290,8 @@
         <w:t xml:space="preserve">3부작의 실증적 결론: 기록하는 ERP는 성과의 필요조건이고, 사각지대를 통치하는 판단의 층이 다음 단계다. 온톨로지 계층의 공개 실측 사례가 아직 드물다는 것은 한계이자, 지금 시작하는 기업의 여백이다.</w:t>
       </w:r>
     </w:p>
-    <w:bookmarkEnd w:id="141"/>
-    <w:bookmarkStart w:id="142" w:name="이-장의-참고문헌-5"/>
+    <w:bookmarkEnd w:id="144"/>
+    <w:bookmarkStart w:id="145" w:name="이-장의-참고문헌-5"/>
     <w:p>
       <w:pPr>
         <w:pStyle w:val="Heading2"/>
@@ -13453,9 +13508,9 @@
         <w:t xml:space="preserve">. Oxford University Press.</w:t>
       </w:r>
     </w:p>
-    <w:bookmarkEnd w:id="142"/>
-    <w:bookmarkEnd w:id="143"/>
-    <w:bookmarkStart w:id="155" w:name="에필로그.-두-개의-뇌-하나의-기업"/>
+    <w:bookmarkEnd w:id="145"/>
+    <w:bookmarkEnd w:id="146"/>
+    <w:bookmarkStart w:id="158" w:name="에필로그.-두-개의-뇌-하나의-기업"/>
     <w:p>
       <w:pPr>
         <w:pStyle w:val="Heading1"/>
@@ -13492,7 +13547,7 @@
         <w:t xml:space="preserve">이 책의 여정은 결국 이 한 문장에 대한 두 사람의 응답이었다.</w:t>
       </w:r>
     </w:p>
-    <w:bookmarkStart w:id="144" w:name="첫-번째-목소리-형식지의-길을-걸어온-사람-이형근"/>
+    <w:bookmarkStart w:id="147" w:name="첫-번째-목소리-형식지의-길을-걸어온-사람-이형근"/>
     <w:p>
       <w:pPr>
         <w:pStyle w:val="Heading2"/>
@@ -13543,8 +13598,8 @@
         <w:t xml:space="preserve">영역이다. 제2부 15장에서 우리는 이것을 정직하게 인정했다. Odoo의 AI는 정의하고 측정하고 통제하는 데 유능하지만, 사각지대를 분석하고 개선하는 데는 온톨로지라는 다른 층위가 필요하다고. 그 층위를 채워 준 것이 두 번째 목소리다.</w:t>
       </w:r>
     </w:p>
-    <w:bookmarkEnd w:id="144"/>
-    <w:bookmarkStart w:id="145" w:name="두-번째-목소리-암묵지의-길을-걸어온-사람-정인호"/>
+    <w:bookmarkEnd w:id="147"/>
+    <w:bookmarkStart w:id="148" w:name="두-번째-목소리-암묵지의-길을-걸어온-사람-정인호"/>
     <w:p>
       <w:pPr>
         <w:pStyle w:val="Heading2"/>
@@ -13644,8 +13699,8 @@
         <w:t xml:space="preserve">이형근 저자의 30년이 형식지의 정돈이었다면, 나의 작업은 암묵지의 발굴이었다. 이 책에서 두 작업이 만난 것은 우연이 아니다. 데이터의 3정5S 없이 온톨로지는 설 자리가 없고, 온톨로지 없이 형식지는 판단에 이르지 못한다. 두 길은 처음부터 서로를 기다리고 있었다.</w:t>
       </w:r>
     </w:p>
-    <w:bookmarkEnd w:id="145"/>
-    <w:bookmarkStart w:id="149" w:name="합류-기록하는-erp에서-판단하는-erp로"/>
+    <w:bookmarkEnd w:id="148"/>
+    <w:bookmarkStart w:id="152" w:name="합류-기록하는-erp에서-판단하는-erp로"/>
     <w:p>
       <w:pPr>
         <w:pStyle w:val="Heading2"/>
@@ -13671,18 +13726,18 @@
           <wp:inline>
             <wp:extent cx="4206240" cy="2991104"/>
             <wp:effectExtent b="0" l="0" r="0" t="0"/>
-            <wp:docPr descr="그림 E-1. 서드브레인 — 세 갈래 길의 합류" title="" id="147" name="Picture"/>
+            <wp:docPr descr="그림 E-1. 서드브레인 — 세 갈래 길의 합류" title="" id="150" name="Picture"/>
             <a:graphic>
               <a:graphicData uri="http://schemas.openxmlformats.org/drawingml/2006/picture">
                 <pic:pic>
                   <pic:nvPicPr>
-                    <pic:cNvPr descr="figures/fig_E1_thirdbrain.png" id="148" name="Picture"/>
+                    <pic:cNvPr descr="figures/fig_E1_thirdbrain.png" id="151" name="Picture"/>
                     <pic:cNvPicPr>
                       <a:picLocks noChangeArrowheads="1" noChangeAspect="1"/>
                     </pic:cNvPicPr>
                   </pic:nvPicPr>
                   <pic:blipFill>
-                    <a:blip r:embed="rId146"/>
+                    <a:blip r:embed="rId149"/>
                     <a:stretch>
                       <a:fillRect/>
                     </a:stretch>
@@ -13725,8 +13780,8 @@
         <w:t xml:space="preserve">기록하는 ERP는 과거를 말하고, 판단하는 ERP는 미래를 말한다. 매출은 어디서 늘릴 수 있는가, 원가는 어디서 새는가, 납기는 지켜질 것인가, 불량은 어디서 오는가 — 경영의 네 가지 영원한 질문에, 형식지와 암묵지가 하나의 그래프 위에서 만나 근거를 가지고 답하는 시스템. 그것이 우리가 이 책 전체에 걸쳐 그린 지능형 ERP의 완성형이며, 제3부의 사례들이 보여 준 것처럼 그것은 이미 관념이 아니라 구축 가능한 현실이다.</w:t>
       </w:r>
     </w:p>
-    <w:bookmarkEnd w:id="149"/>
-    <w:bookmarkStart w:id="150" w:name="부작이-걸어온-길-한-페이지-결산"/>
+    <w:bookmarkEnd w:id="152"/>
+    <w:bookmarkStart w:id="153" w:name="부작이-걸어온-길-한-페이지-결산"/>
     <w:p>
       <w:pPr>
         <w:pStyle w:val="Heading2"/>
@@ -13821,8 +13876,8 @@
         <w:t xml:space="preserve">그 전환의 전제는 데이터의 규율(1부)이고, 몸체는 열린 플랫폼(2부)이며, 완성은 의미의 층위(3부)다.</w:t>
       </w:r>
     </w:p>
-    <w:bookmarkEnd w:id="150"/>
-    <w:bookmarkStart w:id="151" w:name="서드브레인-기업의-하루-우리가-그리는-미래상"/>
+    <w:bookmarkEnd w:id="153"/>
+    <w:bookmarkStart w:id="154" w:name="서드브레인-기업의-하루-우리가-그리는-미래상"/>
     <w:p>
       <w:pPr>
         <w:pStyle w:val="Heading2"/>
@@ -13922,8 +13977,8 @@
         <w:t xml:space="preserve">과장된 미래가 아니다. 이 책의 1부가 방법론을, 2부가 플랫폼을, 3부가 온톨로지 메커니즘을 제시했듯, 이 하루의 모든 장면은 오늘의 기술로 구축 가능한 현실이다. 남은 것은 결단과 순서뿐이다.</w:t>
       </w:r>
     </w:p>
-    <w:bookmarkEnd w:id="151"/>
-    <w:bookmarkStart w:id="152" w:name="내일-아침에-시작하는-사람을-위하여-첫-90일"/>
+    <w:bookmarkEnd w:id="154"/>
+    <w:bookmarkStart w:id="155" w:name="내일-아침에-시작하는-사람을-위하여-첫-90일"/>
     <w:p>
       <w:pPr>
         <w:pStyle w:val="Heading2"/>
@@ -14154,8 +14209,8 @@
         <w:t xml:space="preserve">90일 뒤 당신의 회사에는 네 가지가 생긴다. 정돈된 코드체계, 믿을 수 있는 실시간 데이터, 스스로 말하는 첫 번째 경보, 그리고 자라기 시작한 온톨로지의 씨앗. 그것이 서드브레인의 태아다.</w:t>
       </w:r>
     </w:p>
-    <w:bookmarkEnd w:id="152"/>
-    <w:bookmarkStart w:id="153" w:name="독자에게-세-가지-당부"/>
+    <w:bookmarkEnd w:id="155"/>
+    <w:bookmarkStart w:id="156" w:name="독자에게-세-가지-당부"/>
     <w:p>
       <w:pPr>
         <w:pStyle w:val="Heading2"/>
@@ -14278,8 +14333,8 @@
         <w:t xml:space="preserve">이 문장을 3부작의 마지막 문장이자, 독자의 프로젝트의 첫 문장으로 남긴다.</w:t>
       </w:r>
     </w:p>
-    <w:bookmarkEnd w:id="153"/>
-    <w:bookmarkStart w:id="154" w:name="감사의-글"/>
+    <w:bookmarkEnd w:id="156"/>
+    <w:bookmarkStart w:id="157" w:name="감사의-글"/>
     <w:p>
       <w:pPr>
         <w:pStyle w:val="Heading2"/>
@@ -14320,8 +14375,8 @@
         <w:t xml:space="preserve">이형근 · 정인호</w:t>
       </w:r>
     </w:p>
-    <w:bookmarkEnd w:id="154"/>
-    <w:bookmarkEnd w:id="155"/>
+    <w:bookmarkEnd w:id="157"/>
+    <w:bookmarkEnd w:id="158"/>
     <w:sectPr/>
   </w:body>
 </w:document>
